--- a/resources/document-templates/startup-tech-assessment-srl-template.docx
+++ b/resources/document-templates/startup-tech-assessment-srl-template.docx
@@ -1,6 +1,6 @@
 
 <file path=word/document.xml><?xml version="1.0" encoding="utf-8"?>
-<w:document xmlns:wpc="http://schemas.microsoft.com/office/word/2010/wordprocessingCanvas" xmlns:cx="http://schemas.microsoft.com/office/drawing/2014/chartex" xmlns:cx1="http://schemas.microsoft.com/office/drawing/2015/9/8/chartex" xmlns:cx2="http://schemas.microsoft.com/office/drawing/2015/10/21/chartex" xmlns:cx3="http://schemas.microsoft.com/office/drawing/2016/5/9/chartex" xmlns:cx4="http://schemas.microsoft.com/office/drawing/2016/5/10/chartex" xmlns:cx5="http://schemas.microsoft.com/office/drawing/2016/5/11/chartex" xmlns:cx6="http://schemas.microsoft.com/office/drawing/2016/5/12/chartex" xmlns:cx7="http://schemas.microsoft.com/office/drawing/2016/5/13/chartex" xmlns:cx8="http://schemas.microsoft.com/office/drawing/2016/5/14/chartex" xmlns:mc="http://schemas.openxmlformats.org/markup-compatibility/2006" xmlns:aink="http://schemas.microsoft.com/office/drawing/2016/ink" xmlns:am3d="http://schemas.microsoft.com/office/drawing/2017/model3d" xmlns:o="urn:schemas-microsoft-com:office:office" xmlns:oel="http://schemas.microsoft.com/office/2019/extlst" xmlns:r="http://schemas.openxmlformats.org/officeDocument/2006/relationships" xmlns:m="http://schemas.openxmlformats.org/officeDocument/2006/math" xmlns:v="urn:schemas-microsoft-com:vml" xmlns:wp14="http://schemas.microsoft.com/office/word/2010/wordprocessingDrawing" xmlns:wp="http://schemas.openxmlformats.org/drawingml/2006/wordprocessingDrawing" xmlns:w10="urn:schemas-microsoft-com:office:word" xmlns:w="http://schemas.openxmlformats.org/wordprocessingml/2006/main" xmlns:w14="http://schemas.microsoft.com/office/word/2010/wordml" xmlns:w15="http://schemas.microsoft.com/office/word/2012/wordml" xmlns:w16cex="http://schemas.microsoft.com/office/word/2018/wordml/cex" xmlns:w16cid="http://schemas.microsoft.com/office/word/2016/wordml/cid" xmlns:w16="http://schemas.microsoft.com/office/word/2018/wordml" xmlns:w16du="http://schemas.microsoft.com/office/word/2023/wordml/word16du" xmlns:w16sdtdh="http://schemas.microsoft.com/office/word/2020/wordml/sdtdatahash" xmlns:w16sdtfl="http://schemas.microsoft.com/office/word/2024/wordml/sdtformatlock" xmlns:w16se="http://schemas.microsoft.com/office/word/2015/wordml/symex" xmlns:wpg="http://schemas.microsoft.com/office/word/2010/wordprocessingGroup" xmlns:wpi="http://schemas.microsoft.com/office/word/2010/wordprocessingInk" xmlns:wne="http://schemas.microsoft.com/office/word/2006/wordml" xmlns:wps="http://schemas.microsoft.com/office/word/2010/wordprocessingShape" xmlns:a="http://schemas.openxmlformats.org/drawingml/2006/main" xmlns:a14="http://schemas.microsoft.com/office/drawing/2010/main" mc:Ignorable="w14 w15 w16se w16cid w16 w16cex w16sdtdh w16sdtfl w16du wp14">
+<w:document xmlns:wpc="http://schemas.microsoft.com/office/word/2010/wordprocessingCanvas" xmlns:cx="http://schemas.microsoft.com/office/drawing/2014/chartex" xmlns:cx1="http://schemas.microsoft.com/office/drawing/2015/9/8/chartex" xmlns:cx2="http://schemas.microsoft.com/office/drawing/2015/10/21/chartex" xmlns:cx3="http://schemas.microsoft.com/office/drawing/2016/5/9/chartex" xmlns:cx4="http://schemas.microsoft.com/office/drawing/2016/5/10/chartex" xmlns:cx5="http://schemas.microsoft.com/office/drawing/2016/5/11/chartex" xmlns:cx6="http://schemas.microsoft.com/office/drawing/2016/5/12/chartex" xmlns:cx7="http://schemas.microsoft.com/office/drawing/2016/5/13/chartex" xmlns:cx8="http://schemas.microsoft.com/office/drawing/2016/5/14/chartex" xmlns:mc="http://schemas.openxmlformats.org/markup-compatibility/2006" xmlns:aink="http://schemas.microsoft.com/office/drawing/2016/ink" xmlns:am3d="http://schemas.microsoft.com/office/drawing/2017/model3d" xmlns:o="urn:schemas-microsoft-com:office:office" xmlns:oel="http://schemas.microsoft.com/office/2019/extlst" xmlns:r="http://schemas.openxmlformats.org/officeDocument/2006/relationships" xmlns:m="http://schemas.openxmlformats.org/officeDocument/2006/math" xmlns:v="urn:schemas-microsoft-com:vml" xmlns:wp14="http://schemas.microsoft.com/office/word/2010/wordprocessingDrawing" xmlns:wp="http://schemas.openxmlformats.org/drawingml/2006/wordprocessingDrawing" xmlns:w10="urn:schemas-microsoft-com:office:word" xmlns:w="http://schemas.openxmlformats.org/wordprocessingml/2006/main" xmlns:w14="http://schemas.microsoft.com/office/word/2010/wordml" xmlns:w15="http://schemas.microsoft.com/office/word/2012/wordml" xmlns:w16cex="http://schemas.microsoft.com/office/word/2018/wordml/cex" xmlns:w16cid="http://schemas.microsoft.com/office/word/2016/wordml/cid" xmlns:w16="http://schemas.microsoft.com/office/word/2018/wordml" xmlns:w16du="http://schemas.microsoft.com/office/word/2023/wordml/word16du" xmlns:w16sdtdh="http://schemas.microsoft.com/office/word/2020/wordml/sdtdatahash" xmlns:w16sdtfl="http://schemas.microsoft.com/office/word/2024/wordml/sdtformatlock" xmlns:w16se="http://schemas.microsoft.com/office/word/2015/wordml/symex" xmlns:wpg="http://schemas.microsoft.com/office/word/2010/wordprocessingGroup" xmlns:wpi="http://schemas.microsoft.com/office/word/2010/wordprocessingInk" xmlns:wne="http://schemas.microsoft.com/office/word/2006/wordml" xmlns:wps="http://schemas.microsoft.com/office/word/2010/wordprocessingShape" mc:Ignorable="w14 w15 w16se w16cid w16 w16cex w16sdtdh w16sdtfl w16du wp14">
   <w:body>
     <w:p>
       <w:pPr>
@@ -52,48 +52,40 @@
       <w:pPr>
         <w:pStyle w:val="BodyText"/>
         <w:spacing w:line="276" w:lineRule="auto"/>
-        <w:ind w:right="0"/>
         <w:rPr>
           <w:spacing w:val="-2"/>
         </w:rPr>
       </w:pPr>
       <w:r>
-        <w:t>Startup Name: ${company_name}</w:t>
+        <w:t>Startup Name: ${</w:t>
       </w:r>
+      <w:proofErr w:type="spellStart"/>
       <w:r>
-        <w:rPr>
-          <w:spacing w:val="-15"/>
-        </w:rPr>
+        <w:t>company_name</w:t>
       </w:r>
-      <w:r/>
+      <w:proofErr w:type="spellEnd"/>
       <w:r>
+        <w:t>}</w:t>
+      </w:r>
+    </w:p>
+    <w:p>
+      <w:pPr>
+        <w:pStyle w:val="BodyText"/>
+        <w:spacing w:line="276" w:lineRule="auto"/>
         <w:rPr>
           <w:spacing w:val="-2"/>
         </w:rPr>
+      </w:pPr>
+      <w:r>
+        <w:t>Date: ${</w:t>
       </w:r>
-    </w:p>
-    <w:p>
-      <w:pPr>
-        <w:pStyle w:val="BodyText"/>
-        <w:spacing w:line="276" w:lineRule="auto"/>
-        <w:ind w:right="0"/>
-        <w:rPr>
-          <w:spacing w:val="-2"/>
-        </w:rPr>
-      </w:pPr>
+      <w:proofErr w:type="spellStart"/>
       <w:r>
-        <w:t>Date: ${assessment_date}</w:t>
+        <w:t>assessment_date</w:t>
       </w:r>
+      <w:proofErr w:type="spellEnd"/>
       <w:r>
-        <w:rPr>
-          <w:spacing w:val="-15"/>
-        </w:rPr>
-      </w:r>
-      <w:r/>
-      <w:r>
-        <w:rPr>
-          <w:spacing w:val="-2"/>
-        </w:rPr>
+        <w:t>}</w:t>
       </w:r>
     </w:p>
     <w:p>
@@ -231,7 +223,7 @@
               </wp:anchor>
             </w:drawing>
           </mc:Choice>
-          <mc:Fallback>
+          <mc:Fallback xmlns:a14="http://schemas.microsoft.com/office/drawing/2010/main" xmlns:a="http://schemas.openxmlformats.org/drawingml/2006/main">
             <w:pict>
               <v:rect id="Rectangle 4" style="position:absolute;margin-left:0;margin-top:.85pt;width:465.75pt;height:23.25pt;z-index:251658752;visibility:visible;mso-wrap-style:square;mso-width-percent:0;mso-height-percent:0;mso-wrap-distance-left:9pt;mso-wrap-distance-top:0;mso-wrap-distance-right:9pt;mso-wrap-distance-bottom:0;mso-position-horizontal:absolute;mso-position-horizontal-relative:text;mso-position-vertical:absolute;mso-position-vertical-relative:text;mso-width-percent:0;mso-height-percent:0;mso-width-relative:margin;mso-height-relative:margin;v-text-anchor:middle" o:spid="_x0000_s1026" strokecolor="#0a121c [484]" strokeweight="2pt" w14:anchorId="3FBB8234" o:gfxdata="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">
                 <v:fill type="frame" o:title="" recolor="t" rotate="t" r:id="rId10"/>
@@ -299,12 +291,12 @@
         <w:tblW w:w="0" w:type="auto"/>
         <w:tblInd w:w="5" w:type="dxa"/>
         <w:tblBorders>
-          <w:top w:val="single" w:color="000000" w:sz="4" w:space="0"/>
-          <w:left w:val="single" w:color="000000" w:sz="4" w:space="0"/>
-          <w:bottom w:val="single" w:color="000000" w:sz="4" w:space="0"/>
-          <w:right w:val="single" w:color="000000" w:sz="4" w:space="0"/>
-          <w:insideH w:val="single" w:color="000000" w:sz="4" w:space="0"/>
-          <w:insideV w:val="single" w:color="000000" w:sz="4" w:space="0"/>
+          <w:top w:val="single" w:sz="4" w:space="0" w:color="000000"/>
+          <w:left w:val="single" w:sz="4" w:space="0" w:color="000000"/>
+          <w:bottom w:val="single" w:sz="4" w:space="0" w:color="000000"/>
+          <w:right w:val="single" w:sz="4" w:space="0" w:color="000000"/>
+          <w:insideH w:val="single" w:sz="4" w:space="0" w:color="000000"/>
+          <w:insideV w:val="single" w:sz="4" w:space="0" w:color="000000"/>
         </w:tblBorders>
         <w:tblLayout w:type="fixed"/>
         <w:tblCellMar>
@@ -329,7 +321,7 @@
           <w:p>
             <w:pPr>
               <w:pStyle w:val="TableParagraph"/>
-              <w:spacing w:line="275" w:lineRule="exact"/>
+              <w:spacing w:line="276" w:lineRule="auto"/>
               <w:ind w:left="107"/>
               <w:rPr>
                 <w:b/>
@@ -366,7 +358,7 @@
           <w:p>
             <w:pPr>
               <w:pStyle w:val="TableParagraph"/>
-              <w:spacing w:before="1"/>
+              <w:spacing w:before="1" w:line="276" w:lineRule="auto"/>
               <w:ind w:left="107"/>
               <w:rPr>
                 <w:sz w:val="24"/>
@@ -552,7 +544,7 @@
           <w:p>
             <w:pPr>
               <w:pStyle w:val="TableParagraph"/>
-              <w:spacing w:before="41"/>
+              <w:spacing w:before="41" w:line="276" w:lineRule="auto"/>
               <w:ind w:left="107"/>
               <w:rPr>
                 <w:sz w:val="24"/>
@@ -1239,7 +1231,7 @@
           <w:p>
             <w:pPr>
               <w:pStyle w:val="TableParagraph"/>
-              <w:spacing w:line="275" w:lineRule="exact"/>
+              <w:spacing w:line="276" w:lineRule="auto"/>
               <w:ind w:left="107"/>
               <w:rPr>
                 <w:b/>
@@ -1284,7 +1276,7 @@
           <w:p>
             <w:pPr>
               <w:pStyle w:val="TableParagraph"/>
-              <w:spacing w:line="275" w:lineRule="exact"/>
+              <w:spacing w:line="276" w:lineRule="auto"/>
               <w:ind w:left="107"/>
               <w:rPr>
                 <w:sz w:val="24"/>
@@ -1498,7 +1490,7 @@
           <w:p>
             <w:pPr>
               <w:pStyle w:val="TableParagraph"/>
-              <w:spacing w:before="7" w:line="310" w:lineRule="atLeast"/>
+              <w:spacing w:before="7" w:line="276" w:lineRule="auto"/>
               <w:ind w:left="107"/>
               <w:rPr>
                 <w:sz w:val="24"/>
@@ -2610,7 +2602,7 @@
           <w:p>
             <w:pPr>
               <w:pStyle w:val="TableParagraph"/>
-              <w:spacing w:before="1"/>
+              <w:spacing w:before="1" w:line="480" w:lineRule="auto"/>
               <w:ind w:left="107"/>
               <w:rPr>
                 <w:b/>
@@ -2647,7 +2639,7 @@
           <w:p>
             <w:pPr>
               <w:pStyle w:val="TableParagraph"/>
-              <w:spacing w:line="278" w:lineRule="auto"/>
+              <w:spacing w:line="360" w:lineRule="auto"/>
               <w:ind w:left="107"/>
               <w:rPr>
                 <w:sz w:val="24"/>
@@ -2657,13 +2649,7 @@
               <w:rPr>
                 <w:sz w:val="24"/>
               </w:rPr>
-              <w:t xml:space="preserve">Target: </w:t>
-            </w:r>
-            <w:r>
-              <w:rPr>
-                <w:sz w:val="24"/>
-              </w:rPr>
-              <w:t>Students understand customer needs. Products or services that are made based on what the user really wants / needs</w:t>
+              <w:t>Target: Students understand customer needs. Products or services that are made based on what the user really wants / needs</w:t>
             </w:r>
           </w:p>
         </w:tc>
@@ -3057,16 +3043,8 @@
               <w:rPr>
                 <w:sz w:val="24"/>
               </w:rPr>
-              <w:t xml:space="preserve">obtain </w:t>
-            </w:r>
-            <w:proofErr w:type="gramStart"/>
-            <w:r>
-              <w:rPr>
-                <w:sz w:val="24"/>
-              </w:rPr>
-              <w:t>customer</w:t>
-            </w:r>
-            <w:proofErr w:type="gramEnd"/>
+              <w:t>obtain customer</w:t>
+            </w:r>
             <w:r>
               <w:rPr>
                 <w:spacing w:val="-4"/>
@@ -3709,7 +3687,313 @@
     <w:p>
       <w:pPr>
         <w:pStyle w:val="BodyText"/>
-        <w:spacing w:before="0" w:after="0" w:line="40" w:lineRule="exact"/>
+        <w:spacing w:line="40" w:lineRule="exact"/>
+        <w:rPr>
+          <w:sz w:val="20"/>
+        </w:rPr>
+      </w:pPr>
+    </w:p>
+    <w:p>
+      <w:pPr>
+        <w:pStyle w:val="BodyText"/>
+        <w:spacing w:line="40" w:lineRule="exact"/>
+        <w:rPr>
+          <w:sz w:val="20"/>
+        </w:rPr>
+      </w:pPr>
+    </w:p>
+    <w:p>
+      <w:pPr>
+        <w:pStyle w:val="BodyText"/>
+        <w:spacing w:line="40" w:lineRule="exact"/>
+        <w:rPr>
+          <w:sz w:val="20"/>
+        </w:rPr>
+      </w:pPr>
+    </w:p>
+    <w:p>
+      <w:pPr>
+        <w:pStyle w:val="BodyText"/>
+        <w:spacing w:line="40" w:lineRule="exact"/>
+        <w:rPr>
+          <w:sz w:val="20"/>
+        </w:rPr>
+      </w:pPr>
+    </w:p>
+    <w:p>
+      <w:pPr>
+        <w:pStyle w:val="BodyText"/>
+        <w:spacing w:line="40" w:lineRule="exact"/>
+        <w:rPr>
+          <w:sz w:val="20"/>
+        </w:rPr>
+      </w:pPr>
+    </w:p>
+    <w:p>
+      <w:pPr>
+        <w:pStyle w:val="BodyText"/>
+        <w:spacing w:line="40" w:lineRule="exact"/>
+        <w:rPr>
+          <w:sz w:val="20"/>
+        </w:rPr>
+      </w:pPr>
+    </w:p>
+    <w:p>
+      <w:pPr>
+        <w:pStyle w:val="BodyText"/>
+        <w:spacing w:line="40" w:lineRule="exact"/>
+        <w:rPr>
+          <w:sz w:val="20"/>
+        </w:rPr>
+      </w:pPr>
+    </w:p>
+    <w:p>
+      <w:pPr>
+        <w:pStyle w:val="BodyText"/>
+        <w:spacing w:line="40" w:lineRule="exact"/>
+        <w:rPr>
+          <w:sz w:val="20"/>
+        </w:rPr>
+      </w:pPr>
+    </w:p>
+    <w:p>
+      <w:pPr>
+        <w:pStyle w:val="BodyText"/>
+        <w:spacing w:line="40" w:lineRule="exact"/>
+        <w:rPr>
+          <w:sz w:val="20"/>
+        </w:rPr>
+      </w:pPr>
+    </w:p>
+    <w:p>
+      <w:pPr>
+        <w:pStyle w:val="BodyText"/>
+        <w:spacing w:line="40" w:lineRule="exact"/>
+        <w:rPr>
+          <w:sz w:val="20"/>
+        </w:rPr>
+      </w:pPr>
+    </w:p>
+    <w:p>
+      <w:pPr>
+        <w:pStyle w:val="BodyText"/>
+        <w:spacing w:line="40" w:lineRule="exact"/>
+        <w:rPr>
+          <w:sz w:val="20"/>
+        </w:rPr>
+      </w:pPr>
+    </w:p>
+    <w:p>
+      <w:pPr>
+        <w:pStyle w:val="BodyText"/>
+        <w:spacing w:line="40" w:lineRule="exact"/>
+        <w:rPr>
+          <w:sz w:val="20"/>
+        </w:rPr>
+      </w:pPr>
+    </w:p>
+    <w:p>
+      <w:pPr>
+        <w:pStyle w:val="BodyText"/>
+        <w:spacing w:line="40" w:lineRule="exact"/>
+        <w:rPr>
+          <w:sz w:val="20"/>
+        </w:rPr>
+      </w:pPr>
+    </w:p>
+    <w:p>
+      <w:pPr>
+        <w:pStyle w:val="BodyText"/>
+        <w:spacing w:line="40" w:lineRule="exact"/>
+        <w:rPr>
+          <w:sz w:val="20"/>
+        </w:rPr>
+      </w:pPr>
+    </w:p>
+    <w:p>
+      <w:pPr>
+        <w:pStyle w:val="BodyText"/>
+        <w:spacing w:line="40" w:lineRule="exact"/>
+        <w:rPr>
+          <w:sz w:val="20"/>
+        </w:rPr>
+      </w:pPr>
+    </w:p>
+    <w:p>
+      <w:pPr>
+        <w:pStyle w:val="BodyText"/>
+        <w:spacing w:line="40" w:lineRule="exact"/>
+        <w:rPr>
+          <w:sz w:val="20"/>
+        </w:rPr>
+      </w:pPr>
+    </w:p>
+    <w:p>
+      <w:pPr>
+        <w:pStyle w:val="BodyText"/>
+        <w:spacing w:line="40" w:lineRule="exact"/>
+        <w:rPr>
+          <w:sz w:val="20"/>
+        </w:rPr>
+      </w:pPr>
+    </w:p>
+    <w:p>
+      <w:pPr>
+        <w:pStyle w:val="BodyText"/>
+        <w:spacing w:line="40" w:lineRule="exact"/>
+        <w:rPr>
+          <w:sz w:val="20"/>
+        </w:rPr>
+      </w:pPr>
+    </w:p>
+    <w:p>
+      <w:pPr>
+        <w:pStyle w:val="BodyText"/>
+        <w:spacing w:line="40" w:lineRule="exact"/>
+        <w:rPr>
+          <w:sz w:val="20"/>
+        </w:rPr>
+      </w:pPr>
+    </w:p>
+    <w:p>
+      <w:pPr>
+        <w:pStyle w:val="BodyText"/>
+        <w:spacing w:line="40" w:lineRule="exact"/>
+        <w:rPr>
+          <w:sz w:val="20"/>
+        </w:rPr>
+      </w:pPr>
+    </w:p>
+    <w:p>
+      <w:pPr>
+        <w:pStyle w:val="BodyText"/>
+        <w:spacing w:line="40" w:lineRule="exact"/>
+        <w:rPr>
+          <w:sz w:val="20"/>
+        </w:rPr>
+      </w:pPr>
+    </w:p>
+    <w:p>
+      <w:pPr>
+        <w:pStyle w:val="BodyText"/>
+        <w:spacing w:line="40" w:lineRule="exact"/>
+        <w:rPr>
+          <w:sz w:val="20"/>
+        </w:rPr>
+      </w:pPr>
+    </w:p>
+    <w:p>
+      <w:pPr>
+        <w:pStyle w:val="BodyText"/>
+        <w:spacing w:line="40" w:lineRule="exact"/>
+        <w:rPr>
+          <w:sz w:val="20"/>
+        </w:rPr>
+      </w:pPr>
+    </w:p>
+    <w:p>
+      <w:pPr>
+        <w:pStyle w:val="BodyText"/>
+        <w:spacing w:line="40" w:lineRule="exact"/>
+        <w:rPr>
+          <w:sz w:val="20"/>
+        </w:rPr>
+      </w:pPr>
+    </w:p>
+    <w:p>
+      <w:pPr>
+        <w:pStyle w:val="BodyText"/>
+        <w:spacing w:line="40" w:lineRule="exact"/>
+        <w:rPr>
+          <w:sz w:val="20"/>
+        </w:rPr>
+      </w:pPr>
+    </w:p>
+    <w:p>
+      <w:pPr>
+        <w:pStyle w:val="BodyText"/>
+        <w:spacing w:line="40" w:lineRule="exact"/>
+        <w:rPr>
+          <w:sz w:val="20"/>
+        </w:rPr>
+      </w:pPr>
+    </w:p>
+    <w:p>
+      <w:pPr>
+        <w:pStyle w:val="BodyText"/>
+        <w:spacing w:line="40" w:lineRule="exact"/>
+        <w:rPr>
+          <w:sz w:val="20"/>
+        </w:rPr>
+      </w:pPr>
+    </w:p>
+    <w:p>
+      <w:pPr>
+        <w:pStyle w:val="BodyText"/>
+        <w:spacing w:line="40" w:lineRule="exact"/>
+        <w:rPr>
+          <w:sz w:val="20"/>
+        </w:rPr>
+      </w:pPr>
+    </w:p>
+    <w:p>
+      <w:pPr>
+        <w:pStyle w:val="BodyText"/>
+        <w:spacing w:line="40" w:lineRule="exact"/>
+        <w:rPr>
+          <w:sz w:val="20"/>
+        </w:rPr>
+      </w:pPr>
+    </w:p>
+    <w:p>
+      <w:pPr>
+        <w:pStyle w:val="BodyText"/>
+        <w:spacing w:line="40" w:lineRule="exact"/>
+        <w:rPr>
+          <w:sz w:val="20"/>
+        </w:rPr>
+      </w:pPr>
+    </w:p>
+    <w:p>
+      <w:pPr>
+        <w:pStyle w:val="BodyText"/>
+        <w:spacing w:line="40" w:lineRule="exact"/>
+        <w:rPr>
+          <w:sz w:val="20"/>
+        </w:rPr>
+      </w:pPr>
+    </w:p>
+    <w:p>
+      <w:pPr>
+        <w:pStyle w:val="BodyText"/>
+        <w:spacing w:line="40" w:lineRule="exact"/>
+        <w:rPr>
+          <w:sz w:val="20"/>
+        </w:rPr>
+      </w:pPr>
+    </w:p>
+    <w:p>
+      <w:pPr>
+        <w:pStyle w:val="BodyText"/>
+        <w:spacing w:line="40" w:lineRule="exact"/>
+        <w:rPr>
+          <w:sz w:val="20"/>
+        </w:rPr>
+      </w:pPr>
+    </w:p>
+    <w:p>
+      <w:pPr>
+        <w:pStyle w:val="BodyText"/>
+        <w:spacing w:line="40" w:lineRule="exact"/>
+        <w:rPr>
+          <w:sz w:val="20"/>
+        </w:rPr>
+      </w:pPr>
+    </w:p>
+    <w:p>
+      <w:pPr>
+        <w:pStyle w:val="BodyText"/>
+        <w:spacing w:line="40" w:lineRule="exact"/>
         <w:rPr>
           <w:sz w:val="20"/>
         </w:rPr>
@@ -3720,12 +4004,12 @@
         <w:tblW w:w="0" w:type="auto"/>
         <w:tblInd w:w="5" w:type="dxa"/>
         <w:tblBorders>
-          <w:top w:val="single" w:color="000000" w:sz="4" w:space="0"/>
-          <w:left w:val="single" w:color="000000" w:sz="4" w:space="0"/>
-          <w:bottom w:val="single" w:color="000000" w:sz="4" w:space="0"/>
-          <w:right w:val="single" w:color="000000" w:sz="4" w:space="0"/>
-          <w:insideH w:val="single" w:color="000000" w:sz="4" w:space="0"/>
-          <w:insideV w:val="single" w:color="000000" w:sz="4" w:space="0"/>
+          <w:top w:val="single" w:sz="4" w:space="0" w:color="000000"/>
+          <w:left w:val="single" w:sz="4" w:space="0" w:color="000000"/>
+          <w:bottom w:val="single" w:sz="4" w:space="0" w:color="000000"/>
+          <w:right w:val="single" w:sz="4" w:space="0" w:color="000000"/>
+          <w:insideH w:val="single" w:sz="4" w:space="0" w:color="000000"/>
+          <w:insideV w:val="single" w:sz="4" w:space="0" w:color="000000"/>
         </w:tblBorders>
         <w:tblLayout w:type="fixed"/>
         <w:tblCellMar>
@@ -3750,7 +4034,7 @@
           <w:p>
             <w:pPr>
               <w:pStyle w:val="TableParagraph"/>
-              <w:spacing w:line="275" w:lineRule="exact"/>
+              <w:spacing w:line="480" w:lineRule="auto"/>
               <w:ind w:left="107"/>
               <w:rPr>
                 <w:b/>
@@ -3787,7 +4071,7 @@
           <w:p>
             <w:pPr>
               <w:pStyle w:val="TableParagraph"/>
-              <w:spacing w:line="276" w:lineRule="auto"/>
+              <w:spacing w:line="360" w:lineRule="auto"/>
               <w:ind w:left="107"/>
               <w:rPr>
                 <w:sz w:val="24"/>
@@ -4588,7 +4872,7 @@
           <w:p>
             <w:pPr>
               <w:pStyle w:val="TableParagraph"/>
-              <w:spacing w:line="275" w:lineRule="exact"/>
+              <w:spacing w:line="480" w:lineRule="auto"/>
               <w:ind w:left="107"/>
               <w:rPr>
                 <w:b/>
@@ -4625,7 +4909,7 @@
           <w:p>
             <w:pPr>
               <w:pStyle w:val="TableParagraph"/>
-              <w:spacing w:before="1"/>
+              <w:spacing w:before="1" w:line="480" w:lineRule="auto"/>
               <w:ind w:left="107"/>
               <w:rPr>
                 <w:sz w:val="24"/>
@@ -5434,7 +5718,7 @@
           <w:p>
             <w:pPr>
               <w:pStyle w:val="TableParagraph"/>
-              <w:spacing w:line="275" w:lineRule="exact"/>
+              <w:spacing w:line="480" w:lineRule="auto"/>
               <w:ind w:left="107"/>
               <w:rPr>
                 <w:sz w:val="24"/>
@@ -6131,7 +6415,853 @@
     <w:p>
       <w:pPr>
         <w:pStyle w:val="BodyText"/>
-        <w:spacing w:before="0" w:after="0" w:line="40" w:lineRule="exact"/>
+        <w:spacing w:line="40" w:lineRule="exact"/>
+        <w:rPr>
+          <w:sz w:val="20"/>
+        </w:rPr>
+      </w:pPr>
+    </w:p>
+    <w:p>
+      <w:pPr>
+        <w:pStyle w:val="BodyText"/>
+        <w:spacing w:line="40" w:lineRule="exact"/>
+        <w:rPr>
+          <w:sz w:val="20"/>
+        </w:rPr>
+      </w:pPr>
+    </w:p>
+    <w:p>
+      <w:pPr>
+        <w:pStyle w:val="BodyText"/>
+        <w:spacing w:line="40" w:lineRule="exact"/>
+        <w:rPr>
+          <w:sz w:val="20"/>
+        </w:rPr>
+      </w:pPr>
+    </w:p>
+    <w:p>
+      <w:pPr>
+        <w:pStyle w:val="BodyText"/>
+        <w:spacing w:line="40" w:lineRule="exact"/>
+        <w:rPr>
+          <w:sz w:val="20"/>
+        </w:rPr>
+      </w:pPr>
+    </w:p>
+    <w:p>
+      <w:pPr>
+        <w:pStyle w:val="BodyText"/>
+        <w:spacing w:line="40" w:lineRule="exact"/>
+        <w:rPr>
+          <w:sz w:val="20"/>
+        </w:rPr>
+      </w:pPr>
+    </w:p>
+    <w:p>
+      <w:pPr>
+        <w:pStyle w:val="BodyText"/>
+        <w:spacing w:line="40" w:lineRule="exact"/>
+        <w:rPr>
+          <w:sz w:val="20"/>
+        </w:rPr>
+      </w:pPr>
+    </w:p>
+    <w:p>
+      <w:pPr>
+        <w:pStyle w:val="BodyText"/>
+        <w:spacing w:line="40" w:lineRule="exact"/>
+        <w:rPr>
+          <w:sz w:val="20"/>
+        </w:rPr>
+      </w:pPr>
+    </w:p>
+    <w:p>
+      <w:pPr>
+        <w:pStyle w:val="BodyText"/>
+        <w:spacing w:line="40" w:lineRule="exact"/>
+        <w:rPr>
+          <w:sz w:val="20"/>
+        </w:rPr>
+      </w:pPr>
+    </w:p>
+    <w:p>
+      <w:pPr>
+        <w:pStyle w:val="BodyText"/>
+        <w:spacing w:line="40" w:lineRule="exact"/>
+        <w:rPr>
+          <w:sz w:val="20"/>
+        </w:rPr>
+      </w:pPr>
+    </w:p>
+    <w:p>
+      <w:pPr>
+        <w:pStyle w:val="BodyText"/>
+        <w:spacing w:line="40" w:lineRule="exact"/>
+        <w:rPr>
+          <w:sz w:val="20"/>
+        </w:rPr>
+      </w:pPr>
+    </w:p>
+    <w:p>
+      <w:pPr>
+        <w:pStyle w:val="BodyText"/>
+        <w:spacing w:line="40" w:lineRule="exact"/>
+        <w:rPr>
+          <w:sz w:val="20"/>
+        </w:rPr>
+      </w:pPr>
+    </w:p>
+    <w:p>
+      <w:pPr>
+        <w:pStyle w:val="BodyText"/>
+        <w:spacing w:line="40" w:lineRule="exact"/>
+        <w:rPr>
+          <w:sz w:val="20"/>
+        </w:rPr>
+      </w:pPr>
+    </w:p>
+    <w:p>
+      <w:pPr>
+        <w:pStyle w:val="BodyText"/>
+        <w:spacing w:line="40" w:lineRule="exact"/>
+        <w:rPr>
+          <w:sz w:val="20"/>
+        </w:rPr>
+      </w:pPr>
+    </w:p>
+    <w:p>
+      <w:pPr>
+        <w:pStyle w:val="BodyText"/>
+        <w:spacing w:line="40" w:lineRule="exact"/>
+        <w:rPr>
+          <w:sz w:val="20"/>
+        </w:rPr>
+      </w:pPr>
+    </w:p>
+    <w:p>
+      <w:pPr>
+        <w:pStyle w:val="BodyText"/>
+        <w:spacing w:line="40" w:lineRule="exact"/>
+        <w:rPr>
+          <w:sz w:val="20"/>
+        </w:rPr>
+      </w:pPr>
+    </w:p>
+    <w:p>
+      <w:pPr>
+        <w:pStyle w:val="BodyText"/>
+        <w:spacing w:line="40" w:lineRule="exact"/>
+        <w:rPr>
+          <w:sz w:val="20"/>
+        </w:rPr>
+      </w:pPr>
+    </w:p>
+    <w:p>
+      <w:pPr>
+        <w:pStyle w:val="BodyText"/>
+        <w:spacing w:line="40" w:lineRule="exact"/>
+        <w:rPr>
+          <w:sz w:val="20"/>
+        </w:rPr>
+      </w:pPr>
+    </w:p>
+    <w:p>
+      <w:pPr>
+        <w:pStyle w:val="BodyText"/>
+        <w:spacing w:line="40" w:lineRule="exact"/>
+        <w:rPr>
+          <w:sz w:val="20"/>
+        </w:rPr>
+      </w:pPr>
+    </w:p>
+    <w:p>
+      <w:pPr>
+        <w:pStyle w:val="BodyText"/>
+        <w:spacing w:line="40" w:lineRule="exact"/>
+        <w:rPr>
+          <w:sz w:val="20"/>
+        </w:rPr>
+      </w:pPr>
+    </w:p>
+    <w:p>
+      <w:pPr>
+        <w:pStyle w:val="BodyText"/>
+        <w:spacing w:line="40" w:lineRule="exact"/>
+        <w:rPr>
+          <w:sz w:val="20"/>
+        </w:rPr>
+      </w:pPr>
+    </w:p>
+    <w:p>
+      <w:pPr>
+        <w:pStyle w:val="BodyText"/>
+        <w:spacing w:line="40" w:lineRule="exact"/>
+        <w:rPr>
+          <w:sz w:val="20"/>
+        </w:rPr>
+      </w:pPr>
+    </w:p>
+    <w:p>
+      <w:pPr>
+        <w:pStyle w:val="BodyText"/>
+        <w:spacing w:line="40" w:lineRule="exact"/>
+        <w:rPr>
+          <w:sz w:val="20"/>
+        </w:rPr>
+      </w:pPr>
+    </w:p>
+    <w:p>
+      <w:pPr>
+        <w:pStyle w:val="BodyText"/>
+        <w:spacing w:line="40" w:lineRule="exact"/>
+        <w:rPr>
+          <w:sz w:val="20"/>
+        </w:rPr>
+      </w:pPr>
+    </w:p>
+    <w:p>
+      <w:pPr>
+        <w:pStyle w:val="BodyText"/>
+        <w:spacing w:line="40" w:lineRule="exact"/>
+        <w:rPr>
+          <w:sz w:val="20"/>
+        </w:rPr>
+      </w:pPr>
+    </w:p>
+    <w:p>
+      <w:pPr>
+        <w:pStyle w:val="BodyText"/>
+        <w:spacing w:line="40" w:lineRule="exact"/>
+        <w:rPr>
+          <w:sz w:val="20"/>
+        </w:rPr>
+      </w:pPr>
+    </w:p>
+    <w:p>
+      <w:pPr>
+        <w:pStyle w:val="BodyText"/>
+        <w:spacing w:line="40" w:lineRule="exact"/>
+        <w:rPr>
+          <w:sz w:val="20"/>
+        </w:rPr>
+      </w:pPr>
+    </w:p>
+    <w:p>
+      <w:pPr>
+        <w:pStyle w:val="BodyText"/>
+        <w:spacing w:line="40" w:lineRule="exact"/>
+        <w:rPr>
+          <w:sz w:val="20"/>
+        </w:rPr>
+      </w:pPr>
+    </w:p>
+    <w:p>
+      <w:pPr>
+        <w:pStyle w:val="BodyText"/>
+        <w:spacing w:line="40" w:lineRule="exact"/>
+        <w:rPr>
+          <w:sz w:val="20"/>
+        </w:rPr>
+      </w:pPr>
+    </w:p>
+    <w:p>
+      <w:pPr>
+        <w:pStyle w:val="BodyText"/>
+        <w:spacing w:line="40" w:lineRule="exact"/>
+        <w:rPr>
+          <w:sz w:val="20"/>
+        </w:rPr>
+      </w:pPr>
+    </w:p>
+    <w:p>
+      <w:pPr>
+        <w:pStyle w:val="BodyText"/>
+        <w:spacing w:line="40" w:lineRule="exact"/>
+        <w:rPr>
+          <w:sz w:val="20"/>
+        </w:rPr>
+      </w:pPr>
+    </w:p>
+    <w:p>
+      <w:pPr>
+        <w:pStyle w:val="BodyText"/>
+        <w:spacing w:line="40" w:lineRule="exact"/>
+        <w:rPr>
+          <w:sz w:val="20"/>
+        </w:rPr>
+      </w:pPr>
+    </w:p>
+    <w:p>
+      <w:pPr>
+        <w:pStyle w:val="BodyText"/>
+        <w:spacing w:line="40" w:lineRule="exact"/>
+        <w:rPr>
+          <w:sz w:val="20"/>
+        </w:rPr>
+      </w:pPr>
+    </w:p>
+    <w:p>
+      <w:pPr>
+        <w:pStyle w:val="BodyText"/>
+        <w:spacing w:line="40" w:lineRule="exact"/>
+        <w:rPr>
+          <w:sz w:val="20"/>
+        </w:rPr>
+      </w:pPr>
+    </w:p>
+    <w:p>
+      <w:pPr>
+        <w:pStyle w:val="BodyText"/>
+        <w:spacing w:line="40" w:lineRule="exact"/>
+        <w:rPr>
+          <w:sz w:val="20"/>
+        </w:rPr>
+      </w:pPr>
+    </w:p>
+    <w:p>
+      <w:pPr>
+        <w:pStyle w:val="BodyText"/>
+        <w:spacing w:line="40" w:lineRule="exact"/>
+        <w:rPr>
+          <w:sz w:val="20"/>
+        </w:rPr>
+      </w:pPr>
+    </w:p>
+    <w:p>
+      <w:pPr>
+        <w:pStyle w:val="BodyText"/>
+        <w:spacing w:line="40" w:lineRule="exact"/>
+        <w:rPr>
+          <w:sz w:val="20"/>
+        </w:rPr>
+      </w:pPr>
+    </w:p>
+    <w:p>
+      <w:pPr>
+        <w:pStyle w:val="BodyText"/>
+        <w:spacing w:line="40" w:lineRule="exact"/>
+        <w:rPr>
+          <w:sz w:val="20"/>
+        </w:rPr>
+      </w:pPr>
+    </w:p>
+    <w:p>
+      <w:pPr>
+        <w:pStyle w:val="BodyText"/>
+        <w:spacing w:line="40" w:lineRule="exact"/>
+        <w:rPr>
+          <w:sz w:val="20"/>
+        </w:rPr>
+      </w:pPr>
+    </w:p>
+    <w:p>
+      <w:pPr>
+        <w:pStyle w:val="BodyText"/>
+        <w:spacing w:line="40" w:lineRule="exact"/>
+        <w:rPr>
+          <w:sz w:val="20"/>
+        </w:rPr>
+      </w:pPr>
+    </w:p>
+    <w:p>
+      <w:pPr>
+        <w:pStyle w:val="BodyText"/>
+        <w:spacing w:line="40" w:lineRule="exact"/>
+        <w:rPr>
+          <w:sz w:val="20"/>
+        </w:rPr>
+      </w:pPr>
+    </w:p>
+    <w:p>
+      <w:pPr>
+        <w:pStyle w:val="BodyText"/>
+        <w:spacing w:line="40" w:lineRule="exact"/>
+        <w:rPr>
+          <w:sz w:val="20"/>
+        </w:rPr>
+      </w:pPr>
+    </w:p>
+    <w:p>
+      <w:pPr>
+        <w:pStyle w:val="BodyText"/>
+        <w:spacing w:line="40" w:lineRule="exact"/>
+        <w:rPr>
+          <w:sz w:val="20"/>
+        </w:rPr>
+      </w:pPr>
+    </w:p>
+    <w:p>
+      <w:pPr>
+        <w:pStyle w:val="BodyText"/>
+        <w:spacing w:line="40" w:lineRule="exact"/>
+        <w:rPr>
+          <w:sz w:val="20"/>
+        </w:rPr>
+      </w:pPr>
+    </w:p>
+    <w:p>
+      <w:pPr>
+        <w:pStyle w:val="BodyText"/>
+        <w:spacing w:line="40" w:lineRule="exact"/>
+        <w:rPr>
+          <w:sz w:val="20"/>
+        </w:rPr>
+      </w:pPr>
+    </w:p>
+    <w:p>
+      <w:pPr>
+        <w:pStyle w:val="BodyText"/>
+        <w:spacing w:line="40" w:lineRule="exact"/>
+        <w:rPr>
+          <w:sz w:val="20"/>
+        </w:rPr>
+      </w:pPr>
+    </w:p>
+    <w:p>
+      <w:pPr>
+        <w:pStyle w:val="BodyText"/>
+        <w:spacing w:line="40" w:lineRule="exact"/>
+        <w:rPr>
+          <w:sz w:val="20"/>
+        </w:rPr>
+      </w:pPr>
+    </w:p>
+    <w:p>
+      <w:pPr>
+        <w:pStyle w:val="BodyText"/>
+        <w:spacing w:line="40" w:lineRule="exact"/>
+        <w:rPr>
+          <w:sz w:val="20"/>
+        </w:rPr>
+      </w:pPr>
+    </w:p>
+    <w:p>
+      <w:pPr>
+        <w:pStyle w:val="BodyText"/>
+        <w:spacing w:line="40" w:lineRule="exact"/>
+        <w:rPr>
+          <w:sz w:val="20"/>
+        </w:rPr>
+      </w:pPr>
+    </w:p>
+    <w:p>
+      <w:pPr>
+        <w:pStyle w:val="BodyText"/>
+        <w:spacing w:line="40" w:lineRule="exact"/>
+        <w:rPr>
+          <w:sz w:val="20"/>
+        </w:rPr>
+      </w:pPr>
+    </w:p>
+    <w:p>
+      <w:pPr>
+        <w:pStyle w:val="BodyText"/>
+        <w:spacing w:line="40" w:lineRule="exact"/>
+        <w:rPr>
+          <w:sz w:val="20"/>
+        </w:rPr>
+      </w:pPr>
+    </w:p>
+    <w:p>
+      <w:pPr>
+        <w:pStyle w:val="BodyText"/>
+        <w:spacing w:line="40" w:lineRule="exact"/>
+        <w:rPr>
+          <w:sz w:val="20"/>
+        </w:rPr>
+      </w:pPr>
+    </w:p>
+    <w:p>
+      <w:pPr>
+        <w:pStyle w:val="BodyText"/>
+        <w:spacing w:line="40" w:lineRule="exact"/>
+        <w:rPr>
+          <w:sz w:val="20"/>
+        </w:rPr>
+      </w:pPr>
+    </w:p>
+    <w:p>
+      <w:pPr>
+        <w:pStyle w:val="BodyText"/>
+        <w:spacing w:line="40" w:lineRule="exact"/>
+        <w:rPr>
+          <w:sz w:val="20"/>
+        </w:rPr>
+      </w:pPr>
+    </w:p>
+    <w:p>
+      <w:pPr>
+        <w:pStyle w:val="BodyText"/>
+        <w:spacing w:line="40" w:lineRule="exact"/>
+        <w:rPr>
+          <w:sz w:val="20"/>
+        </w:rPr>
+      </w:pPr>
+    </w:p>
+    <w:p>
+      <w:pPr>
+        <w:pStyle w:val="BodyText"/>
+        <w:spacing w:line="40" w:lineRule="exact"/>
+        <w:rPr>
+          <w:sz w:val="20"/>
+        </w:rPr>
+      </w:pPr>
+    </w:p>
+    <w:p>
+      <w:pPr>
+        <w:pStyle w:val="BodyText"/>
+        <w:spacing w:line="40" w:lineRule="exact"/>
+        <w:rPr>
+          <w:sz w:val="20"/>
+        </w:rPr>
+      </w:pPr>
+    </w:p>
+    <w:p>
+      <w:pPr>
+        <w:pStyle w:val="BodyText"/>
+        <w:spacing w:line="40" w:lineRule="exact"/>
+        <w:rPr>
+          <w:sz w:val="20"/>
+        </w:rPr>
+      </w:pPr>
+    </w:p>
+    <w:p>
+      <w:pPr>
+        <w:pStyle w:val="BodyText"/>
+        <w:spacing w:line="40" w:lineRule="exact"/>
+        <w:rPr>
+          <w:sz w:val="20"/>
+        </w:rPr>
+      </w:pPr>
+    </w:p>
+    <w:p>
+      <w:pPr>
+        <w:pStyle w:val="BodyText"/>
+        <w:spacing w:line="40" w:lineRule="exact"/>
+        <w:rPr>
+          <w:sz w:val="20"/>
+        </w:rPr>
+      </w:pPr>
+    </w:p>
+    <w:p>
+      <w:pPr>
+        <w:pStyle w:val="BodyText"/>
+        <w:spacing w:line="40" w:lineRule="exact"/>
+        <w:rPr>
+          <w:sz w:val="20"/>
+        </w:rPr>
+      </w:pPr>
+    </w:p>
+    <w:p>
+      <w:pPr>
+        <w:pStyle w:val="BodyText"/>
+        <w:spacing w:line="40" w:lineRule="exact"/>
+        <w:rPr>
+          <w:sz w:val="20"/>
+        </w:rPr>
+      </w:pPr>
+    </w:p>
+    <w:p>
+      <w:pPr>
+        <w:pStyle w:val="BodyText"/>
+        <w:spacing w:line="40" w:lineRule="exact"/>
+        <w:rPr>
+          <w:sz w:val="20"/>
+        </w:rPr>
+      </w:pPr>
+    </w:p>
+    <w:p>
+      <w:pPr>
+        <w:pStyle w:val="BodyText"/>
+        <w:spacing w:line="40" w:lineRule="exact"/>
+        <w:rPr>
+          <w:sz w:val="20"/>
+        </w:rPr>
+      </w:pPr>
+    </w:p>
+    <w:p>
+      <w:pPr>
+        <w:pStyle w:val="BodyText"/>
+        <w:spacing w:line="40" w:lineRule="exact"/>
+        <w:rPr>
+          <w:sz w:val="20"/>
+        </w:rPr>
+      </w:pPr>
+    </w:p>
+    <w:p>
+      <w:pPr>
+        <w:pStyle w:val="BodyText"/>
+        <w:spacing w:line="40" w:lineRule="exact"/>
+        <w:rPr>
+          <w:sz w:val="20"/>
+        </w:rPr>
+      </w:pPr>
+    </w:p>
+    <w:p>
+      <w:pPr>
+        <w:pStyle w:val="BodyText"/>
+        <w:spacing w:line="40" w:lineRule="exact"/>
+        <w:rPr>
+          <w:sz w:val="20"/>
+        </w:rPr>
+      </w:pPr>
+    </w:p>
+    <w:p>
+      <w:pPr>
+        <w:pStyle w:val="BodyText"/>
+        <w:spacing w:line="40" w:lineRule="exact"/>
+        <w:rPr>
+          <w:sz w:val="20"/>
+        </w:rPr>
+      </w:pPr>
+    </w:p>
+    <w:p>
+      <w:pPr>
+        <w:pStyle w:val="BodyText"/>
+        <w:spacing w:line="40" w:lineRule="exact"/>
+        <w:rPr>
+          <w:sz w:val="20"/>
+        </w:rPr>
+      </w:pPr>
+    </w:p>
+    <w:p>
+      <w:pPr>
+        <w:pStyle w:val="BodyText"/>
+        <w:spacing w:line="40" w:lineRule="exact"/>
+        <w:rPr>
+          <w:sz w:val="20"/>
+        </w:rPr>
+      </w:pPr>
+    </w:p>
+    <w:p>
+      <w:pPr>
+        <w:pStyle w:val="BodyText"/>
+        <w:spacing w:line="40" w:lineRule="exact"/>
+        <w:rPr>
+          <w:sz w:val="20"/>
+        </w:rPr>
+      </w:pPr>
+    </w:p>
+    <w:p>
+      <w:pPr>
+        <w:pStyle w:val="BodyText"/>
+        <w:spacing w:line="40" w:lineRule="exact"/>
+        <w:rPr>
+          <w:sz w:val="20"/>
+        </w:rPr>
+      </w:pPr>
+    </w:p>
+    <w:p>
+      <w:pPr>
+        <w:pStyle w:val="BodyText"/>
+        <w:spacing w:line="40" w:lineRule="exact"/>
+        <w:rPr>
+          <w:sz w:val="20"/>
+        </w:rPr>
+      </w:pPr>
+    </w:p>
+    <w:p>
+      <w:pPr>
+        <w:pStyle w:val="BodyText"/>
+        <w:spacing w:line="40" w:lineRule="exact"/>
+        <w:rPr>
+          <w:sz w:val="20"/>
+        </w:rPr>
+      </w:pPr>
+    </w:p>
+    <w:p>
+      <w:pPr>
+        <w:pStyle w:val="BodyText"/>
+        <w:spacing w:line="40" w:lineRule="exact"/>
+        <w:rPr>
+          <w:sz w:val="20"/>
+        </w:rPr>
+      </w:pPr>
+    </w:p>
+    <w:p>
+      <w:pPr>
+        <w:pStyle w:val="BodyText"/>
+        <w:spacing w:line="40" w:lineRule="exact"/>
+        <w:rPr>
+          <w:sz w:val="20"/>
+        </w:rPr>
+      </w:pPr>
+    </w:p>
+    <w:p>
+      <w:pPr>
+        <w:pStyle w:val="BodyText"/>
+        <w:spacing w:line="40" w:lineRule="exact"/>
+        <w:rPr>
+          <w:sz w:val="20"/>
+        </w:rPr>
+      </w:pPr>
+    </w:p>
+    <w:p>
+      <w:pPr>
+        <w:pStyle w:val="BodyText"/>
+        <w:spacing w:line="40" w:lineRule="exact"/>
+        <w:rPr>
+          <w:sz w:val="20"/>
+        </w:rPr>
+      </w:pPr>
+    </w:p>
+    <w:p>
+      <w:pPr>
+        <w:pStyle w:val="BodyText"/>
+        <w:spacing w:line="40" w:lineRule="exact"/>
+        <w:rPr>
+          <w:sz w:val="20"/>
+        </w:rPr>
+      </w:pPr>
+    </w:p>
+    <w:p>
+      <w:pPr>
+        <w:pStyle w:val="BodyText"/>
+        <w:spacing w:line="40" w:lineRule="exact"/>
+        <w:rPr>
+          <w:sz w:val="20"/>
+        </w:rPr>
+      </w:pPr>
+    </w:p>
+    <w:p>
+      <w:pPr>
+        <w:pStyle w:val="BodyText"/>
+        <w:spacing w:line="40" w:lineRule="exact"/>
+        <w:rPr>
+          <w:sz w:val="20"/>
+        </w:rPr>
+      </w:pPr>
+    </w:p>
+    <w:p>
+      <w:pPr>
+        <w:pStyle w:val="BodyText"/>
+        <w:spacing w:line="40" w:lineRule="exact"/>
+        <w:rPr>
+          <w:sz w:val="20"/>
+        </w:rPr>
+      </w:pPr>
+    </w:p>
+    <w:p>
+      <w:pPr>
+        <w:pStyle w:val="BodyText"/>
+        <w:spacing w:line="40" w:lineRule="exact"/>
+        <w:rPr>
+          <w:sz w:val="20"/>
+        </w:rPr>
+      </w:pPr>
+    </w:p>
+    <w:p>
+      <w:pPr>
+        <w:pStyle w:val="BodyText"/>
+        <w:spacing w:line="40" w:lineRule="exact"/>
+        <w:rPr>
+          <w:sz w:val="20"/>
+        </w:rPr>
+      </w:pPr>
+    </w:p>
+    <w:p>
+      <w:pPr>
+        <w:pStyle w:val="BodyText"/>
+        <w:spacing w:line="40" w:lineRule="exact"/>
+        <w:rPr>
+          <w:sz w:val="20"/>
+        </w:rPr>
+      </w:pPr>
+    </w:p>
+    <w:p>
+      <w:pPr>
+        <w:pStyle w:val="BodyText"/>
+        <w:spacing w:line="40" w:lineRule="exact"/>
+        <w:rPr>
+          <w:sz w:val="20"/>
+        </w:rPr>
+      </w:pPr>
+    </w:p>
+    <w:p>
+      <w:pPr>
+        <w:pStyle w:val="BodyText"/>
+        <w:spacing w:line="40" w:lineRule="exact"/>
+        <w:rPr>
+          <w:sz w:val="20"/>
+        </w:rPr>
+      </w:pPr>
+    </w:p>
+    <w:p>
+      <w:pPr>
+        <w:pStyle w:val="BodyText"/>
+        <w:spacing w:line="40" w:lineRule="exact"/>
+        <w:rPr>
+          <w:sz w:val="20"/>
+        </w:rPr>
+      </w:pPr>
+    </w:p>
+    <w:p>
+      <w:pPr>
+        <w:pStyle w:val="BodyText"/>
+        <w:spacing w:line="40" w:lineRule="exact"/>
+        <w:rPr>
+          <w:sz w:val="20"/>
+        </w:rPr>
+      </w:pPr>
+    </w:p>
+    <w:p>
+      <w:pPr>
+        <w:pStyle w:val="BodyText"/>
+        <w:spacing w:line="40" w:lineRule="exact"/>
+        <w:rPr>
+          <w:sz w:val="20"/>
+        </w:rPr>
+      </w:pPr>
+    </w:p>
+    <w:p>
+      <w:pPr>
+        <w:pStyle w:val="BodyText"/>
+        <w:spacing w:line="40" w:lineRule="exact"/>
+        <w:rPr>
+          <w:sz w:val="20"/>
+        </w:rPr>
+      </w:pPr>
+    </w:p>
+    <w:p>
+      <w:pPr>
+        <w:pStyle w:val="BodyText"/>
+        <w:spacing w:line="40" w:lineRule="exact"/>
+        <w:rPr>
+          <w:sz w:val="20"/>
+        </w:rPr>
+      </w:pPr>
+    </w:p>
+    <w:p>
+      <w:pPr>
+        <w:pStyle w:val="BodyText"/>
+        <w:spacing w:line="40" w:lineRule="exact"/>
+        <w:rPr>
+          <w:sz w:val="20"/>
+        </w:rPr>
+      </w:pPr>
+    </w:p>
+    <w:p>
+      <w:pPr>
+        <w:pStyle w:val="BodyText"/>
+        <w:spacing w:line="40" w:lineRule="exact"/>
+        <w:rPr>
+          <w:sz w:val="20"/>
+        </w:rPr>
+      </w:pPr>
+    </w:p>
+    <w:p>
+      <w:pPr>
+        <w:pStyle w:val="BodyText"/>
+        <w:spacing w:line="40" w:lineRule="exact"/>
+        <w:rPr>
+          <w:sz w:val="20"/>
+        </w:rPr>
+      </w:pPr>
+    </w:p>
+    <w:p>
+      <w:pPr>
+        <w:pStyle w:val="BodyText"/>
+        <w:spacing w:line="40" w:lineRule="exact"/>
         <w:rPr>
           <w:sz w:val="20"/>
         </w:rPr>
@@ -6142,12 +7272,12 @@
         <w:tblW w:w="0" w:type="auto"/>
         <w:tblInd w:w="5" w:type="dxa"/>
         <w:tblBorders>
-          <w:top w:val="single" w:color="000000" w:sz="4" w:space="0"/>
-          <w:left w:val="single" w:color="000000" w:sz="4" w:space="0"/>
-          <w:bottom w:val="single" w:color="000000" w:sz="4" w:space="0"/>
-          <w:right w:val="single" w:color="000000" w:sz="4" w:space="0"/>
-          <w:insideH w:val="single" w:color="000000" w:sz="4" w:space="0"/>
-          <w:insideV w:val="single" w:color="000000" w:sz="4" w:space="0"/>
+          <w:top w:val="single" w:sz="4" w:space="0" w:color="000000"/>
+          <w:left w:val="single" w:sz="4" w:space="0" w:color="000000"/>
+          <w:bottom w:val="single" w:sz="4" w:space="0" w:color="000000"/>
+          <w:right w:val="single" w:sz="4" w:space="0" w:color="000000"/>
+          <w:insideH w:val="single" w:sz="4" w:space="0" w:color="000000"/>
+          <w:insideV w:val="single" w:sz="4" w:space="0" w:color="000000"/>
         </w:tblBorders>
         <w:tblLayout w:type="fixed"/>
         <w:tblCellMar>
@@ -6172,7 +7302,7 @@
           <w:p>
             <w:pPr>
               <w:pStyle w:val="TableParagraph"/>
-              <w:spacing w:line="275" w:lineRule="exact"/>
+              <w:spacing w:line="360" w:lineRule="auto"/>
               <w:ind w:left="107"/>
               <w:rPr>
                 <w:b/>
@@ -6232,7 +7362,7 @@
           <w:p>
             <w:pPr>
               <w:pStyle w:val="TableParagraph"/>
-              <w:spacing w:line="276" w:lineRule="auto"/>
+              <w:spacing w:line="360" w:lineRule="auto"/>
               <w:ind w:left="107"/>
               <w:rPr>
                 <w:sz w:val="24"/>
@@ -6856,7 +7986,7 @@
           <w:p>
             <w:pPr>
               <w:pStyle w:val="TableParagraph"/>
-              <w:spacing w:line="275" w:lineRule="exact"/>
+              <w:spacing w:line="480" w:lineRule="auto"/>
               <w:ind w:left="107"/>
               <w:rPr>
                 <w:b/>
@@ -6908,7 +8038,7 @@
           <w:p>
             <w:pPr>
               <w:pStyle w:val="TableParagraph"/>
-              <w:spacing w:line="276" w:lineRule="auto"/>
+              <w:spacing w:line="360" w:lineRule="auto"/>
               <w:ind w:left="107"/>
               <w:rPr>
                 <w:sz w:val="24"/>
@@ -7611,7 +8741,7 @@
           <w:p>
             <w:pPr>
               <w:pStyle w:val="TableParagraph"/>
-              <w:spacing w:line="275" w:lineRule="exact"/>
+              <w:spacing w:line="480" w:lineRule="auto"/>
               <w:ind w:left="107"/>
               <w:rPr>
                 <w:b/>
@@ -7686,7 +8816,7 @@
           <w:p>
             <w:pPr>
               <w:pStyle w:val="TableParagraph"/>
-              <w:spacing w:line="275" w:lineRule="exact"/>
+              <w:spacing w:line="360" w:lineRule="auto"/>
               <w:ind w:left="107"/>
               <w:rPr>
                 <w:sz w:val="24"/>
@@ -8087,13 +9217,16 @@
         </w:rPr>
       </w:pPr>
       <w:r>
-        <w:t>${evaluated_by}</w:t>
+        <w:t>${</w:t>
       </w:r>
+      <w:proofErr w:type="spellStart"/>
       <w:r>
-        <w:rPr>
-          <w:spacing w:val="-2"/>
-        </w:rPr>
+        <w:t>evaluated_by</w:t>
       </w:r>
+      <w:proofErr w:type="spellEnd"/>
+      <w:r>
+        <w:t>}</w:t>
+      </w:r>
     </w:p>
     <w:p>
       <w:pPr>
@@ -8101,26 +9234,7 @@
         <w:spacing w:before="44"/>
       </w:pPr>
       <w:r>
-        <w:rPr/>
         <w:t>${evaluated_by_position_1}</w:t>
-      </w:r>
-      <w:r>
-        <w:rPr>
-          <w:spacing w:val="-2"/>
-        </w:rPr>
-      </w:r>
-      <w:r>
-        <w:rPr>
-          <w:spacing w:val="-2"/>
-        </w:rPr>
-      </w:r>
-      <w:r>
-        <w:rPr/>
-      </w:r>
-      <w:r>
-        <w:rPr>
-          <w:spacing w:val="-2"/>
-        </w:rPr>
       </w:r>
     </w:p>
     <w:p>
@@ -8132,41 +9246,11 @@
       <w:r>
         <w:t>${evaluated_by_position_2}</w:t>
       </w:r>
-      <w:r>
-        <w:rPr>
-          <w:spacing w:val="-9"/>
-        </w:rPr>
-      </w:r>
-      <w:r/>
-      <w:r>
-        <w:rPr>
-          <w:spacing w:val="-9"/>
-        </w:rPr>
-      </w:r>
-      <w:r/>
-      <w:r>
-        <w:rPr>
-          <w:spacing w:val="-7"/>
-        </w:rPr>
-      </w:r>
-      <w:r/>
-      <w:r>
-        <w:rPr>
-          <w:spacing w:val="-7"/>
-        </w:rPr>
-      </w:r>
-      <w:r/>
-      <w:r>
-        <w:rPr>
-          <w:spacing w:val="-9"/>
-        </w:rPr>
-      </w:r>
-      <w:r/>
-    </w:p>
-    <w:p>
-      <w:pPr>
-        <w:pStyle w:val="BodyText"/>
-        <w:spacing w:before="40" w:after="0"/>
+    </w:p>
+    <w:p>
+      <w:pPr>
+        <w:pStyle w:val="BodyText"/>
+        <w:spacing w:before="40"/>
       </w:pPr>
     </w:p>
     <w:p>
@@ -8178,36 +9262,6 @@
       <w:r>
         <w:t>Reviewed by:</w:t>
       </w:r>
-      <w:r>
-        <w:rPr>
-          <w:spacing w:val="-9"/>
-        </w:rPr>
-      </w:r>
-      <w:r/>
-      <w:r>
-        <w:rPr>
-          <w:spacing w:val="-9"/>
-        </w:rPr>
-      </w:r>
-      <w:r/>
-      <w:r>
-        <w:rPr>
-          <w:spacing w:val="-7"/>
-        </w:rPr>
-      </w:r>
-      <w:r/>
-      <w:r>
-        <w:rPr>
-          <w:spacing w:val="-7"/>
-        </w:rPr>
-      </w:r>
-      <w:r/>
-      <w:r>
-        <w:rPr>
-          <w:spacing w:val="-9"/>
-        </w:rPr>
-      </w:r>
-      <w:r/>
     </w:p>
     <w:p>
       <w:pPr>
@@ -8216,10 +9270,11 @@
         <w:sectPr>
           <w:headerReference w:type="default" r:id="rId11"/>
           <w:footerReference w:type="default" r:id="rId12"/>
-          <w:pgSz w:w="12240" w:h="20160" w:orient="portrait"/>
+          <w:pgSz w:w="12240" w:h="20160" w:code="5"/>
           <w:pgMar w:top="2400" w:right="1440" w:bottom="1780" w:left="1440" w:header="264" w:footer="1594" w:gutter="0"/>
+          <w:pgNumType w:start="1"/>
           <w:cols w:space="720"/>
-          <w:pgNumType w:start="1"/>
+          <w:docGrid w:linePitch="299"/>
         </w:sectPr>
       </w:pPr>
     </w:p>
@@ -8231,8 +9286,16 @@
         </w:rPr>
       </w:pPr>
       <w:r>
-        <w:t>${reviewed_by}</w:t>
+        <w:t>${</w:t>
       </w:r>
+      <w:proofErr w:type="spellStart"/>
+      <w:r>
+        <w:t>reviewed_by</w:t>
+      </w:r>
+      <w:proofErr w:type="spellEnd"/>
+      <w:r>
+        <w:t>}</w:t>
+      </w:r>
     </w:p>
     <w:p>
       <w:pPr>
@@ -8240,12 +9303,15 @@
         <w:spacing w:before="41"/>
       </w:pPr>
       <w:r>
-        <w:t>${reviewed_by_position}</w:t>
+        <w:t>${</w:t>
       </w:r>
+      <w:proofErr w:type="spellStart"/>
       <w:r>
-        <w:rPr>
-          <w:spacing w:val="-2"/>
-        </w:rPr>
+        <w:t>reviewed_by_position</w:t>
+      </w:r>
+      <w:proofErr w:type="spellEnd"/>
+      <w:r>
+        <w:t>}</w:t>
       </w:r>
     </w:p>
     <w:p>
@@ -8292,7 +9358,15 @@
         </w:rPr>
       </w:pPr>
       <w:r>
-        <w:t>${noted_by}</w:t>
+        <w:t>${</w:t>
+      </w:r>
+      <w:proofErr w:type="spellStart"/>
+      <w:r>
+        <w:t>noted_by</w:t>
+      </w:r>
+      <w:proofErr w:type="spellEnd"/>
+      <w:r>
+        <w:t>}</w:t>
       </w:r>
     </w:p>
     <w:p>
@@ -8303,16 +9377,6 @@
       <w:r>
         <w:t>${noted_by_position_1}</w:t>
       </w:r>
-      <w:r>
-        <w:rPr>
-          <w:spacing w:val="-4"/>
-        </w:rPr>
-      </w:r>
-      <w:r>
-        <w:rPr>
-          <w:spacing w:val="-2"/>
-        </w:rPr>
-      </w:r>
     </w:p>
     <w:p>
       <w:pPr>
@@ -8322,38 +9386,16 @@
       <w:r>
         <w:t>${noted_by_position_2}</w:t>
       </w:r>
-      <w:r>
-        <w:rPr>
-          <w:spacing w:val="-2"/>
-        </w:rPr>
-      </w:r>
-      <w:r/>
-      <w:r>
-        <w:rPr>
-          <w:spacing w:val="-2"/>
-        </w:rPr>
-      </w:r>
-      <w:r/>
-      <w:r>
-        <w:rPr>
-          <w:spacing w:val="1"/>
-        </w:rPr>
-      </w:r>
-      <w:r>
-        <w:rPr>
-          <w:spacing w:val="-2"/>
-        </w:rPr>
-      </w:r>
     </w:p>
     <w:sectPr>
       <w:type w:val="continuous"/>
-      <w:pgSz w:w="12240" w:h="20160" w:orient="portrait"/>
+      <w:pgSz w:w="12240" w:h="20160"/>
       <w:pgMar w:top="2400" w:right="1440" w:bottom="1780" w:left="1440" w:header="264" w:footer="1594" w:gutter="0"/>
-      <w:cols w:equalWidth="0" w:space="720" w:num="2">
+      <w:pgNumType w:start="1"/>
+      <w:cols w:num="2" w:space="720" w:equalWidth="0">
         <w:col w:w="3383" w:space="2377"/>
         <w:col w:w="3600"/>
       </w:cols>
-      <w:pgNumType w:start="1"/>
     </w:sectPr>
   </w:body>
 </w:document>
@@ -8379,7 +9421,7 @@
 </file>
 
 <file path=word/footer1.xml><?xml version="1.0" encoding="utf-8"?>
-<w:ftr xmlns:wpc="http://schemas.microsoft.com/office/word/2010/wordprocessingCanvas" xmlns:cx="http://schemas.microsoft.com/office/drawing/2014/chartex" xmlns:cx1="http://schemas.microsoft.com/office/drawing/2015/9/8/chartex" xmlns:cx2="http://schemas.microsoft.com/office/drawing/2015/10/21/chartex" xmlns:cx3="http://schemas.microsoft.com/office/drawing/2016/5/9/chartex" xmlns:cx4="http://schemas.microsoft.com/office/drawing/2016/5/10/chartex" xmlns:cx5="http://schemas.microsoft.com/office/drawing/2016/5/11/chartex" xmlns:cx6="http://schemas.microsoft.com/office/drawing/2016/5/12/chartex" xmlns:cx7="http://schemas.microsoft.com/office/drawing/2016/5/13/chartex" xmlns:cx8="http://schemas.microsoft.com/office/drawing/2016/5/14/chartex" xmlns:mc="http://schemas.openxmlformats.org/markup-compatibility/2006" xmlns:aink="http://schemas.microsoft.com/office/drawing/2016/ink" xmlns:am3d="http://schemas.microsoft.com/office/drawing/2017/model3d" xmlns:o="urn:schemas-microsoft-com:office:office" xmlns:oel="http://schemas.microsoft.com/office/2019/extlst" xmlns:r="http://schemas.openxmlformats.org/officeDocument/2006/relationships" xmlns:m="http://schemas.openxmlformats.org/officeDocument/2006/math" xmlns:v="urn:schemas-microsoft-com:vml" xmlns:wp14="http://schemas.microsoft.com/office/word/2010/wordprocessingDrawing" xmlns:wp="http://schemas.openxmlformats.org/drawingml/2006/wordprocessingDrawing" xmlns:w10="urn:schemas-microsoft-com:office:word" xmlns:w="http://schemas.openxmlformats.org/wordprocessingml/2006/main" xmlns:w14="http://schemas.microsoft.com/office/word/2010/wordml" xmlns:w15="http://schemas.microsoft.com/office/word/2012/wordml" xmlns:w16cex="http://schemas.microsoft.com/office/word/2018/wordml/cex" xmlns:w16cid="http://schemas.microsoft.com/office/word/2016/wordml/cid" xmlns:w16="http://schemas.microsoft.com/office/word/2018/wordml" xmlns:w16du="http://schemas.microsoft.com/office/word/2023/wordml/word16du" xmlns:w16sdtdh="http://schemas.microsoft.com/office/word/2020/wordml/sdtdatahash" xmlns:w16sdtfl="http://schemas.microsoft.com/office/word/2024/wordml/sdtformatlock" xmlns:w16se="http://schemas.microsoft.com/office/word/2015/wordml/symex" xmlns:wpg="http://schemas.microsoft.com/office/word/2010/wordprocessingGroup" xmlns:wpi="http://schemas.microsoft.com/office/word/2010/wordprocessingInk" xmlns:wne="http://schemas.microsoft.com/office/word/2006/wordml" xmlns:wps="http://schemas.microsoft.com/office/word/2010/wordprocessingShape" xmlns:a="http://schemas.openxmlformats.org/drawingml/2006/main" xmlns:pic="http://schemas.openxmlformats.org/drawingml/2006/picture" mc:Ignorable="w14 w15 w16se w16cid w16 w16cex w16sdtdh w16sdtfl w16du wp14">
+<w:ftr xmlns:wpc="http://schemas.microsoft.com/office/word/2010/wordprocessingCanvas" xmlns:cx="http://schemas.microsoft.com/office/drawing/2014/chartex" xmlns:cx1="http://schemas.microsoft.com/office/drawing/2015/9/8/chartex" xmlns:cx2="http://schemas.microsoft.com/office/drawing/2015/10/21/chartex" xmlns:cx3="http://schemas.microsoft.com/office/drawing/2016/5/9/chartex" xmlns:cx4="http://schemas.microsoft.com/office/drawing/2016/5/10/chartex" xmlns:cx5="http://schemas.microsoft.com/office/drawing/2016/5/11/chartex" xmlns:cx6="http://schemas.microsoft.com/office/drawing/2016/5/12/chartex" xmlns:cx7="http://schemas.microsoft.com/office/drawing/2016/5/13/chartex" xmlns:cx8="http://schemas.microsoft.com/office/drawing/2016/5/14/chartex" xmlns:mc="http://schemas.openxmlformats.org/markup-compatibility/2006" xmlns:aink="http://schemas.microsoft.com/office/drawing/2016/ink" xmlns:am3d="http://schemas.microsoft.com/office/drawing/2017/model3d" xmlns:o="urn:schemas-microsoft-com:office:office" xmlns:oel="http://schemas.microsoft.com/office/2019/extlst" xmlns:r="http://schemas.openxmlformats.org/officeDocument/2006/relationships" xmlns:m="http://schemas.openxmlformats.org/officeDocument/2006/math" xmlns:v="urn:schemas-microsoft-com:vml" xmlns:wp14="http://schemas.microsoft.com/office/word/2010/wordprocessingDrawing" xmlns:wp="http://schemas.openxmlformats.org/drawingml/2006/wordprocessingDrawing" xmlns:w10="urn:schemas-microsoft-com:office:word" xmlns:w="http://schemas.openxmlformats.org/wordprocessingml/2006/main" xmlns:w14="http://schemas.microsoft.com/office/word/2010/wordml" xmlns:w15="http://schemas.microsoft.com/office/word/2012/wordml" xmlns:w16cex="http://schemas.microsoft.com/office/word/2018/wordml/cex" xmlns:w16cid="http://schemas.microsoft.com/office/word/2016/wordml/cid" xmlns:w16="http://schemas.microsoft.com/office/word/2018/wordml" xmlns:w16du="http://schemas.microsoft.com/office/word/2023/wordml/word16du" xmlns:w16sdtdh="http://schemas.microsoft.com/office/word/2020/wordml/sdtdatahash" xmlns:w16sdtfl="http://schemas.microsoft.com/office/word/2024/wordml/sdtformatlock" xmlns:w16se="http://schemas.microsoft.com/office/word/2015/wordml/symex" xmlns:wpg="http://schemas.microsoft.com/office/word/2010/wordprocessingGroup" xmlns:wpi="http://schemas.microsoft.com/office/word/2010/wordprocessingInk" xmlns:wne="http://schemas.microsoft.com/office/word/2006/wordml" xmlns:wps="http://schemas.microsoft.com/office/word/2010/wordprocessingShape" mc:Ignorable="w14 w15 w16se w16cid w16 w16cex w16sdtdh w16sdtfl w16du wp14">
   <w:p>
     <w:pPr>
       <w:pStyle w:val="BodyText"/>
@@ -8546,6 +9588,7 @@
                             </w:rPr>
                             <w:t xml:space="preserve"> </w:t>
                           </w:r>
+                          <w:proofErr w:type="spellStart"/>
                           <w:r>
                             <w:rPr>
                               <w:rFonts w:ascii="Arial MT"/>
@@ -8553,6 +9596,7 @@
                             </w:rPr>
                             <w:t>Anonas</w:t>
                           </w:r>
+                          <w:proofErr w:type="spellEnd"/>
                           <w:r>
                             <w:rPr>
                               <w:rFonts w:ascii="Arial MT"/>
@@ -8808,7 +9852,7 @@
             </wp:anchor>
           </w:drawing>
         </mc:Choice>
-        <mc:Fallback>
+        <mc:Fallback xmlns:pic="http://schemas.openxmlformats.org/drawingml/2006/picture" xmlns:a="http://schemas.openxmlformats.org/drawingml/2006/main">
           <w:pict>
             <v:shapetype id="_x0000_t202" coordsize="21600,21600" o:spt="202" path="m,l,21600r21600,l21600,xe" w14:anchorId="4ABDBF53">
               <v:stroke joinstyle="miter"/>
@@ -9169,7 +10213,7 @@
 </file>
 
 <file path=word/header1.xml><?xml version="1.0" encoding="utf-8"?>
-<w:hdr xmlns:wpc="http://schemas.microsoft.com/office/word/2010/wordprocessingCanvas" xmlns:cx="http://schemas.microsoft.com/office/drawing/2014/chartex" xmlns:cx1="http://schemas.microsoft.com/office/drawing/2015/9/8/chartex" xmlns:cx2="http://schemas.microsoft.com/office/drawing/2015/10/21/chartex" xmlns:cx3="http://schemas.microsoft.com/office/drawing/2016/5/9/chartex" xmlns:cx4="http://schemas.microsoft.com/office/drawing/2016/5/10/chartex" xmlns:cx5="http://schemas.microsoft.com/office/drawing/2016/5/11/chartex" xmlns:cx6="http://schemas.microsoft.com/office/drawing/2016/5/12/chartex" xmlns:cx7="http://schemas.microsoft.com/office/drawing/2016/5/13/chartex" xmlns:cx8="http://schemas.microsoft.com/office/drawing/2016/5/14/chartex" xmlns:mc="http://schemas.openxmlformats.org/markup-compatibility/2006" xmlns:aink="http://schemas.microsoft.com/office/drawing/2016/ink" xmlns:am3d="http://schemas.microsoft.com/office/drawing/2017/model3d" xmlns:o="urn:schemas-microsoft-com:office:office" xmlns:oel="http://schemas.microsoft.com/office/2019/extlst" xmlns:r="http://schemas.openxmlformats.org/officeDocument/2006/relationships" xmlns:m="http://schemas.openxmlformats.org/officeDocument/2006/math" xmlns:v="urn:schemas-microsoft-com:vml" xmlns:wp14="http://schemas.microsoft.com/office/word/2010/wordprocessingDrawing" xmlns:wp="http://schemas.openxmlformats.org/drawingml/2006/wordprocessingDrawing" xmlns:w10="urn:schemas-microsoft-com:office:word" xmlns:w="http://schemas.openxmlformats.org/wordprocessingml/2006/main" xmlns:w14="http://schemas.microsoft.com/office/word/2010/wordml" xmlns:w15="http://schemas.microsoft.com/office/word/2012/wordml" xmlns:w16cex="http://schemas.microsoft.com/office/word/2018/wordml/cex" xmlns:w16cid="http://schemas.microsoft.com/office/word/2016/wordml/cid" xmlns:w16="http://schemas.microsoft.com/office/word/2018/wordml" xmlns:w16du="http://schemas.microsoft.com/office/word/2023/wordml/word16du" xmlns:w16sdtdh="http://schemas.microsoft.com/office/word/2020/wordml/sdtdatahash" xmlns:w16sdtfl="http://schemas.microsoft.com/office/word/2024/wordml/sdtformatlock" xmlns:w16se="http://schemas.microsoft.com/office/word/2015/wordml/symex" xmlns:wpg="http://schemas.microsoft.com/office/word/2010/wordprocessingGroup" xmlns:wpi="http://schemas.microsoft.com/office/word/2010/wordprocessingInk" xmlns:wne="http://schemas.microsoft.com/office/word/2006/wordml" xmlns:wps="http://schemas.microsoft.com/office/word/2010/wordprocessingShape" xmlns:a="http://schemas.openxmlformats.org/drawingml/2006/main" xmlns:pic="http://schemas.openxmlformats.org/drawingml/2006/picture" mc:Ignorable="w14 w15 w16se w16cid w16 w16cex w16sdtdh w16sdtfl w16du wp14">
+<w:hdr xmlns:wpc="http://schemas.microsoft.com/office/word/2010/wordprocessingCanvas" xmlns:cx="http://schemas.microsoft.com/office/drawing/2014/chartex" xmlns:cx1="http://schemas.microsoft.com/office/drawing/2015/9/8/chartex" xmlns:cx2="http://schemas.microsoft.com/office/drawing/2015/10/21/chartex" xmlns:cx3="http://schemas.microsoft.com/office/drawing/2016/5/9/chartex" xmlns:cx4="http://schemas.microsoft.com/office/drawing/2016/5/10/chartex" xmlns:cx5="http://schemas.microsoft.com/office/drawing/2016/5/11/chartex" xmlns:cx6="http://schemas.microsoft.com/office/drawing/2016/5/12/chartex" xmlns:cx7="http://schemas.microsoft.com/office/drawing/2016/5/13/chartex" xmlns:cx8="http://schemas.microsoft.com/office/drawing/2016/5/14/chartex" xmlns:mc="http://schemas.openxmlformats.org/markup-compatibility/2006" xmlns:aink="http://schemas.microsoft.com/office/drawing/2016/ink" xmlns:am3d="http://schemas.microsoft.com/office/drawing/2017/model3d" xmlns:o="urn:schemas-microsoft-com:office:office" xmlns:oel="http://schemas.microsoft.com/office/2019/extlst" xmlns:r="http://schemas.openxmlformats.org/officeDocument/2006/relationships" xmlns:m="http://schemas.openxmlformats.org/officeDocument/2006/math" xmlns:v="urn:schemas-microsoft-com:vml" xmlns:wp14="http://schemas.microsoft.com/office/word/2010/wordprocessingDrawing" xmlns:wp="http://schemas.openxmlformats.org/drawingml/2006/wordprocessingDrawing" xmlns:w10="urn:schemas-microsoft-com:office:word" xmlns:w="http://schemas.openxmlformats.org/wordprocessingml/2006/main" xmlns:w14="http://schemas.microsoft.com/office/word/2010/wordml" xmlns:w15="http://schemas.microsoft.com/office/word/2012/wordml" xmlns:w16cex="http://schemas.microsoft.com/office/word/2018/wordml/cex" xmlns:w16cid="http://schemas.microsoft.com/office/word/2016/wordml/cid" xmlns:w16="http://schemas.microsoft.com/office/word/2018/wordml" xmlns:w16du="http://schemas.microsoft.com/office/word/2023/wordml/word16du" xmlns:w16sdtdh="http://schemas.microsoft.com/office/word/2020/wordml/sdtdatahash" xmlns:w16sdtfl="http://schemas.microsoft.com/office/word/2024/wordml/sdtformatlock" xmlns:w16se="http://schemas.microsoft.com/office/word/2015/wordml/symex" xmlns:wpg="http://schemas.microsoft.com/office/word/2010/wordprocessingGroup" xmlns:wpi="http://schemas.microsoft.com/office/word/2010/wordprocessingInk" xmlns:wne="http://schemas.microsoft.com/office/word/2006/wordml" xmlns:wps="http://schemas.microsoft.com/office/word/2010/wordprocessingShape" mc:Ignorable="w14 w15 w16se w16cid w16 w16cex w16sdtdh w16sdtfl w16du wp14">
   <w:p>
     <w:pPr>
       <w:pStyle w:val="BodyText"/>
@@ -9353,7 +10397,7 @@
             </wp:anchor>
           </w:drawing>
         </mc:Choice>
-        <mc:Fallback>
+        <mc:Fallback xmlns:pic="http://schemas.openxmlformats.org/drawingml/2006/picture" xmlns:a="http://schemas.openxmlformats.org/drawingml/2006/main">
           <w:pict>
             <v:shape id="Graphic 3" style="position:absolute;margin-left:34.55pt;margin-top:105.95pt;width:542.8pt;height:.5pt;z-index:-15937536;visibility:visible;mso-wrap-style:square;mso-wrap-distance-left:0;mso-wrap-distance-top:0;mso-wrap-distance-right:0;mso-wrap-distance-bottom:0;mso-position-horizontal:absolute;mso-position-horizontal-relative:page;mso-position-vertical:absolute;mso-position-vertical-relative:page;v-text-anchor:top" coordsize="6893559,6350" o:spid="_x0000_s1026" fillcolor="gray" stroked="f" path="m6893052,6095l,6095,,,6893052,r,6095xe" o:gfxdata="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" w14:anchorId="27030E7B">
               <v:path arrowok="t"/>
@@ -9811,7 +10855,7 @@
             </wp:anchor>
           </w:drawing>
         </mc:Choice>
-        <mc:Fallback>
+        <mc:Fallback xmlns:pic="http://schemas.openxmlformats.org/drawingml/2006/picture" xmlns:a="http://schemas.openxmlformats.org/drawingml/2006/main">
           <w:pict>
             <v:shapetype id="_x0000_t202" coordsize="21600,21600" o:spt="202" path="m,l,21600r21600,l21600,xe" w14:anchorId="7B70EBB2">
               <v:stroke joinstyle="miter"/>
@@ -10234,7 +11278,7 @@
   <w:docDefaults>
     <w:rPrDefault>
       <w:rPr>
-        <w:rFonts w:asciiTheme="minorHAnsi" w:hAnsiTheme="minorHAnsi" w:eastAsiaTheme="minorHAnsi" w:cstheme="minorBidi"/>
+        <w:rFonts w:asciiTheme="minorHAnsi" w:eastAsiaTheme="minorHAnsi" w:hAnsiTheme="minorHAnsi" w:cstheme="minorBidi"/>
         <w:sz w:val="22"/>
         <w:szCs w:val="22"/>
         <w:lang w:val="en-US" w:eastAsia="en-US" w:bidi="ar-SA"/>
@@ -10251,14 +11295,14 @@
   <w:latentStyles w:defLockedState="0" w:defUIPriority="99" w:defSemiHidden="0" w:defUnhideWhenUsed="0" w:defQFormat="0" w:count="376">
     <w:lsdException w:name="Normal" w:uiPriority="0" w:qFormat="1"/>
     <w:lsdException w:name="heading 1" w:uiPriority="9" w:qFormat="1"/>
-    <w:lsdException w:name="heading 2" w:uiPriority="9" w:semiHidden="1" w:unhideWhenUsed="1" w:qFormat="1"/>
-    <w:lsdException w:name="heading 3" w:uiPriority="9" w:semiHidden="1" w:unhideWhenUsed="1" w:qFormat="1"/>
-    <w:lsdException w:name="heading 4" w:uiPriority="9" w:semiHidden="1" w:unhideWhenUsed="1" w:qFormat="1"/>
-    <w:lsdException w:name="heading 5" w:uiPriority="9" w:semiHidden="1" w:unhideWhenUsed="1" w:qFormat="1"/>
-    <w:lsdException w:name="heading 6" w:uiPriority="9" w:semiHidden="1" w:unhideWhenUsed="1" w:qFormat="1"/>
-    <w:lsdException w:name="heading 7" w:uiPriority="9" w:semiHidden="1" w:unhideWhenUsed="1" w:qFormat="1"/>
-    <w:lsdException w:name="heading 8" w:uiPriority="9" w:semiHidden="1" w:unhideWhenUsed="1" w:qFormat="1"/>
-    <w:lsdException w:name="heading 9" w:uiPriority="9" w:semiHidden="1" w:unhideWhenUsed="1" w:qFormat="1"/>
+    <w:lsdException w:name="heading 2" w:semiHidden="1" w:uiPriority="9" w:unhideWhenUsed="1" w:qFormat="1"/>
+    <w:lsdException w:name="heading 3" w:semiHidden="1" w:uiPriority="9" w:unhideWhenUsed="1" w:qFormat="1"/>
+    <w:lsdException w:name="heading 4" w:semiHidden="1" w:uiPriority="9" w:unhideWhenUsed="1" w:qFormat="1"/>
+    <w:lsdException w:name="heading 5" w:semiHidden="1" w:uiPriority="9" w:unhideWhenUsed="1" w:qFormat="1"/>
+    <w:lsdException w:name="heading 6" w:semiHidden="1" w:uiPriority="9" w:unhideWhenUsed="1" w:qFormat="1"/>
+    <w:lsdException w:name="heading 7" w:semiHidden="1" w:uiPriority="9" w:unhideWhenUsed="1" w:qFormat="1"/>
+    <w:lsdException w:name="heading 8" w:semiHidden="1" w:uiPriority="9" w:unhideWhenUsed="1" w:qFormat="1"/>
+    <w:lsdException w:name="heading 9" w:semiHidden="1" w:uiPriority="9" w:unhideWhenUsed="1" w:qFormat="1"/>
     <w:lsdException w:name="index 1" w:semiHidden="1" w:unhideWhenUsed="1"/>
     <w:lsdException w:name="index 2" w:semiHidden="1" w:unhideWhenUsed="1"/>
     <w:lsdException w:name="index 3" w:semiHidden="1" w:unhideWhenUsed="1"/>
@@ -10268,22 +11312,22 @@
     <w:lsdException w:name="index 7" w:semiHidden="1" w:unhideWhenUsed="1"/>
     <w:lsdException w:name="index 8" w:semiHidden="1" w:unhideWhenUsed="1"/>
     <w:lsdException w:name="index 9" w:semiHidden="1" w:unhideWhenUsed="1"/>
-    <w:lsdException w:name="toc 1" w:uiPriority="39" w:semiHidden="1" w:unhideWhenUsed="1"/>
-    <w:lsdException w:name="toc 2" w:uiPriority="39" w:semiHidden="1" w:unhideWhenUsed="1"/>
-    <w:lsdException w:name="toc 3" w:uiPriority="39" w:semiHidden="1" w:unhideWhenUsed="1"/>
-    <w:lsdException w:name="toc 4" w:uiPriority="39" w:semiHidden="1" w:unhideWhenUsed="1"/>
-    <w:lsdException w:name="toc 5" w:uiPriority="39" w:semiHidden="1" w:unhideWhenUsed="1"/>
-    <w:lsdException w:name="toc 6" w:uiPriority="39" w:semiHidden="1" w:unhideWhenUsed="1"/>
-    <w:lsdException w:name="toc 7" w:uiPriority="39" w:semiHidden="1" w:unhideWhenUsed="1"/>
-    <w:lsdException w:name="toc 8" w:uiPriority="39" w:semiHidden="1" w:unhideWhenUsed="1"/>
-    <w:lsdException w:name="toc 9" w:uiPriority="39" w:semiHidden="1" w:unhideWhenUsed="1"/>
+    <w:lsdException w:name="toc 1" w:semiHidden="1" w:uiPriority="39" w:unhideWhenUsed="1"/>
+    <w:lsdException w:name="toc 2" w:semiHidden="1" w:uiPriority="39" w:unhideWhenUsed="1"/>
+    <w:lsdException w:name="toc 3" w:semiHidden="1" w:uiPriority="39" w:unhideWhenUsed="1"/>
+    <w:lsdException w:name="toc 4" w:semiHidden="1" w:uiPriority="39" w:unhideWhenUsed="1"/>
+    <w:lsdException w:name="toc 5" w:semiHidden="1" w:uiPriority="39" w:unhideWhenUsed="1"/>
+    <w:lsdException w:name="toc 6" w:semiHidden="1" w:uiPriority="39" w:unhideWhenUsed="1"/>
+    <w:lsdException w:name="toc 7" w:semiHidden="1" w:uiPriority="39" w:unhideWhenUsed="1"/>
+    <w:lsdException w:name="toc 8" w:semiHidden="1" w:uiPriority="39" w:unhideWhenUsed="1"/>
+    <w:lsdException w:name="toc 9" w:semiHidden="1" w:uiPriority="39" w:unhideWhenUsed="1"/>
     <w:lsdException w:name="Normal Indent" w:semiHidden="1" w:unhideWhenUsed="1"/>
     <w:lsdException w:name="footnote text" w:semiHidden="1" w:unhideWhenUsed="1"/>
     <w:lsdException w:name="annotation text" w:semiHidden="1" w:unhideWhenUsed="1"/>
     <w:lsdException w:name="header" w:semiHidden="1" w:unhideWhenUsed="1"/>
     <w:lsdException w:name="footer" w:semiHidden="1" w:unhideWhenUsed="1"/>
     <w:lsdException w:name="index heading" w:semiHidden="1" w:unhideWhenUsed="1"/>
-    <w:lsdException w:name="caption" w:uiPriority="35" w:semiHidden="1" w:unhideWhenUsed="1" w:qFormat="1"/>
+    <w:lsdException w:name="caption" w:semiHidden="1" w:uiPriority="35" w:unhideWhenUsed="1" w:qFormat="1"/>
     <w:lsdException w:name="table of figures" w:semiHidden="1" w:unhideWhenUsed="1"/>
     <w:lsdException w:name="envelope address" w:semiHidden="1" w:unhideWhenUsed="1"/>
     <w:lsdException w:name="envelope return" w:semiHidden="1" w:unhideWhenUsed="1"/>
@@ -10314,7 +11358,7 @@
     <w:lsdException w:name="Title" w:uiPriority="10" w:qFormat="1"/>
     <w:lsdException w:name="Closing" w:semiHidden="1" w:unhideWhenUsed="1"/>
     <w:lsdException w:name="Signature" w:semiHidden="1" w:unhideWhenUsed="1"/>
-    <w:lsdException w:name="Default Paragraph Font" w:uiPriority="1" w:semiHidden="1" w:unhideWhenUsed="1"/>
+    <w:lsdException w:name="Default Paragraph Font" w:semiHidden="1" w:uiPriority="1" w:unhideWhenUsed="1"/>
     <w:lsdException w:name="Body Text" w:semiHidden="1" w:unhideWhenUsed="1"/>
     <w:lsdException w:name="Body Text Indent" w:semiHidden="1" w:unhideWhenUsed="1"/>
     <w:lsdException w:name="List Continue" w:semiHidden="1" w:unhideWhenUsed="1"/>
@@ -10514,8 +11558,8 @@
     <w:lsdException w:name="Subtle Reference" w:uiPriority="31" w:qFormat="1"/>
     <w:lsdException w:name="Intense Reference" w:uiPriority="32" w:qFormat="1"/>
     <w:lsdException w:name="Book Title" w:uiPriority="33" w:qFormat="1"/>
-    <w:lsdException w:name="Bibliography" w:uiPriority="37" w:semiHidden="1" w:unhideWhenUsed="1"/>
-    <w:lsdException w:name="TOC Heading" w:uiPriority="39" w:semiHidden="1" w:unhideWhenUsed="1" w:qFormat="1"/>
+    <w:lsdException w:name="Bibliography" w:semiHidden="1" w:uiPriority="37" w:unhideWhenUsed="1"/>
+    <w:lsdException w:name="TOC Heading" w:semiHidden="1" w:uiPriority="39" w:unhideWhenUsed="1" w:qFormat="1"/>
     <w:lsdException w:name="Plain Table 1" w:uiPriority="41"/>
     <w:lsdException w:name="Plain Table 2" w:uiPriority="42"/>
     <w:lsdException w:name="Plain Table 3" w:uiPriority="43"/>
@@ -10626,11 +11670,11 @@
     <w:lsdException w:name="Unresolved Mention" w:semiHidden="1" w:unhideWhenUsed="1"/>
     <w:lsdException w:name="Smart Link" w:semiHidden="1" w:unhideWhenUsed="1"/>
   </w:latentStyles>
-  <w:style w:type="paragraph" w:styleId="Normal" w:default="1">
+  <w:style w:type="paragraph" w:default="1" w:styleId="Normal">
     <w:name w:val="Normal"/>
     <w:qFormat/>
     <w:rPr>
-      <w:rFonts w:ascii="Times New Roman" w:hAnsi="Times New Roman" w:eastAsia="Times New Roman" w:cs="Times New Roman"/>
+      <w:rFonts w:ascii="Times New Roman" w:eastAsia="Times New Roman" w:hAnsi="Times New Roman" w:cs="Times New Roman"/>
     </w:rPr>
   </w:style>
   <w:style w:type="paragraph" w:styleId="Heading1">
@@ -10649,13 +11693,13 @@
       <w:u w:val="single" w:color="000000"/>
     </w:rPr>
   </w:style>
-  <w:style w:type="character" w:styleId="DefaultParagraphFont" w:default="1">
+  <w:style w:type="character" w:default="1" w:styleId="DefaultParagraphFont">
     <w:name w:val="Default Paragraph Font"/>
     <w:uiPriority w:val="1"/>
     <w:semiHidden/>
     <w:unhideWhenUsed/>
   </w:style>
-  <w:style w:type="table" w:styleId="TableNormal" w:default="1">
+  <w:style w:type="table" w:default="1" w:styleId="TableNormal">
     <w:name w:val="Normal Table"/>
     <w:uiPriority w:val="99"/>
     <w:semiHidden/>
@@ -10670,7 +11714,7 @@
       </w:tblCellMar>
     </w:tblPr>
   </w:style>
-  <w:style w:type="numbering" w:styleId="NoList" w:default="1">
+  <w:style w:type="numbering" w:default="1" w:styleId="NoList">
     <w:name w:val="No List"/>
     <w:uiPriority w:val="99"/>
     <w:semiHidden/>
@@ -10696,7 +11740,7 @@
       <w:ind w:left="20"/>
     </w:pPr>
     <w:rPr>
-      <w:rFonts w:ascii="Cambria" w:hAnsi="Cambria" w:eastAsia="Cambria" w:cs="Cambria"/>
+      <w:rFonts w:ascii="Cambria" w:eastAsia="Cambria" w:hAnsi="Cambria" w:cs="Cambria"/>
       <w:b/>
       <w:bCs/>
       <w:sz w:val="26"/>
@@ -10709,7 +11753,7 @@
     <w:uiPriority w:val="1"/>
     <w:qFormat/>
   </w:style>
-  <w:style w:type="paragraph" w:styleId="TableParagraph" w:customStyle="1">
+  <w:style w:type="paragraph" w:customStyle="1" w:styleId="TableParagraph">
     <w:name w:val="Table Paragraph"/>
     <w:basedOn w:val="Normal"/>
     <w:uiPriority w:val="1"/>
@@ -11012,15 +12056,6 @@
 </file>
 
 <file path=customXml/item2.xml><?xml version="1.0" encoding="utf-8"?>
-<?mso-contentType ?>
-<FormTemplates xmlns="http://schemas.microsoft.com/sharepoint/v3/contenttype/forms">
-  <Display>DocumentLibraryForm</Display>
-  <Edit>DocumentLibraryForm</Edit>
-  <New>DocumentLibraryForm</New>
-</FormTemplates>
-</file>
-
-<file path=customXml/item3.xml><?xml version="1.0" encoding="utf-8"?>
 <ct:contentTypeSchema xmlns:ct="http://schemas.microsoft.com/office/2006/metadata/contentType" xmlns:ma="http://schemas.microsoft.com/office/2006/metadata/properties/metaAttributes" ct:_="" ma:_="" ma:contentTypeName="Document" ma:contentTypeID="0x010100284C20252FB83D4990DDE337F2298EA8" ma:contentTypeVersion="11" ma:contentTypeDescription="Create a new document." ma:contentTypeScope="" ma:versionID="2a58c6aa86b2961e42ead1e4bd750d82">
   <xsd:schema xmlns:xsd="http://www.w3.org/2001/XMLSchema" xmlns:xs="http://www.w3.org/2001/XMLSchema" xmlns:p="http://schemas.microsoft.com/office/2006/metadata/properties" xmlns:ns2="3eb70eef-0276-44fc-bfbe-a8ec26fe024c" targetNamespace="http://schemas.microsoft.com/office/2006/metadata/properties" ma:root="true" ma:fieldsID="e6d7b9b50d1fae1123554066672d30be" ns2:_="">
     <xsd:import namespace="3eb70eef-0276-44fc-bfbe-a8ec26fe024c"/>
@@ -11204,6 +12239,15 @@
 </ct:contentTypeSchema>
 </file>
 
+<file path=customXml/item3.xml><?xml version="1.0" encoding="utf-8"?>
+<?mso-contentType ?>
+<FormTemplates xmlns="http://schemas.microsoft.com/sharepoint/v3/contenttype/forms">
+  <Display>DocumentLibraryForm</Display>
+  <Edit>DocumentLibraryForm</Edit>
+  <New>DocumentLibraryForm</New>
+</FormTemplates>
+</file>
+
 <file path=customXml/itemProps1.xml><?xml version="1.0" encoding="utf-8"?>
 <ds:datastoreItem xmlns:ds="http://schemas.openxmlformats.org/officeDocument/2006/customXml" ds:itemID="{529692E6-3658-4250-8316-AE38D1E0A441}">
   <ds:schemaRefs>
@@ -11215,14 +12259,6 @@
 </file>
 
 <file path=customXml/itemProps2.xml><?xml version="1.0" encoding="utf-8"?>
-<ds:datastoreItem xmlns:ds="http://schemas.openxmlformats.org/officeDocument/2006/customXml" ds:itemID="{5C9D63AF-4DB6-4688-8528-3260FF32D1B3}">
-  <ds:schemaRefs>
-    <ds:schemaRef ds:uri="http://schemas.microsoft.com/sharepoint/v3/contenttype/forms"/>
-  </ds:schemaRefs>
-</ds:datastoreItem>
-</file>
-
-<file path=customXml/itemProps3.xml><?xml version="1.0" encoding="utf-8"?>
 <ds:datastoreItem xmlns:ds="http://schemas.openxmlformats.org/officeDocument/2006/customXml" ds:itemID="{EE739EAF-D681-4EF4-A1B6-D552066D1FA2}">
   <ds:schemaRefs>
     <ds:schemaRef ds:uri="http://schemas.microsoft.com/office/2006/metadata/contentType"/>
@@ -11238,4 +12274,12 @@
     <ds:schemaRef ds:uri="http://schemas.microsoft.com/internal/obd"/>
   </ds:schemaRefs>
 </ds:datastoreItem>
+</file>
+
+<file path=customXml/itemProps3.xml><?xml version="1.0" encoding="utf-8"?>
+<ds:datastoreItem xmlns:ds="http://schemas.openxmlformats.org/officeDocument/2006/customXml" ds:itemID="{5C9D63AF-4DB6-4688-8528-3260FF32D1B3}">
+  <ds:schemaRefs>
+    <ds:schemaRef ds:uri="http://schemas.microsoft.com/sharepoint/v3/contenttype/forms"/>
+  </ds:schemaRefs>
+</ds:datastoreItem>
 </file>
--- a/resources/document-templates/startup-tech-assessment-srl-template.docx
+++ b/resources/document-templates/startup-tech-assessment-srl-template.docx
@@ -223,10 +223,10 @@
               </wp:anchor>
             </w:drawing>
           </mc:Choice>
-          <mc:Fallback xmlns:a14="http://schemas.microsoft.com/office/drawing/2010/main" xmlns:a="http://schemas.openxmlformats.org/drawingml/2006/main">
+          <mc:Fallback>
             <w:pict>
-              <v:rect id="Rectangle 4" style="position:absolute;margin-left:0;margin-top:.85pt;width:465.75pt;height:23.25pt;z-index:251658752;visibility:visible;mso-wrap-style:square;mso-width-percent:0;mso-height-percent:0;mso-wrap-distance-left:9pt;mso-wrap-distance-top:0;mso-wrap-distance-right:9pt;mso-wrap-distance-bottom:0;mso-position-horizontal:absolute;mso-position-horizontal-relative:text;mso-position-vertical:absolute;mso-position-vertical-relative:text;mso-width-percent:0;mso-height-percent:0;mso-width-relative:margin;mso-height-relative:margin;v-text-anchor:middle" o:spid="_x0000_s1026" strokecolor="#0a121c [484]" strokeweight="2pt" w14:anchorId="3FBB8234" o:gfxdata="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">
-                <v:fill type="frame" o:title="" recolor="t" rotate="t" r:id="rId10"/>
+              <v:rect w14:anchorId="3FBB8234" id="Rectangle 4" o:spid="_x0000_s1026" style="position:absolute;margin-left:0;margin-top:.85pt;width:465.75pt;height:23.25pt;z-index:251658752;visibility:visible;mso-wrap-style:square;mso-width-percent:0;mso-height-percent:0;mso-wrap-distance-left:9pt;mso-wrap-distance-top:0;mso-wrap-distance-right:9pt;mso-wrap-distance-bottom:0;mso-position-horizontal:absolute;mso-position-horizontal-relative:text;mso-position-vertical:absolute;mso-position-vertical-relative:text;mso-width-percent:0;mso-height-percent:0;mso-width-relative:margin;mso-height-relative:margin;v-text-anchor:middle" o:gfxdata="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" strokecolor="#0a121c [484]" strokeweight="2pt">
+                <v:fill r:id="rId10" o:title="" recolor="t" rotate="t" type="frame"/>
                 <v:textbox>
                   <w:txbxContent>
                     <w:p>
@@ -288,7 +288,7 @@
     </w:p>
     <w:tbl>
       <w:tblPr>
-        <w:tblW w:w="0" w:type="auto"/>
+        <w:tblW w:w="9350" w:type="dxa"/>
         <w:tblInd w:w="5" w:type="dxa"/>
         <w:tblBorders>
           <w:top w:val="single" w:sz="4" w:space="0" w:color="000000"/>
@@ -578,6 +578,7 @@
           <w:p>
             <w:pPr>
               <w:pStyle w:val="TableParagraph"/>
+              <w:spacing w:line="276" w:lineRule="auto"/>
               <w:jc w:val="center"/>
             </w:pPr>
             <w:r>
@@ -593,7 +594,7 @@
           <w:p>
             <w:pPr>
               <w:pStyle w:val="TableParagraph"/>
-              <w:spacing w:line="275" w:lineRule="exact"/>
+              <w:spacing w:line="276" w:lineRule="auto"/>
               <w:ind w:left="108"/>
               <w:rPr>
                 <w:sz w:val="24"/>
@@ -705,6 +706,7 @@
           <w:p>
             <w:pPr>
               <w:pStyle w:val="TableParagraph"/>
+              <w:spacing w:line="276" w:lineRule="auto"/>
               <w:jc w:val="center"/>
             </w:pPr>
             <w:r>
@@ -720,7 +722,7 @@
           <w:p>
             <w:pPr>
               <w:pStyle w:val="TableParagraph"/>
-              <w:spacing w:before="1"/>
+              <w:spacing w:before="1" w:line="276" w:lineRule="auto"/>
               <w:ind w:left="108"/>
               <w:rPr>
                 <w:sz w:val="24"/>
@@ -780,6 +782,7 @@
           <w:p>
             <w:pPr>
               <w:pStyle w:val="TableParagraph"/>
+              <w:spacing w:line="276" w:lineRule="auto"/>
               <w:jc w:val="center"/>
             </w:pPr>
             <w:r>
@@ -795,7 +798,7 @@
           <w:p>
             <w:pPr>
               <w:pStyle w:val="TableParagraph"/>
-              <w:spacing w:line="275" w:lineRule="exact"/>
+              <w:spacing w:line="276" w:lineRule="auto"/>
               <w:ind w:left="108"/>
               <w:rPr>
                 <w:sz w:val="24"/>
@@ -868,6 +871,7 @@
           <w:p>
             <w:pPr>
               <w:pStyle w:val="TableParagraph"/>
+              <w:spacing w:line="276" w:lineRule="auto"/>
               <w:jc w:val="center"/>
             </w:pPr>
             <w:r>
@@ -883,7 +887,7 @@
           <w:p>
             <w:pPr>
               <w:pStyle w:val="TableParagraph"/>
-              <w:spacing w:line="275" w:lineRule="exact"/>
+              <w:spacing w:line="276" w:lineRule="auto"/>
               <w:ind w:left="108"/>
               <w:rPr>
                 <w:sz w:val="24"/>
@@ -976,6 +980,7 @@
           <w:p>
             <w:pPr>
               <w:pStyle w:val="TableParagraph"/>
+              <w:spacing w:line="276" w:lineRule="auto"/>
               <w:jc w:val="center"/>
             </w:pPr>
             <w:r>
@@ -991,7 +996,7 @@
           <w:p>
             <w:pPr>
               <w:pStyle w:val="TableParagraph"/>
-              <w:spacing w:line="275" w:lineRule="exact"/>
+              <w:spacing w:line="276" w:lineRule="auto"/>
               <w:ind w:left="108"/>
               <w:rPr>
                 <w:sz w:val="24"/>
@@ -1151,7 +1156,7 @@
           <w:p>
             <w:pPr>
               <w:pStyle w:val="TableParagraph"/>
-              <w:spacing w:before="41"/>
+              <w:spacing w:before="41" w:line="276" w:lineRule="auto"/>
               <w:ind w:left="107"/>
               <w:rPr>
                 <w:sz w:val="24"/>
@@ -1621,6 +1626,7 @@
           <w:p>
             <w:pPr>
               <w:pStyle w:val="TableParagraph"/>
+              <w:spacing w:line="276" w:lineRule="auto"/>
               <w:jc w:val="center"/>
             </w:pPr>
             <w:r>
@@ -1636,7 +1642,7 @@
           <w:p>
             <w:pPr>
               <w:pStyle w:val="TableParagraph"/>
-              <w:spacing w:line="275" w:lineRule="exact"/>
+              <w:spacing w:line="276" w:lineRule="auto"/>
               <w:ind w:left="108"/>
               <w:rPr>
                 <w:sz w:val="24"/>
@@ -1742,6 +1748,7 @@
           <w:p>
             <w:pPr>
               <w:pStyle w:val="TableParagraph"/>
+              <w:spacing w:line="276" w:lineRule="auto"/>
               <w:jc w:val="center"/>
             </w:pPr>
             <w:r>
@@ -1757,7 +1764,7 @@
           <w:p>
             <w:pPr>
               <w:pStyle w:val="TableParagraph"/>
-              <w:spacing w:line="275" w:lineRule="exact"/>
+              <w:spacing w:line="276" w:lineRule="auto"/>
               <w:ind w:left="108"/>
               <w:rPr>
                 <w:sz w:val="24"/>
@@ -1856,6 +1863,7 @@
           <w:p>
             <w:pPr>
               <w:pStyle w:val="TableParagraph"/>
+              <w:spacing w:line="276" w:lineRule="auto"/>
               <w:jc w:val="center"/>
             </w:pPr>
             <w:r>
@@ -1871,7 +1879,7 @@
           <w:p>
             <w:pPr>
               <w:pStyle w:val="TableParagraph"/>
-              <w:spacing w:before="1"/>
+              <w:spacing w:before="1" w:line="276" w:lineRule="auto"/>
               <w:ind w:left="108"/>
               <w:rPr>
                 <w:sz w:val="24"/>
@@ -1990,6 +1998,7 @@
           <w:p>
             <w:pPr>
               <w:pStyle w:val="TableParagraph"/>
+              <w:spacing w:line="276" w:lineRule="auto"/>
               <w:jc w:val="center"/>
             </w:pPr>
             <w:r>
@@ -2005,7 +2014,7 @@
           <w:p>
             <w:pPr>
               <w:pStyle w:val="TableParagraph"/>
-              <w:spacing w:line="275" w:lineRule="exact"/>
+              <w:spacing w:line="276" w:lineRule="auto"/>
               <w:ind w:left="108"/>
               <w:rPr>
                 <w:sz w:val="24"/>
@@ -2113,7 +2122,7 @@
           <w:p>
             <w:pPr>
               <w:pStyle w:val="TableParagraph"/>
-              <w:spacing w:before="41"/>
+              <w:spacing w:before="41" w:line="276" w:lineRule="auto"/>
               <w:ind w:left="107"/>
               <w:rPr>
                 <w:sz w:val="24"/>
@@ -2193,6 +2202,7 @@
           <w:p>
             <w:pPr>
               <w:pStyle w:val="TableParagraph"/>
+              <w:spacing w:line="276" w:lineRule="auto"/>
               <w:jc w:val="center"/>
             </w:pPr>
             <w:r>
@@ -2208,7 +2218,7 @@
           <w:p>
             <w:pPr>
               <w:pStyle w:val="TableParagraph"/>
-              <w:spacing w:before="1"/>
+              <w:spacing w:before="1" w:line="276" w:lineRule="auto"/>
               <w:ind w:left="108"/>
               <w:rPr>
                 <w:sz w:val="24"/>
@@ -2301,6 +2311,7 @@
           <w:p>
             <w:pPr>
               <w:pStyle w:val="TableParagraph"/>
+              <w:spacing w:line="276" w:lineRule="auto"/>
               <w:jc w:val="center"/>
             </w:pPr>
             <w:r>
@@ -2316,7 +2327,7 @@
           <w:p>
             <w:pPr>
               <w:pStyle w:val="TableParagraph"/>
-              <w:spacing w:line="275" w:lineRule="exact"/>
+              <w:spacing w:line="276" w:lineRule="auto"/>
               <w:ind w:left="108"/>
               <w:rPr>
                 <w:sz w:val="24"/>
@@ -2516,7 +2527,7 @@
           <w:p>
             <w:pPr>
               <w:pStyle w:val="TableParagraph"/>
-              <w:spacing w:before="41"/>
+              <w:spacing w:before="41" w:line="276" w:lineRule="auto"/>
               <w:ind w:left="107"/>
               <w:rPr>
                 <w:sz w:val="24"/>
@@ -2602,7 +2613,7 @@
           <w:p>
             <w:pPr>
               <w:pStyle w:val="TableParagraph"/>
-              <w:spacing w:before="1" w:line="480" w:lineRule="auto"/>
+              <w:spacing w:before="1" w:line="276" w:lineRule="auto"/>
               <w:ind w:left="107"/>
               <w:rPr>
                 <w:b/>
@@ -2639,7 +2650,7 @@
           <w:p>
             <w:pPr>
               <w:pStyle w:val="TableParagraph"/>
-              <w:spacing w:line="360" w:lineRule="auto"/>
+              <w:spacing w:line="276" w:lineRule="auto"/>
               <w:ind w:left="107"/>
               <w:rPr>
                 <w:sz w:val="24"/>
@@ -2666,6 +2677,7 @@
           <w:p>
             <w:pPr>
               <w:pStyle w:val="TableParagraph"/>
+              <w:spacing w:line="276" w:lineRule="auto"/>
               <w:jc w:val="center"/>
             </w:pPr>
             <w:r>
@@ -2681,7 +2693,7 @@
           <w:p>
             <w:pPr>
               <w:pStyle w:val="TableParagraph"/>
-              <w:spacing w:line="275" w:lineRule="exact"/>
+              <w:spacing w:line="276" w:lineRule="auto"/>
               <w:ind w:left="108"/>
               <w:rPr>
                 <w:sz w:val="24"/>
@@ -2878,9 +2890,11 @@
           <w:p>
             <w:pPr>
               <w:pStyle w:val="TableParagraph"/>
+              <w:spacing w:line="276" w:lineRule="auto"/>
               <w:jc w:val="center"/>
             </w:pPr>
             <w:r>
+              <w:lastRenderedPageBreak/>
               <w:t>${srl_3_1}</w:t>
             </w:r>
           </w:p>
@@ -2893,7 +2907,7 @@
           <w:p>
             <w:pPr>
               <w:pStyle w:val="TableParagraph"/>
-              <w:spacing w:line="275" w:lineRule="exact"/>
+              <w:spacing w:line="276" w:lineRule="auto"/>
               <w:ind w:left="108"/>
               <w:rPr>
                 <w:sz w:val="24"/>
@@ -2992,6 +3006,7 @@
           <w:p>
             <w:pPr>
               <w:pStyle w:val="TableParagraph"/>
+              <w:spacing w:line="276" w:lineRule="auto"/>
               <w:jc w:val="center"/>
             </w:pPr>
             <w:r>
@@ -3007,7 +3022,7 @@
           <w:p>
             <w:pPr>
               <w:pStyle w:val="TableParagraph"/>
-              <w:spacing w:line="275" w:lineRule="exact"/>
+              <w:spacing w:line="276" w:lineRule="auto"/>
               <w:ind w:left="108"/>
               <w:rPr>
                 <w:sz w:val="24"/>
@@ -3126,6 +3141,7 @@
           <w:p>
             <w:pPr>
               <w:pStyle w:val="TableParagraph"/>
+              <w:spacing w:line="276" w:lineRule="auto"/>
               <w:jc w:val="center"/>
             </w:pPr>
             <w:r>
@@ -3141,7 +3157,7 @@
           <w:p>
             <w:pPr>
               <w:pStyle w:val="TableParagraph"/>
-              <w:spacing w:before="1"/>
+              <w:spacing w:before="1" w:line="276" w:lineRule="auto"/>
               <w:ind w:left="108"/>
               <w:rPr>
                 <w:sz w:val="24"/>
@@ -3300,6 +3316,7 @@
           <w:p>
             <w:pPr>
               <w:pStyle w:val="TableParagraph"/>
+              <w:spacing w:line="276" w:lineRule="auto"/>
               <w:jc w:val="center"/>
             </w:pPr>
             <w:r>
@@ -3315,7 +3332,7 @@
           <w:p>
             <w:pPr>
               <w:pStyle w:val="TableParagraph"/>
-              <w:spacing w:line="278" w:lineRule="auto"/>
+              <w:spacing w:line="276" w:lineRule="auto"/>
               <w:ind w:left="107"/>
               <w:rPr>
                 <w:sz w:val="24"/>
@@ -3498,6 +3515,7 @@
           <w:p>
             <w:pPr>
               <w:pStyle w:val="TableParagraph"/>
+              <w:spacing w:line="276" w:lineRule="auto"/>
               <w:jc w:val="center"/>
             </w:pPr>
             <w:r>
@@ -3513,7 +3531,7 @@
           <w:p>
             <w:pPr>
               <w:pStyle w:val="TableParagraph"/>
-              <w:spacing w:line="275" w:lineRule="exact"/>
+              <w:spacing w:line="276" w:lineRule="auto"/>
               <w:ind w:left="108"/>
               <w:rPr>
                 <w:sz w:val="24"/>
@@ -3670,391 +3688,6 @@
                 <w:sz w:val="24"/>
               </w:rPr>
               <w:t>person)</w:t>
-            </w:r>
-          </w:p>
-        </w:tc>
-      </w:tr>
-    </w:tbl>
-    <w:p>
-      <w:pPr>
-        <w:pStyle w:val="TableParagraph"/>
-        <w:spacing w:line="40" w:lineRule="exact"/>
-        <w:rPr>
-          <w:sz w:val="24"/>
-        </w:rPr>
-      </w:pPr>
-    </w:p>
-    <w:p>
-      <w:pPr>
-        <w:pStyle w:val="BodyText"/>
-        <w:spacing w:line="40" w:lineRule="exact"/>
-        <w:rPr>
-          <w:sz w:val="20"/>
-        </w:rPr>
-      </w:pPr>
-    </w:p>
-    <w:p>
-      <w:pPr>
-        <w:pStyle w:val="BodyText"/>
-        <w:spacing w:line="40" w:lineRule="exact"/>
-        <w:rPr>
-          <w:sz w:val="20"/>
-        </w:rPr>
-      </w:pPr>
-    </w:p>
-    <w:p>
-      <w:pPr>
-        <w:pStyle w:val="BodyText"/>
-        <w:spacing w:line="40" w:lineRule="exact"/>
-        <w:rPr>
-          <w:sz w:val="20"/>
-        </w:rPr>
-      </w:pPr>
-    </w:p>
-    <w:p>
-      <w:pPr>
-        <w:pStyle w:val="BodyText"/>
-        <w:spacing w:line="40" w:lineRule="exact"/>
-        <w:rPr>
-          <w:sz w:val="20"/>
-        </w:rPr>
-      </w:pPr>
-    </w:p>
-    <w:p>
-      <w:pPr>
-        <w:pStyle w:val="BodyText"/>
-        <w:spacing w:line="40" w:lineRule="exact"/>
-        <w:rPr>
-          <w:sz w:val="20"/>
-        </w:rPr>
-      </w:pPr>
-    </w:p>
-    <w:p>
-      <w:pPr>
-        <w:pStyle w:val="BodyText"/>
-        <w:spacing w:line="40" w:lineRule="exact"/>
-        <w:rPr>
-          <w:sz w:val="20"/>
-        </w:rPr>
-      </w:pPr>
-    </w:p>
-    <w:p>
-      <w:pPr>
-        <w:pStyle w:val="BodyText"/>
-        <w:spacing w:line="40" w:lineRule="exact"/>
-        <w:rPr>
-          <w:sz w:val="20"/>
-        </w:rPr>
-      </w:pPr>
-    </w:p>
-    <w:p>
-      <w:pPr>
-        <w:pStyle w:val="BodyText"/>
-        <w:spacing w:line="40" w:lineRule="exact"/>
-        <w:rPr>
-          <w:sz w:val="20"/>
-        </w:rPr>
-      </w:pPr>
-    </w:p>
-    <w:p>
-      <w:pPr>
-        <w:pStyle w:val="BodyText"/>
-        <w:spacing w:line="40" w:lineRule="exact"/>
-        <w:rPr>
-          <w:sz w:val="20"/>
-        </w:rPr>
-      </w:pPr>
-    </w:p>
-    <w:p>
-      <w:pPr>
-        <w:pStyle w:val="BodyText"/>
-        <w:spacing w:line="40" w:lineRule="exact"/>
-        <w:rPr>
-          <w:sz w:val="20"/>
-        </w:rPr>
-      </w:pPr>
-    </w:p>
-    <w:p>
-      <w:pPr>
-        <w:pStyle w:val="BodyText"/>
-        <w:spacing w:line="40" w:lineRule="exact"/>
-        <w:rPr>
-          <w:sz w:val="20"/>
-        </w:rPr>
-      </w:pPr>
-    </w:p>
-    <w:p>
-      <w:pPr>
-        <w:pStyle w:val="BodyText"/>
-        <w:spacing w:line="40" w:lineRule="exact"/>
-        <w:rPr>
-          <w:sz w:val="20"/>
-        </w:rPr>
-      </w:pPr>
-    </w:p>
-    <w:p>
-      <w:pPr>
-        <w:pStyle w:val="BodyText"/>
-        <w:spacing w:line="40" w:lineRule="exact"/>
-        <w:rPr>
-          <w:sz w:val="20"/>
-        </w:rPr>
-      </w:pPr>
-    </w:p>
-    <w:p>
-      <w:pPr>
-        <w:pStyle w:val="BodyText"/>
-        <w:spacing w:line="40" w:lineRule="exact"/>
-        <w:rPr>
-          <w:sz w:val="20"/>
-        </w:rPr>
-      </w:pPr>
-    </w:p>
-    <w:p>
-      <w:pPr>
-        <w:pStyle w:val="BodyText"/>
-        <w:spacing w:line="40" w:lineRule="exact"/>
-        <w:rPr>
-          <w:sz w:val="20"/>
-        </w:rPr>
-      </w:pPr>
-    </w:p>
-    <w:p>
-      <w:pPr>
-        <w:pStyle w:val="BodyText"/>
-        <w:spacing w:line="40" w:lineRule="exact"/>
-        <w:rPr>
-          <w:sz w:val="20"/>
-        </w:rPr>
-      </w:pPr>
-    </w:p>
-    <w:p>
-      <w:pPr>
-        <w:pStyle w:val="BodyText"/>
-        <w:spacing w:line="40" w:lineRule="exact"/>
-        <w:rPr>
-          <w:sz w:val="20"/>
-        </w:rPr>
-      </w:pPr>
-    </w:p>
-    <w:p>
-      <w:pPr>
-        <w:pStyle w:val="BodyText"/>
-        <w:spacing w:line="40" w:lineRule="exact"/>
-        <w:rPr>
-          <w:sz w:val="20"/>
-        </w:rPr>
-      </w:pPr>
-    </w:p>
-    <w:p>
-      <w:pPr>
-        <w:pStyle w:val="BodyText"/>
-        <w:spacing w:line="40" w:lineRule="exact"/>
-        <w:rPr>
-          <w:sz w:val="20"/>
-        </w:rPr>
-      </w:pPr>
-    </w:p>
-    <w:p>
-      <w:pPr>
-        <w:pStyle w:val="BodyText"/>
-        <w:spacing w:line="40" w:lineRule="exact"/>
-        <w:rPr>
-          <w:sz w:val="20"/>
-        </w:rPr>
-      </w:pPr>
-    </w:p>
-    <w:p>
-      <w:pPr>
-        <w:pStyle w:val="BodyText"/>
-        <w:spacing w:line="40" w:lineRule="exact"/>
-        <w:rPr>
-          <w:sz w:val="20"/>
-        </w:rPr>
-      </w:pPr>
-    </w:p>
-    <w:p>
-      <w:pPr>
-        <w:pStyle w:val="BodyText"/>
-        <w:spacing w:line="40" w:lineRule="exact"/>
-        <w:rPr>
-          <w:sz w:val="20"/>
-        </w:rPr>
-      </w:pPr>
-    </w:p>
-    <w:p>
-      <w:pPr>
-        <w:pStyle w:val="BodyText"/>
-        <w:spacing w:line="40" w:lineRule="exact"/>
-        <w:rPr>
-          <w:sz w:val="20"/>
-        </w:rPr>
-      </w:pPr>
-    </w:p>
-    <w:p>
-      <w:pPr>
-        <w:pStyle w:val="BodyText"/>
-        <w:spacing w:line="40" w:lineRule="exact"/>
-        <w:rPr>
-          <w:sz w:val="20"/>
-        </w:rPr>
-      </w:pPr>
-    </w:p>
-    <w:p>
-      <w:pPr>
-        <w:pStyle w:val="BodyText"/>
-        <w:spacing w:line="40" w:lineRule="exact"/>
-        <w:rPr>
-          <w:sz w:val="20"/>
-        </w:rPr>
-      </w:pPr>
-    </w:p>
-    <w:p>
-      <w:pPr>
-        <w:pStyle w:val="BodyText"/>
-        <w:spacing w:line="40" w:lineRule="exact"/>
-        <w:rPr>
-          <w:sz w:val="20"/>
-        </w:rPr>
-      </w:pPr>
-    </w:p>
-    <w:p>
-      <w:pPr>
-        <w:pStyle w:val="BodyText"/>
-        <w:spacing w:line="40" w:lineRule="exact"/>
-        <w:rPr>
-          <w:sz w:val="20"/>
-        </w:rPr>
-      </w:pPr>
-    </w:p>
-    <w:p>
-      <w:pPr>
-        <w:pStyle w:val="BodyText"/>
-        <w:spacing w:line="40" w:lineRule="exact"/>
-        <w:rPr>
-          <w:sz w:val="20"/>
-        </w:rPr>
-      </w:pPr>
-    </w:p>
-    <w:p>
-      <w:pPr>
-        <w:pStyle w:val="BodyText"/>
-        <w:spacing w:line="40" w:lineRule="exact"/>
-        <w:rPr>
-          <w:sz w:val="20"/>
-        </w:rPr>
-      </w:pPr>
-    </w:p>
-    <w:p>
-      <w:pPr>
-        <w:pStyle w:val="BodyText"/>
-        <w:spacing w:line="40" w:lineRule="exact"/>
-        <w:rPr>
-          <w:sz w:val="20"/>
-        </w:rPr>
-      </w:pPr>
-    </w:p>
-    <w:p>
-      <w:pPr>
-        <w:pStyle w:val="BodyText"/>
-        <w:spacing w:line="40" w:lineRule="exact"/>
-        <w:rPr>
-          <w:sz w:val="20"/>
-        </w:rPr>
-      </w:pPr>
-    </w:p>
-    <w:p>
-      <w:pPr>
-        <w:pStyle w:val="BodyText"/>
-        <w:spacing w:line="40" w:lineRule="exact"/>
-        <w:rPr>
-          <w:sz w:val="20"/>
-        </w:rPr>
-      </w:pPr>
-    </w:p>
-    <w:p>
-      <w:pPr>
-        <w:pStyle w:val="BodyText"/>
-        <w:spacing w:line="40" w:lineRule="exact"/>
-        <w:rPr>
-          <w:sz w:val="20"/>
-        </w:rPr>
-      </w:pPr>
-    </w:p>
-    <w:p>
-      <w:pPr>
-        <w:pStyle w:val="BodyText"/>
-        <w:spacing w:line="40" w:lineRule="exact"/>
-        <w:rPr>
-          <w:sz w:val="20"/>
-        </w:rPr>
-      </w:pPr>
-    </w:p>
-    <w:p>
-      <w:pPr>
-        <w:pStyle w:val="BodyText"/>
-        <w:spacing w:line="40" w:lineRule="exact"/>
-        <w:rPr>
-          <w:sz w:val="20"/>
-        </w:rPr>
-      </w:pPr>
-    </w:p>
-    <w:tbl>
-      <w:tblPr>
-        <w:tblW w:w="0" w:type="auto"/>
-        <w:tblInd w:w="5" w:type="dxa"/>
-        <w:tblBorders>
-          <w:top w:val="single" w:sz="4" w:space="0" w:color="000000"/>
-          <w:left w:val="single" w:sz="4" w:space="0" w:color="000000"/>
-          <w:bottom w:val="single" w:sz="4" w:space="0" w:color="000000"/>
-          <w:right w:val="single" w:sz="4" w:space="0" w:color="000000"/>
-          <w:insideH w:val="single" w:sz="4" w:space="0" w:color="000000"/>
-          <w:insideV w:val="single" w:sz="4" w:space="0" w:color="000000"/>
-        </w:tblBorders>
-        <w:tblLayout w:type="fixed"/>
-        <w:tblCellMar>
-          <w:left w:w="0" w:type="dxa"/>
-          <w:right w:w="0" w:type="dxa"/>
-        </w:tblCellMar>
-        <w:tblLook w:val="01E0" w:firstRow="1" w:lastRow="1" w:firstColumn="1" w:lastColumn="1" w:noHBand="0" w:noVBand="0"/>
-      </w:tblPr>
-      <w:tblGrid>
-        <w:gridCol w:w="703"/>
-        <w:gridCol w:w="8647"/>
-      </w:tblGrid>
-      <w:tr>
-        <w:trPr>
-          <w:trHeight w:val="300"/>
-        </w:trPr>
-        <w:tc>
-          <w:tcPr>
-            <w:tcW w:w="9350" w:type="dxa"/>
-            <w:gridSpan w:val="2"/>
-          </w:tcPr>
-          <w:p>
-            <w:pPr>
-              <w:pStyle w:val="TableParagraph"/>
-              <w:spacing w:line="480" w:lineRule="auto"/>
-              <w:ind w:left="107"/>
-              <w:rPr>
-                <w:b/>
-                <w:sz w:val="24"/>
-              </w:rPr>
-            </w:pPr>
-            <w:r>
-              <w:rPr>
-                <w:b/>
-                <w:sz w:val="24"/>
-              </w:rPr>
-              <w:t xml:space="preserve">SRL 4: </w:t>
-            </w:r>
-            <w:r>
-              <w:rPr>
-                <w:b/>
-                <w:spacing w:val="-2"/>
-                <w:sz w:val="24"/>
-              </w:rPr>
-              <w:t>PROTOTYPING</w:t>
             </w:r>
           </w:p>
         </w:tc>
@@ -4071,8 +3704,44 @@
           <w:p>
             <w:pPr>
               <w:pStyle w:val="TableParagraph"/>
-              <w:spacing w:line="360" w:lineRule="auto"/>
-              <w:ind w:left="107"/>
+              <w:spacing w:line="276" w:lineRule="auto"/>
+              <w:ind w:left="108"/>
+              <w:rPr>
+                <w:sz w:val="24"/>
+              </w:rPr>
+            </w:pPr>
+            <w:r>
+              <w:rPr>
+                <w:b/>
+                <w:sz w:val="24"/>
+              </w:rPr>
+              <w:t xml:space="preserve">SRL 4: </w:t>
+            </w:r>
+            <w:r>
+              <w:rPr>
+                <w:b/>
+                <w:spacing w:val="-2"/>
+                <w:sz w:val="24"/>
+              </w:rPr>
+              <w:t>PROTOTYPING</w:t>
+            </w:r>
+          </w:p>
+        </w:tc>
+      </w:tr>
+      <w:tr>
+        <w:trPr>
+          <w:trHeight w:val="300"/>
+        </w:trPr>
+        <w:tc>
+          <w:tcPr>
+            <w:tcW w:w="9350" w:type="dxa"/>
+            <w:gridSpan w:val="2"/>
+          </w:tcPr>
+          <w:p>
+            <w:pPr>
+              <w:pStyle w:val="TableParagraph"/>
+              <w:spacing w:line="276" w:lineRule="auto"/>
+              <w:ind w:left="108"/>
               <w:rPr>
                 <w:sz w:val="24"/>
               </w:rPr>
@@ -4294,6 +3963,7 @@
           <w:p>
             <w:pPr>
               <w:pStyle w:val="TableParagraph"/>
+              <w:spacing w:line="276" w:lineRule="auto"/>
               <w:jc w:val="center"/>
             </w:pPr>
             <w:r>
@@ -4309,7 +3979,7 @@
           <w:p>
             <w:pPr>
               <w:pStyle w:val="TableParagraph"/>
-              <w:spacing w:line="275" w:lineRule="exact"/>
+              <w:spacing w:line="276" w:lineRule="auto"/>
               <w:ind w:left="108"/>
               <w:rPr>
                 <w:sz w:val="24"/>
@@ -4434,6 +4104,7 @@
           <w:p>
             <w:pPr>
               <w:pStyle w:val="TableParagraph"/>
+              <w:spacing w:line="276" w:lineRule="auto"/>
               <w:jc w:val="center"/>
             </w:pPr>
             <w:r>
@@ -4449,7 +4120,7 @@
           <w:p>
             <w:pPr>
               <w:pStyle w:val="TableParagraph"/>
-              <w:spacing w:line="275" w:lineRule="exact"/>
+              <w:spacing w:line="276" w:lineRule="auto"/>
               <w:ind w:left="108"/>
               <w:rPr>
                 <w:sz w:val="24"/>
@@ -4529,6 +4200,7 @@
           <w:p>
             <w:pPr>
               <w:pStyle w:val="TableParagraph"/>
+              <w:spacing w:line="276" w:lineRule="auto"/>
               <w:jc w:val="center"/>
             </w:pPr>
             <w:r>
@@ -4544,7 +4216,7 @@
           <w:p>
             <w:pPr>
               <w:pStyle w:val="TableParagraph"/>
-              <w:spacing w:before="1"/>
+              <w:spacing w:line="276" w:lineRule="auto"/>
               <w:ind w:left="108"/>
               <w:rPr>
                 <w:sz w:val="24"/>
@@ -4650,6 +4322,7 @@
           <w:p>
             <w:pPr>
               <w:pStyle w:val="TableParagraph"/>
+              <w:spacing w:line="276" w:lineRule="auto"/>
               <w:jc w:val="center"/>
             </w:pPr>
             <w:r>
@@ -4665,7 +4338,7 @@
           <w:p>
             <w:pPr>
               <w:pStyle w:val="TableParagraph"/>
-              <w:spacing w:line="275" w:lineRule="exact"/>
+              <w:spacing w:line="276" w:lineRule="auto"/>
               <w:ind w:left="108"/>
               <w:rPr>
                 <w:sz w:val="24"/>
@@ -4745,6 +4418,7 @@
           <w:p>
             <w:pPr>
               <w:pStyle w:val="TableParagraph"/>
+              <w:spacing w:line="276" w:lineRule="auto"/>
               <w:jc w:val="center"/>
             </w:pPr>
             <w:r>
@@ -4760,7 +4434,7 @@
           <w:p>
             <w:pPr>
               <w:pStyle w:val="TableParagraph"/>
-              <w:spacing w:line="275" w:lineRule="exact"/>
+              <w:spacing w:line="276" w:lineRule="auto"/>
               <w:ind w:left="108"/>
               <w:rPr>
                 <w:sz w:val="24"/>
@@ -4872,10 +4546,9 @@
           <w:p>
             <w:pPr>
               <w:pStyle w:val="TableParagraph"/>
-              <w:spacing w:line="480" w:lineRule="auto"/>
-              <w:ind w:left="107"/>
-              <w:rPr>
-                <w:b/>
+              <w:spacing w:line="276" w:lineRule="auto"/>
+              <w:ind w:left="108"/>
+              <w:rPr>
                 <w:sz w:val="24"/>
               </w:rPr>
             </w:pPr>
@@ -4909,8 +4582,8 @@
           <w:p>
             <w:pPr>
               <w:pStyle w:val="TableParagraph"/>
-              <w:spacing w:before="1" w:line="480" w:lineRule="auto"/>
-              <w:ind w:left="107"/>
+              <w:spacing w:line="276" w:lineRule="auto"/>
+              <w:ind w:left="108"/>
               <w:rPr>
                 <w:sz w:val="24"/>
               </w:rPr>
@@ -5062,6 +4735,7 @@
           <w:p>
             <w:pPr>
               <w:pStyle w:val="TableParagraph"/>
+              <w:spacing w:line="276" w:lineRule="auto"/>
               <w:jc w:val="center"/>
             </w:pPr>
             <w:r>
@@ -5077,7 +4751,7 @@
           <w:p>
             <w:pPr>
               <w:pStyle w:val="TableParagraph"/>
-              <w:spacing w:line="275" w:lineRule="exact"/>
+              <w:spacing w:line="276" w:lineRule="auto"/>
               <w:ind w:left="108"/>
               <w:rPr>
                 <w:sz w:val="24"/>
@@ -5170,6 +4844,7 @@
           <w:p>
             <w:pPr>
               <w:pStyle w:val="TableParagraph"/>
+              <w:spacing w:line="276" w:lineRule="auto"/>
               <w:jc w:val="center"/>
             </w:pPr>
             <w:r>
@@ -5185,7 +4860,7 @@
           <w:p>
             <w:pPr>
               <w:pStyle w:val="TableParagraph"/>
-              <w:spacing w:line="275" w:lineRule="exact"/>
+              <w:spacing w:line="276" w:lineRule="auto"/>
               <w:ind w:left="108"/>
               <w:rPr>
                 <w:sz w:val="24"/>
@@ -5245,6 +4920,7 @@
           <w:p>
             <w:pPr>
               <w:pStyle w:val="TableParagraph"/>
+              <w:spacing w:line="276" w:lineRule="auto"/>
               <w:jc w:val="center"/>
             </w:pPr>
             <w:r>
@@ -5260,7 +4936,7 @@
           <w:p>
             <w:pPr>
               <w:pStyle w:val="TableParagraph"/>
-              <w:spacing w:line="275" w:lineRule="exact"/>
+              <w:spacing w:line="276" w:lineRule="auto"/>
               <w:ind w:left="108"/>
               <w:rPr>
                 <w:sz w:val="24"/>
@@ -5320,6 +4996,7 @@
           <w:p>
             <w:pPr>
               <w:pStyle w:val="TableParagraph"/>
+              <w:spacing w:line="276" w:lineRule="auto"/>
               <w:jc w:val="center"/>
             </w:pPr>
             <w:r>
@@ -5335,8 +5012,8 @@
           <w:p>
             <w:pPr>
               <w:pStyle w:val="TableParagraph"/>
-              <w:spacing w:line="278" w:lineRule="auto"/>
-              <w:ind w:left="107"/>
+              <w:spacing w:line="276" w:lineRule="auto"/>
+              <w:ind w:left="108"/>
               <w:rPr>
                 <w:sz w:val="24"/>
               </w:rPr>
@@ -5492,6 +5169,7 @@
           <w:p>
             <w:pPr>
               <w:pStyle w:val="TableParagraph"/>
+              <w:spacing w:line="276" w:lineRule="auto"/>
               <w:jc w:val="center"/>
             </w:pPr>
             <w:r>
@@ -5507,8 +5185,8 @@
           <w:p>
             <w:pPr>
               <w:pStyle w:val="TableParagraph"/>
-              <w:spacing w:line="278" w:lineRule="auto"/>
-              <w:ind w:left="107"/>
+              <w:spacing w:line="276" w:lineRule="auto"/>
+              <w:ind w:left="108"/>
               <w:rPr>
                 <w:sz w:val="24"/>
               </w:rPr>
@@ -5651,10 +5329,9 @@
           <w:p>
             <w:pPr>
               <w:pStyle w:val="TableParagraph"/>
-              <w:spacing w:line="275" w:lineRule="exact"/>
-              <w:ind w:left="107"/>
-              <w:rPr>
-                <w:b/>
+              <w:spacing w:line="276" w:lineRule="auto"/>
+              <w:ind w:left="108"/>
+              <w:rPr>
                 <w:sz w:val="24"/>
               </w:rPr>
             </w:pPr>
@@ -5718,8 +5395,8 @@
           <w:p>
             <w:pPr>
               <w:pStyle w:val="TableParagraph"/>
-              <w:spacing w:line="480" w:lineRule="auto"/>
-              <w:ind w:left="107"/>
+              <w:spacing w:line="276" w:lineRule="auto"/>
+              <w:ind w:left="108"/>
               <w:rPr>
                 <w:sz w:val="24"/>
               </w:rPr>
@@ -5869,7 +5546,11 @@
           <w:p>
             <w:pPr>
               <w:pStyle w:val="TableParagraph"/>
-              <w:jc w:val="center"/>
+              <w:spacing w:line="276" w:lineRule="auto"/>
+              <w:ind w:left="108"/>
+              <w:rPr>
+                <w:sz w:val="24"/>
+              </w:rPr>
             </w:pPr>
             <w:r>
               <w:t>${srl_6_0}</w:t>
@@ -5884,7 +5565,7 @@
           <w:p>
             <w:pPr>
               <w:pStyle w:val="TableParagraph"/>
-              <w:spacing w:line="275" w:lineRule="exact"/>
+              <w:spacing w:line="276" w:lineRule="auto"/>
               <w:ind w:left="108"/>
               <w:rPr>
                 <w:sz w:val="24"/>
@@ -5951,7 +5632,11 @@
           <w:p>
             <w:pPr>
               <w:pStyle w:val="TableParagraph"/>
-              <w:jc w:val="center"/>
+              <w:spacing w:line="276" w:lineRule="auto"/>
+              <w:ind w:left="108"/>
+              <w:rPr>
+                <w:sz w:val="24"/>
+              </w:rPr>
             </w:pPr>
             <w:r>
               <w:t>${srl_6_1}</w:t>
@@ -5966,7 +5651,7 @@
           <w:p>
             <w:pPr>
               <w:pStyle w:val="TableParagraph"/>
-              <w:spacing w:before="1"/>
+              <w:spacing w:line="276" w:lineRule="auto"/>
               <w:ind w:left="108"/>
               <w:rPr>
                 <w:sz w:val="24"/>
@@ -6033,9 +5718,14 @@
           <w:p>
             <w:pPr>
               <w:pStyle w:val="TableParagraph"/>
-              <w:jc w:val="center"/>
+              <w:spacing w:line="276" w:lineRule="auto"/>
+              <w:ind w:left="108"/>
+              <w:rPr>
+                <w:sz w:val="24"/>
+              </w:rPr>
             </w:pPr>
             <w:r>
+              <w:lastRenderedPageBreak/>
               <w:t>${srl_6_2}</w:t>
             </w:r>
           </w:p>
@@ -6048,7 +5738,7 @@
           <w:p>
             <w:pPr>
               <w:pStyle w:val="TableParagraph"/>
-              <w:spacing w:line="275" w:lineRule="exact"/>
+              <w:spacing w:line="276" w:lineRule="auto"/>
               <w:ind w:left="108"/>
               <w:rPr>
                 <w:sz w:val="24"/>
@@ -6123,7 +5813,11 @@
           <w:p>
             <w:pPr>
               <w:pStyle w:val="TableParagraph"/>
-              <w:jc w:val="center"/>
+              <w:spacing w:line="276" w:lineRule="auto"/>
+              <w:ind w:left="108"/>
+              <w:rPr>
+                <w:sz w:val="24"/>
+              </w:rPr>
             </w:pPr>
             <w:r>
               <w:t>${srl_6_3}</w:t>
@@ -6138,7 +5832,7 @@
           <w:p>
             <w:pPr>
               <w:pStyle w:val="TableParagraph"/>
-              <w:spacing w:line="275" w:lineRule="exact"/>
+              <w:spacing w:line="276" w:lineRule="auto"/>
               <w:ind w:left="108"/>
               <w:rPr>
                 <w:sz w:val="24"/>
@@ -6224,7 +5918,11 @@
           <w:p>
             <w:pPr>
               <w:pStyle w:val="TableParagraph"/>
-              <w:jc w:val="center"/>
+              <w:spacing w:line="276" w:lineRule="auto"/>
+              <w:ind w:left="108"/>
+              <w:rPr>
+                <w:sz w:val="24"/>
+              </w:rPr>
             </w:pPr>
             <w:r>
               <w:t>${srl_6_4}</w:t>
@@ -6239,7 +5937,7 @@
           <w:p>
             <w:pPr>
               <w:pStyle w:val="TableParagraph"/>
-              <w:spacing w:line="275" w:lineRule="exact"/>
+              <w:spacing w:line="276" w:lineRule="auto"/>
               <w:ind w:left="108"/>
               <w:rPr>
                 <w:sz w:val="24"/>
@@ -6319,7 +6017,11 @@
           <w:p>
             <w:pPr>
               <w:pStyle w:val="TableParagraph"/>
-              <w:jc w:val="center"/>
+              <w:spacing w:line="276" w:lineRule="auto"/>
+              <w:ind w:left="108"/>
+              <w:rPr>
+                <w:sz w:val="24"/>
+              </w:rPr>
             </w:pPr>
             <w:r>
               <w:t>${srl_6_5}</w:t>
@@ -6334,7 +6036,7 @@
           <w:p>
             <w:pPr>
               <w:pStyle w:val="TableParagraph"/>
-              <w:spacing w:before="1"/>
+              <w:spacing w:line="276" w:lineRule="auto"/>
               <w:ind w:left="108"/>
               <w:rPr>
                 <w:sz w:val="24"/>
@@ -6398,954 +6100,6 @@
                 <w:sz w:val="24"/>
               </w:rPr>
               <w:t>service</w:t>
-            </w:r>
-          </w:p>
-        </w:tc>
-      </w:tr>
-    </w:tbl>
-    <w:p>
-      <w:pPr>
-        <w:pStyle w:val="TableParagraph"/>
-        <w:spacing w:line="40" w:lineRule="exact"/>
-        <w:rPr>
-          <w:sz w:val="24"/>
-        </w:rPr>
-      </w:pPr>
-    </w:p>
-    <w:p>
-      <w:pPr>
-        <w:pStyle w:val="BodyText"/>
-        <w:spacing w:line="40" w:lineRule="exact"/>
-        <w:rPr>
-          <w:sz w:val="20"/>
-        </w:rPr>
-      </w:pPr>
-    </w:p>
-    <w:p>
-      <w:pPr>
-        <w:pStyle w:val="BodyText"/>
-        <w:spacing w:line="40" w:lineRule="exact"/>
-        <w:rPr>
-          <w:sz w:val="20"/>
-        </w:rPr>
-      </w:pPr>
-    </w:p>
-    <w:p>
-      <w:pPr>
-        <w:pStyle w:val="BodyText"/>
-        <w:spacing w:line="40" w:lineRule="exact"/>
-        <w:rPr>
-          <w:sz w:val="20"/>
-        </w:rPr>
-      </w:pPr>
-    </w:p>
-    <w:p>
-      <w:pPr>
-        <w:pStyle w:val="BodyText"/>
-        <w:spacing w:line="40" w:lineRule="exact"/>
-        <w:rPr>
-          <w:sz w:val="20"/>
-        </w:rPr>
-      </w:pPr>
-    </w:p>
-    <w:p>
-      <w:pPr>
-        <w:pStyle w:val="BodyText"/>
-        <w:spacing w:line="40" w:lineRule="exact"/>
-        <w:rPr>
-          <w:sz w:val="20"/>
-        </w:rPr>
-      </w:pPr>
-    </w:p>
-    <w:p>
-      <w:pPr>
-        <w:pStyle w:val="BodyText"/>
-        <w:spacing w:line="40" w:lineRule="exact"/>
-        <w:rPr>
-          <w:sz w:val="20"/>
-        </w:rPr>
-      </w:pPr>
-    </w:p>
-    <w:p>
-      <w:pPr>
-        <w:pStyle w:val="BodyText"/>
-        <w:spacing w:line="40" w:lineRule="exact"/>
-        <w:rPr>
-          <w:sz w:val="20"/>
-        </w:rPr>
-      </w:pPr>
-    </w:p>
-    <w:p>
-      <w:pPr>
-        <w:pStyle w:val="BodyText"/>
-        <w:spacing w:line="40" w:lineRule="exact"/>
-        <w:rPr>
-          <w:sz w:val="20"/>
-        </w:rPr>
-      </w:pPr>
-    </w:p>
-    <w:p>
-      <w:pPr>
-        <w:pStyle w:val="BodyText"/>
-        <w:spacing w:line="40" w:lineRule="exact"/>
-        <w:rPr>
-          <w:sz w:val="20"/>
-        </w:rPr>
-      </w:pPr>
-    </w:p>
-    <w:p>
-      <w:pPr>
-        <w:pStyle w:val="BodyText"/>
-        <w:spacing w:line="40" w:lineRule="exact"/>
-        <w:rPr>
-          <w:sz w:val="20"/>
-        </w:rPr>
-      </w:pPr>
-    </w:p>
-    <w:p>
-      <w:pPr>
-        <w:pStyle w:val="BodyText"/>
-        <w:spacing w:line="40" w:lineRule="exact"/>
-        <w:rPr>
-          <w:sz w:val="20"/>
-        </w:rPr>
-      </w:pPr>
-    </w:p>
-    <w:p>
-      <w:pPr>
-        <w:pStyle w:val="BodyText"/>
-        <w:spacing w:line="40" w:lineRule="exact"/>
-        <w:rPr>
-          <w:sz w:val="20"/>
-        </w:rPr>
-      </w:pPr>
-    </w:p>
-    <w:p>
-      <w:pPr>
-        <w:pStyle w:val="BodyText"/>
-        <w:spacing w:line="40" w:lineRule="exact"/>
-        <w:rPr>
-          <w:sz w:val="20"/>
-        </w:rPr>
-      </w:pPr>
-    </w:p>
-    <w:p>
-      <w:pPr>
-        <w:pStyle w:val="BodyText"/>
-        <w:spacing w:line="40" w:lineRule="exact"/>
-        <w:rPr>
-          <w:sz w:val="20"/>
-        </w:rPr>
-      </w:pPr>
-    </w:p>
-    <w:p>
-      <w:pPr>
-        <w:pStyle w:val="BodyText"/>
-        <w:spacing w:line="40" w:lineRule="exact"/>
-        <w:rPr>
-          <w:sz w:val="20"/>
-        </w:rPr>
-      </w:pPr>
-    </w:p>
-    <w:p>
-      <w:pPr>
-        <w:pStyle w:val="BodyText"/>
-        <w:spacing w:line="40" w:lineRule="exact"/>
-        <w:rPr>
-          <w:sz w:val="20"/>
-        </w:rPr>
-      </w:pPr>
-    </w:p>
-    <w:p>
-      <w:pPr>
-        <w:pStyle w:val="BodyText"/>
-        <w:spacing w:line="40" w:lineRule="exact"/>
-        <w:rPr>
-          <w:sz w:val="20"/>
-        </w:rPr>
-      </w:pPr>
-    </w:p>
-    <w:p>
-      <w:pPr>
-        <w:pStyle w:val="BodyText"/>
-        <w:spacing w:line="40" w:lineRule="exact"/>
-        <w:rPr>
-          <w:sz w:val="20"/>
-        </w:rPr>
-      </w:pPr>
-    </w:p>
-    <w:p>
-      <w:pPr>
-        <w:pStyle w:val="BodyText"/>
-        <w:spacing w:line="40" w:lineRule="exact"/>
-        <w:rPr>
-          <w:sz w:val="20"/>
-        </w:rPr>
-      </w:pPr>
-    </w:p>
-    <w:p>
-      <w:pPr>
-        <w:pStyle w:val="BodyText"/>
-        <w:spacing w:line="40" w:lineRule="exact"/>
-        <w:rPr>
-          <w:sz w:val="20"/>
-        </w:rPr>
-      </w:pPr>
-    </w:p>
-    <w:p>
-      <w:pPr>
-        <w:pStyle w:val="BodyText"/>
-        <w:spacing w:line="40" w:lineRule="exact"/>
-        <w:rPr>
-          <w:sz w:val="20"/>
-        </w:rPr>
-      </w:pPr>
-    </w:p>
-    <w:p>
-      <w:pPr>
-        <w:pStyle w:val="BodyText"/>
-        <w:spacing w:line="40" w:lineRule="exact"/>
-        <w:rPr>
-          <w:sz w:val="20"/>
-        </w:rPr>
-      </w:pPr>
-    </w:p>
-    <w:p>
-      <w:pPr>
-        <w:pStyle w:val="BodyText"/>
-        <w:spacing w:line="40" w:lineRule="exact"/>
-        <w:rPr>
-          <w:sz w:val="20"/>
-        </w:rPr>
-      </w:pPr>
-    </w:p>
-    <w:p>
-      <w:pPr>
-        <w:pStyle w:val="BodyText"/>
-        <w:spacing w:line="40" w:lineRule="exact"/>
-        <w:rPr>
-          <w:sz w:val="20"/>
-        </w:rPr>
-      </w:pPr>
-    </w:p>
-    <w:p>
-      <w:pPr>
-        <w:pStyle w:val="BodyText"/>
-        <w:spacing w:line="40" w:lineRule="exact"/>
-        <w:rPr>
-          <w:sz w:val="20"/>
-        </w:rPr>
-      </w:pPr>
-    </w:p>
-    <w:p>
-      <w:pPr>
-        <w:pStyle w:val="BodyText"/>
-        <w:spacing w:line="40" w:lineRule="exact"/>
-        <w:rPr>
-          <w:sz w:val="20"/>
-        </w:rPr>
-      </w:pPr>
-    </w:p>
-    <w:p>
-      <w:pPr>
-        <w:pStyle w:val="BodyText"/>
-        <w:spacing w:line="40" w:lineRule="exact"/>
-        <w:rPr>
-          <w:sz w:val="20"/>
-        </w:rPr>
-      </w:pPr>
-    </w:p>
-    <w:p>
-      <w:pPr>
-        <w:pStyle w:val="BodyText"/>
-        <w:spacing w:line="40" w:lineRule="exact"/>
-        <w:rPr>
-          <w:sz w:val="20"/>
-        </w:rPr>
-      </w:pPr>
-    </w:p>
-    <w:p>
-      <w:pPr>
-        <w:pStyle w:val="BodyText"/>
-        <w:spacing w:line="40" w:lineRule="exact"/>
-        <w:rPr>
-          <w:sz w:val="20"/>
-        </w:rPr>
-      </w:pPr>
-    </w:p>
-    <w:p>
-      <w:pPr>
-        <w:pStyle w:val="BodyText"/>
-        <w:spacing w:line="40" w:lineRule="exact"/>
-        <w:rPr>
-          <w:sz w:val="20"/>
-        </w:rPr>
-      </w:pPr>
-    </w:p>
-    <w:p>
-      <w:pPr>
-        <w:pStyle w:val="BodyText"/>
-        <w:spacing w:line="40" w:lineRule="exact"/>
-        <w:rPr>
-          <w:sz w:val="20"/>
-        </w:rPr>
-      </w:pPr>
-    </w:p>
-    <w:p>
-      <w:pPr>
-        <w:pStyle w:val="BodyText"/>
-        <w:spacing w:line="40" w:lineRule="exact"/>
-        <w:rPr>
-          <w:sz w:val="20"/>
-        </w:rPr>
-      </w:pPr>
-    </w:p>
-    <w:p>
-      <w:pPr>
-        <w:pStyle w:val="BodyText"/>
-        <w:spacing w:line="40" w:lineRule="exact"/>
-        <w:rPr>
-          <w:sz w:val="20"/>
-        </w:rPr>
-      </w:pPr>
-    </w:p>
-    <w:p>
-      <w:pPr>
-        <w:pStyle w:val="BodyText"/>
-        <w:spacing w:line="40" w:lineRule="exact"/>
-        <w:rPr>
-          <w:sz w:val="20"/>
-        </w:rPr>
-      </w:pPr>
-    </w:p>
-    <w:p>
-      <w:pPr>
-        <w:pStyle w:val="BodyText"/>
-        <w:spacing w:line="40" w:lineRule="exact"/>
-        <w:rPr>
-          <w:sz w:val="20"/>
-        </w:rPr>
-      </w:pPr>
-    </w:p>
-    <w:p>
-      <w:pPr>
-        <w:pStyle w:val="BodyText"/>
-        <w:spacing w:line="40" w:lineRule="exact"/>
-        <w:rPr>
-          <w:sz w:val="20"/>
-        </w:rPr>
-      </w:pPr>
-    </w:p>
-    <w:p>
-      <w:pPr>
-        <w:pStyle w:val="BodyText"/>
-        <w:spacing w:line="40" w:lineRule="exact"/>
-        <w:rPr>
-          <w:sz w:val="20"/>
-        </w:rPr>
-      </w:pPr>
-    </w:p>
-    <w:p>
-      <w:pPr>
-        <w:pStyle w:val="BodyText"/>
-        <w:spacing w:line="40" w:lineRule="exact"/>
-        <w:rPr>
-          <w:sz w:val="20"/>
-        </w:rPr>
-      </w:pPr>
-    </w:p>
-    <w:p>
-      <w:pPr>
-        <w:pStyle w:val="BodyText"/>
-        <w:spacing w:line="40" w:lineRule="exact"/>
-        <w:rPr>
-          <w:sz w:val="20"/>
-        </w:rPr>
-      </w:pPr>
-    </w:p>
-    <w:p>
-      <w:pPr>
-        <w:pStyle w:val="BodyText"/>
-        <w:spacing w:line="40" w:lineRule="exact"/>
-        <w:rPr>
-          <w:sz w:val="20"/>
-        </w:rPr>
-      </w:pPr>
-    </w:p>
-    <w:p>
-      <w:pPr>
-        <w:pStyle w:val="BodyText"/>
-        <w:spacing w:line="40" w:lineRule="exact"/>
-        <w:rPr>
-          <w:sz w:val="20"/>
-        </w:rPr>
-      </w:pPr>
-    </w:p>
-    <w:p>
-      <w:pPr>
-        <w:pStyle w:val="BodyText"/>
-        <w:spacing w:line="40" w:lineRule="exact"/>
-        <w:rPr>
-          <w:sz w:val="20"/>
-        </w:rPr>
-      </w:pPr>
-    </w:p>
-    <w:p>
-      <w:pPr>
-        <w:pStyle w:val="BodyText"/>
-        <w:spacing w:line="40" w:lineRule="exact"/>
-        <w:rPr>
-          <w:sz w:val="20"/>
-        </w:rPr>
-      </w:pPr>
-    </w:p>
-    <w:p>
-      <w:pPr>
-        <w:pStyle w:val="BodyText"/>
-        <w:spacing w:line="40" w:lineRule="exact"/>
-        <w:rPr>
-          <w:sz w:val="20"/>
-        </w:rPr>
-      </w:pPr>
-    </w:p>
-    <w:p>
-      <w:pPr>
-        <w:pStyle w:val="BodyText"/>
-        <w:spacing w:line="40" w:lineRule="exact"/>
-        <w:rPr>
-          <w:sz w:val="20"/>
-        </w:rPr>
-      </w:pPr>
-    </w:p>
-    <w:p>
-      <w:pPr>
-        <w:pStyle w:val="BodyText"/>
-        <w:spacing w:line="40" w:lineRule="exact"/>
-        <w:rPr>
-          <w:sz w:val="20"/>
-        </w:rPr>
-      </w:pPr>
-    </w:p>
-    <w:p>
-      <w:pPr>
-        <w:pStyle w:val="BodyText"/>
-        <w:spacing w:line="40" w:lineRule="exact"/>
-        <w:rPr>
-          <w:sz w:val="20"/>
-        </w:rPr>
-      </w:pPr>
-    </w:p>
-    <w:p>
-      <w:pPr>
-        <w:pStyle w:val="BodyText"/>
-        <w:spacing w:line="40" w:lineRule="exact"/>
-        <w:rPr>
-          <w:sz w:val="20"/>
-        </w:rPr>
-      </w:pPr>
-    </w:p>
-    <w:p>
-      <w:pPr>
-        <w:pStyle w:val="BodyText"/>
-        <w:spacing w:line="40" w:lineRule="exact"/>
-        <w:rPr>
-          <w:sz w:val="20"/>
-        </w:rPr>
-      </w:pPr>
-    </w:p>
-    <w:p>
-      <w:pPr>
-        <w:pStyle w:val="BodyText"/>
-        <w:spacing w:line="40" w:lineRule="exact"/>
-        <w:rPr>
-          <w:sz w:val="20"/>
-        </w:rPr>
-      </w:pPr>
-    </w:p>
-    <w:p>
-      <w:pPr>
-        <w:pStyle w:val="BodyText"/>
-        <w:spacing w:line="40" w:lineRule="exact"/>
-        <w:rPr>
-          <w:sz w:val="20"/>
-        </w:rPr>
-      </w:pPr>
-    </w:p>
-    <w:p>
-      <w:pPr>
-        <w:pStyle w:val="BodyText"/>
-        <w:spacing w:line="40" w:lineRule="exact"/>
-        <w:rPr>
-          <w:sz w:val="20"/>
-        </w:rPr>
-      </w:pPr>
-    </w:p>
-    <w:p>
-      <w:pPr>
-        <w:pStyle w:val="BodyText"/>
-        <w:spacing w:line="40" w:lineRule="exact"/>
-        <w:rPr>
-          <w:sz w:val="20"/>
-        </w:rPr>
-      </w:pPr>
-    </w:p>
-    <w:p>
-      <w:pPr>
-        <w:pStyle w:val="BodyText"/>
-        <w:spacing w:line="40" w:lineRule="exact"/>
-        <w:rPr>
-          <w:sz w:val="20"/>
-        </w:rPr>
-      </w:pPr>
-    </w:p>
-    <w:p>
-      <w:pPr>
-        <w:pStyle w:val="BodyText"/>
-        <w:spacing w:line="40" w:lineRule="exact"/>
-        <w:rPr>
-          <w:sz w:val="20"/>
-        </w:rPr>
-      </w:pPr>
-    </w:p>
-    <w:p>
-      <w:pPr>
-        <w:pStyle w:val="BodyText"/>
-        <w:spacing w:line="40" w:lineRule="exact"/>
-        <w:rPr>
-          <w:sz w:val="20"/>
-        </w:rPr>
-      </w:pPr>
-    </w:p>
-    <w:p>
-      <w:pPr>
-        <w:pStyle w:val="BodyText"/>
-        <w:spacing w:line="40" w:lineRule="exact"/>
-        <w:rPr>
-          <w:sz w:val="20"/>
-        </w:rPr>
-      </w:pPr>
-    </w:p>
-    <w:p>
-      <w:pPr>
-        <w:pStyle w:val="BodyText"/>
-        <w:spacing w:line="40" w:lineRule="exact"/>
-        <w:rPr>
-          <w:sz w:val="20"/>
-        </w:rPr>
-      </w:pPr>
-    </w:p>
-    <w:p>
-      <w:pPr>
-        <w:pStyle w:val="BodyText"/>
-        <w:spacing w:line="40" w:lineRule="exact"/>
-        <w:rPr>
-          <w:sz w:val="20"/>
-        </w:rPr>
-      </w:pPr>
-    </w:p>
-    <w:p>
-      <w:pPr>
-        <w:pStyle w:val="BodyText"/>
-        <w:spacing w:line="40" w:lineRule="exact"/>
-        <w:rPr>
-          <w:sz w:val="20"/>
-        </w:rPr>
-      </w:pPr>
-    </w:p>
-    <w:p>
-      <w:pPr>
-        <w:pStyle w:val="BodyText"/>
-        <w:spacing w:line="40" w:lineRule="exact"/>
-        <w:rPr>
-          <w:sz w:val="20"/>
-        </w:rPr>
-      </w:pPr>
-    </w:p>
-    <w:p>
-      <w:pPr>
-        <w:pStyle w:val="BodyText"/>
-        <w:spacing w:line="40" w:lineRule="exact"/>
-        <w:rPr>
-          <w:sz w:val="20"/>
-        </w:rPr>
-      </w:pPr>
-    </w:p>
-    <w:p>
-      <w:pPr>
-        <w:pStyle w:val="BodyText"/>
-        <w:spacing w:line="40" w:lineRule="exact"/>
-        <w:rPr>
-          <w:sz w:val="20"/>
-        </w:rPr>
-      </w:pPr>
-    </w:p>
-    <w:p>
-      <w:pPr>
-        <w:pStyle w:val="BodyText"/>
-        <w:spacing w:line="40" w:lineRule="exact"/>
-        <w:rPr>
-          <w:sz w:val="20"/>
-        </w:rPr>
-      </w:pPr>
-    </w:p>
-    <w:p>
-      <w:pPr>
-        <w:pStyle w:val="BodyText"/>
-        <w:spacing w:line="40" w:lineRule="exact"/>
-        <w:rPr>
-          <w:sz w:val="20"/>
-        </w:rPr>
-      </w:pPr>
-    </w:p>
-    <w:p>
-      <w:pPr>
-        <w:pStyle w:val="BodyText"/>
-        <w:spacing w:line="40" w:lineRule="exact"/>
-        <w:rPr>
-          <w:sz w:val="20"/>
-        </w:rPr>
-      </w:pPr>
-    </w:p>
-    <w:p>
-      <w:pPr>
-        <w:pStyle w:val="BodyText"/>
-        <w:spacing w:line="40" w:lineRule="exact"/>
-        <w:rPr>
-          <w:sz w:val="20"/>
-        </w:rPr>
-      </w:pPr>
-    </w:p>
-    <w:p>
-      <w:pPr>
-        <w:pStyle w:val="BodyText"/>
-        <w:spacing w:line="40" w:lineRule="exact"/>
-        <w:rPr>
-          <w:sz w:val="20"/>
-        </w:rPr>
-      </w:pPr>
-    </w:p>
-    <w:p>
-      <w:pPr>
-        <w:pStyle w:val="BodyText"/>
-        <w:spacing w:line="40" w:lineRule="exact"/>
-        <w:rPr>
-          <w:sz w:val="20"/>
-        </w:rPr>
-      </w:pPr>
-    </w:p>
-    <w:p>
-      <w:pPr>
-        <w:pStyle w:val="BodyText"/>
-        <w:spacing w:line="40" w:lineRule="exact"/>
-        <w:rPr>
-          <w:sz w:val="20"/>
-        </w:rPr>
-      </w:pPr>
-    </w:p>
-    <w:p>
-      <w:pPr>
-        <w:pStyle w:val="BodyText"/>
-        <w:spacing w:line="40" w:lineRule="exact"/>
-        <w:rPr>
-          <w:sz w:val="20"/>
-        </w:rPr>
-      </w:pPr>
-    </w:p>
-    <w:p>
-      <w:pPr>
-        <w:pStyle w:val="BodyText"/>
-        <w:spacing w:line="40" w:lineRule="exact"/>
-        <w:rPr>
-          <w:sz w:val="20"/>
-        </w:rPr>
-      </w:pPr>
-    </w:p>
-    <w:p>
-      <w:pPr>
-        <w:pStyle w:val="BodyText"/>
-        <w:spacing w:line="40" w:lineRule="exact"/>
-        <w:rPr>
-          <w:sz w:val="20"/>
-        </w:rPr>
-      </w:pPr>
-    </w:p>
-    <w:p>
-      <w:pPr>
-        <w:pStyle w:val="BodyText"/>
-        <w:spacing w:line="40" w:lineRule="exact"/>
-        <w:rPr>
-          <w:sz w:val="20"/>
-        </w:rPr>
-      </w:pPr>
-    </w:p>
-    <w:p>
-      <w:pPr>
-        <w:pStyle w:val="BodyText"/>
-        <w:spacing w:line="40" w:lineRule="exact"/>
-        <w:rPr>
-          <w:sz w:val="20"/>
-        </w:rPr>
-      </w:pPr>
-    </w:p>
-    <w:p>
-      <w:pPr>
-        <w:pStyle w:val="BodyText"/>
-        <w:spacing w:line="40" w:lineRule="exact"/>
-        <w:rPr>
-          <w:sz w:val="20"/>
-        </w:rPr>
-      </w:pPr>
-    </w:p>
-    <w:p>
-      <w:pPr>
-        <w:pStyle w:val="BodyText"/>
-        <w:spacing w:line="40" w:lineRule="exact"/>
-        <w:rPr>
-          <w:sz w:val="20"/>
-        </w:rPr>
-      </w:pPr>
-    </w:p>
-    <w:p>
-      <w:pPr>
-        <w:pStyle w:val="BodyText"/>
-        <w:spacing w:line="40" w:lineRule="exact"/>
-        <w:rPr>
-          <w:sz w:val="20"/>
-        </w:rPr>
-      </w:pPr>
-    </w:p>
-    <w:p>
-      <w:pPr>
-        <w:pStyle w:val="BodyText"/>
-        <w:spacing w:line="40" w:lineRule="exact"/>
-        <w:rPr>
-          <w:sz w:val="20"/>
-        </w:rPr>
-      </w:pPr>
-    </w:p>
-    <w:p>
-      <w:pPr>
-        <w:pStyle w:val="BodyText"/>
-        <w:spacing w:line="40" w:lineRule="exact"/>
-        <w:rPr>
-          <w:sz w:val="20"/>
-        </w:rPr>
-      </w:pPr>
-    </w:p>
-    <w:p>
-      <w:pPr>
-        <w:pStyle w:val="BodyText"/>
-        <w:spacing w:line="40" w:lineRule="exact"/>
-        <w:rPr>
-          <w:sz w:val="20"/>
-        </w:rPr>
-      </w:pPr>
-    </w:p>
-    <w:p>
-      <w:pPr>
-        <w:pStyle w:val="BodyText"/>
-        <w:spacing w:line="40" w:lineRule="exact"/>
-        <w:rPr>
-          <w:sz w:val="20"/>
-        </w:rPr>
-      </w:pPr>
-    </w:p>
-    <w:p>
-      <w:pPr>
-        <w:pStyle w:val="BodyText"/>
-        <w:spacing w:line="40" w:lineRule="exact"/>
-        <w:rPr>
-          <w:sz w:val="20"/>
-        </w:rPr>
-      </w:pPr>
-    </w:p>
-    <w:p>
-      <w:pPr>
-        <w:pStyle w:val="BodyText"/>
-        <w:spacing w:line="40" w:lineRule="exact"/>
-        <w:rPr>
-          <w:sz w:val="20"/>
-        </w:rPr>
-      </w:pPr>
-    </w:p>
-    <w:p>
-      <w:pPr>
-        <w:pStyle w:val="BodyText"/>
-        <w:spacing w:line="40" w:lineRule="exact"/>
-        <w:rPr>
-          <w:sz w:val="20"/>
-        </w:rPr>
-      </w:pPr>
-    </w:p>
-    <w:p>
-      <w:pPr>
-        <w:pStyle w:val="BodyText"/>
-        <w:spacing w:line="40" w:lineRule="exact"/>
-        <w:rPr>
-          <w:sz w:val="20"/>
-        </w:rPr>
-      </w:pPr>
-    </w:p>
-    <w:p>
-      <w:pPr>
-        <w:pStyle w:val="BodyText"/>
-        <w:spacing w:line="40" w:lineRule="exact"/>
-        <w:rPr>
-          <w:sz w:val="20"/>
-        </w:rPr>
-      </w:pPr>
-    </w:p>
-    <w:p>
-      <w:pPr>
-        <w:pStyle w:val="BodyText"/>
-        <w:spacing w:line="40" w:lineRule="exact"/>
-        <w:rPr>
-          <w:sz w:val="20"/>
-        </w:rPr>
-      </w:pPr>
-    </w:p>
-    <w:p>
-      <w:pPr>
-        <w:pStyle w:val="BodyText"/>
-        <w:spacing w:line="40" w:lineRule="exact"/>
-        <w:rPr>
-          <w:sz w:val="20"/>
-        </w:rPr>
-      </w:pPr>
-    </w:p>
-    <w:p>
-      <w:pPr>
-        <w:pStyle w:val="BodyText"/>
-        <w:spacing w:line="40" w:lineRule="exact"/>
-        <w:rPr>
-          <w:sz w:val="20"/>
-        </w:rPr>
-      </w:pPr>
-    </w:p>
-    <w:p>
-      <w:pPr>
-        <w:pStyle w:val="BodyText"/>
-        <w:spacing w:line="40" w:lineRule="exact"/>
-        <w:rPr>
-          <w:sz w:val="20"/>
-        </w:rPr>
-      </w:pPr>
-    </w:p>
-    <w:p>
-      <w:pPr>
-        <w:pStyle w:val="BodyText"/>
-        <w:spacing w:line="40" w:lineRule="exact"/>
-        <w:rPr>
-          <w:sz w:val="20"/>
-        </w:rPr>
-      </w:pPr>
-    </w:p>
-    <w:p>
-      <w:pPr>
-        <w:pStyle w:val="BodyText"/>
-        <w:spacing w:line="40" w:lineRule="exact"/>
-        <w:rPr>
-          <w:sz w:val="20"/>
-        </w:rPr>
-      </w:pPr>
-    </w:p>
-    <w:p>
-      <w:pPr>
-        <w:pStyle w:val="BodyText"/>
-        <w:spacing w:line="40" w:lineRule="exact"/>
-        <w:rPr>
-          <w:sz w:val="20"/>
-        </w:rPr>
-      </w:pPr>
-    </w:p>
-    <w:p>
-      <w:pPr>
-        <w:pStyle w:val="BodyText"/>
-        <w:spacing w:line="40" w:lineRule="exact"/>
-        <w:rPr>
-          <w:sz w:val="20"/>
-        </w:rPr>
-      </w:pPr>
-    </w:p>
-    <w:tbl>
-      <w:tblPr>
-        <w:tblW w:w="0" w:type="auto"/>
-        <w:tblInd w:w="5" w:type="dxa"/>
-        <w:tblBorders>
-          <w:top w:val="single" w:sz="4" w:space="0" w:color="000000"/>
-          <w:left w:val="single" w:sz="4" w:space="0" w:color="000000"/>
-          <w:bottom w:val="single" w:sz="4" w:space="0" w:color="000000"/>
-          <w:right w:val="single" w:sz="4" w:space="0" w:color="000000"/>
-          <w:insideH w:val="single" w:sz="4" w:space="0" w:color="000000"/>
-          <w:insideV w:val="single" w:sz="4" w:space="0" w:color="000000"/>
-        </w:tblBorders>
-        <w:tblLayout w:type="fixed"/>
-        <w:tblCellMar>
-          <w:left w:w="0" w:type="dxa"/>
-          <w:right w:w="0" w:type="dxa"/>
-        </w:tblCellMar>
-        <w:tblLook w:val="01E0" w:firstRow="1" w:lastRow="1" w:firstColumn="1" w:lastColumn="1" w:noHBand="0" w:noVBand="0"/>
-      </w:tblPr>
-      <w:tblGrid>
-        <w:gridCol w:w="703"/>
-        <w:gridCol w:w="8647"/>
-      </w:tblGrid>
-      <w:tr>
-        <w:trPr>
-          <w:trHeight w:val="300"/>
-        </w:trPr>
-        <w:tc>
-          <w:tcPr>
-            <w:tcW w:w="9350" w:type="dxa"/>
-            <w:gridSpan w:val="2"/>
-          </w:tcPr>
-          <w:p>
-            <w:pPr>
-              <w:pStyle w:val="TableParagraph"/>
-              <w:spacing w:line="360" w:lineRule="auto"/>
-              <w:ind w:left="107"/>
-              <w:rPr>
-                <w:b/>
-                <w:sz w:val="24"/>
-              </w:rPr>
-            </w:pPr>
-            <w:r>
-              <w:rPr>
-                <w:b/>
-                <w:sz w:val="24"/>
-              </w:rPr>
-              <w:t>SRL 7: PRODUCT</w:t>
-            </w:r>
-            <w:r>
-              <w:rPr>
-                <w:b/>
-                <w:spacing w:val="-2"/>
-                <w:sz w:val="24"/>
-              </w:rPr>
-              <w:t xml:space="preserve"> </w:t>
-            </w:r>
-            <w:r>
-              <w:rPr>
-                <w:b/>
-                <w:sz w:val="24"/>
-              </w:rPr>
-              <w:t>&amp; LIMITED</w:t>
-            </w:r>
-            <w:r>
-              <w:rPr>
-                <w:b/>
-                <w:spacing w:val="1"/>
-                <w:sz w:val="24"/>
-              </w:rPr>
-              <w:t xml:space="preserve"> </w:t>
-            </w:r>
-            <w:r>
-              <w:rPr>
-                <w:b/>
-                <w:spacing w:val="-2"/>
-                <w:sz w:val="24"/>
-              </w:rPr>
-              <w:t>REVENUE</w:t>
             </w:r>
           </w:p>
         </w:tc>
@@ -7362,8 +6116,67 @@
           <w:p>
             <w:pPr>
               <w:pStyle w:val="TableParagraph"/>
-              <w:spacing w:line="360" w:lineRule="auto"/>
-              <w:ind w:left="107"/>
+              <w:spacing w:line="276" w:lineRule="auto"/>
+              <w:ind w:left="108"/>
+              <w:rPr>
+                <w:sz w:val="24"/>
+              </w:rPr>
+            </w:pPr>
+            <w:r>
+              <w:rPr>
+                <w:b/>
+                <w:sz w:val="24"/>
+              </w:rPr>
+              <w:t>SRL 7: PRODUCT</w:t>
+            </w:r>
+            <w:r>
+              <w:rPr>
+                <w:b/>
+                <w:spacing w:val="-2"/>
+                <w:sz w:val="24"/>
+              </w:rPr>
+              <w:t xml:space="preserve"> </w:t>
+            </w:r>
+            <w:r>
+              <w:rPr>
+                <w:b/>
+                <w:sz w:val="24"/>
+              </w:rPr>
+              <w:t>&amp; LIMITED</w:t>
+            </w:r>
+            <w:r>
+              <w:rPr>
+                <w:b/>
+                <w:spacing w:val="1"/>
+                <w:sz w:val="24"/>
+              </w:rPr>
+              <w:t xml:space="preserve"> </w:t>
+            </w:r>
+            <w:r>
+              <w:rPr>
+                <w:b/>
+                <w:spacing w:val="-2"/>
+                <w:sz w:val="24"/>
+              </w:rPr>
+              <w:t>REVENUE</w:t>
+            </w:r>
+          </w:p>
+        </w:tc>
+      </w:tr>
+      <w:tr>
+        <w:trPr>
+          <w:trHeight w:val="300"/>
+        </w:trPr>
+        <w:tc>
+          <w:tcPr>
+            <w:tcW w:w="9350" w:type="dxa"/>
+            <w:gridSpan w:val="2"/>
+          </w:tcPr>
+          <w:p>
+            <w:pPr>
+              <w:pStyle w:val="TableParagraph"/>
+              <w:spacing w:line="276" w:lineRule="auto"/>
+              <w:ind w:left="108"/>
               <w:rPr>
                 <w:sz w:val="24"/>
               </w:rPr>
@@ -7571,7 +6384,8 @@
           <w:p>
             <w:pPr>
               <w:pStyle w:val="TableParagraph"/>
-              <w:jc w:val="center"/>
+              <w:spacing w:line="276" w:lineRule="auto"/>
+              <w:ind w:left="108"/>
             </w:pPr>
             <w:r>
               <w:t>${srl_7_0}</w:t>
@@ -7586,7 +6400,7 @@
           <w:p>
             <w:pPr>
               <w:pStyle w:val="TableParagraph"/>
-              <w:spacing w:line="275" w:lineRule="exact"/>
+              <w:spacing w:line="276" w:lineRule="auto"/>
               <w:ind w:left="108"/>
               <w:rPr>
                 <w:sz w:val="24"/>
@@ -7646,7 +6460,8 @@
           <w:p>
             <w:pPr>
               <w:pStyle w:val="TableParagraph"/>
-              <w:jc w:val="center"/>
+              <w:spacing w:line="276" w:lineRule="auto"/>
+              <w:ind w:left="108"/>
             </w:pPr>
             <w:r>
               <w:t>${srl_7_1}</w:t>
@@ -7661,7 +6476,7 @@
           <w:p>
             <w:pPr>
               <w:pStyle w:val="TableParagraph"/>
-              <w:spacing w:line="275" w:lineRule="exact"/>
+              <w:spacing w:line="276" w:lineRule="auto"/>
               <w:ind w:left="108"/>
               <w:rPr>
                 <w:sz w:val="24"/>
@@ -7767,7 +6582,8 @@
           <w:p>
             <w:pPr>
               <w:pStyle w:val="TableParagraph"/>
-              <w:jc w:val="center"/>
+              <w:spacing w:line="276" w:lineRule="auto"/>
+              <w:ind w:left="108"/>
             </w:pPr>
             <w:r>
               <w:t>${srl_7_2}</w:t>
@@ -7782,7 +6598,7 @@
           <w:p>
             <w:pPr>
               <w:pStyle w:val="TableParagraph"/>
-              <w:spacing w:before="1"/>
+              <w:spacing w:line="276" w:lineRule="auto"/>
               <w:ind w:left="108"/>
               <w:rPr>
                 <w:sz w:val="24"/>
@@ -7876,7 +6692,8 @@
           <w:p>
             <w:pPr>
               <w:pStyle w:val="TableParagraph"/>
-              <w:jc w:val="center"/>
+              <w:spacing w:line="276" w:lineRule="auto"/>
+              <w:ind w:left="108"/>
             </w:pPr>
             <w:r>
               <w:t>${srl_7_3}</w:t>
@@ -7891,7 +6708,7 @@
           <w:p>
             <w:pPr>
               <w:pStyle w:val="TableParagraph"/>
-              <w:spacing w:line="275" w:lineRule="exact"/>
+              <w:spacing w:line="276" w:lineRule="auto"/>
               <w:ind w:left="108"/>
               <w:rPr>
                 <w:sz w:val="24"/>
@@ -7986,10 +6803,9 @@
           <w:p>
             <w:pPr>
               <w:pStyle w:val="TableParagraph"/>
-              <w:spacing w:line="480" w:lineRule="auto"/>
-              <w:ind w:left="107"/>
-              <w:rPr>
-                <w:b/>
+              <w:spacing w:line="276" w:lineRule="auto"/>
+              <w:ind w:left="108"/>
+              <w:rPr>
                 <w:sz w:val="24"/>
               </w:rPr>
             </w:pPr>
@@ -8038,8 +6854,8 @@
           <w:p>
             <w:pPr>
               <w:pStyle w:val="TableParagraph"/>
-              <w:spacing w:line="360" w:lineRule="auto"/>
-              <w:ind w:left="107"/>
+              <w:spacing w:line="276" w:lineRule="auto"/>
+              <w:ind w:left="108"/>
               <w:rPr>
                 <w:sz w:val="24"/>
               </w:rPr>
@@ -8065,7 +6881,8 @@
           <w:p>
             <w:pPr>
               <w:pStyle w:val="TableParagraph"/>
-              <w:jc w:val="center"/>
+              <w:spacing w:line="276" w:lineRule="auto"/>
+              <w:ind w:left="108"/>
             </w:pPr>
             <w:r>
               <w:t>${srl_8_0}</w:t>
@@ -8080,7 +6897,7 @@
           <w:p>
             <w:pPr>
               <w:pStyle w:val="TableParagraph"/>
-              <w:spacing w:line="275" w:lineRule="exact"/>
+              <w:spacing w:line="276" w:lineRule="auto"/>
               <w:ind w:left="108"/>
               <w:rPr>
                 <w:sz w:val="24"/>
@@ -8251,7 +7068,8 @@
           <w:p>
             <w:pPr>
               <w:pStyle w:val="TableParagraph"/>
-              <w:jc w:val="center"/>
+              <w:spacing w:line="276" w:lineRule="auto"/>
+              <w:ind w:left="108"/>
             </w:pPr>
             <w:r>
               <w:t>${srl_8_1}</w:t>
@@ -8266,8 +7084,8 @@
           <w:p>
             <w:pPr>
               <w:pStyle w:val="TableParagraph"/>
-              <w:spacing w:before="1" w:line="276" w:lineRule="auto"/>
-              <w:ind w:left="107"/>
+              <w:spacing w:line="276" w:lineRule="auto"/>
+              <w:ind w:left="108"/>
               <w:rPr>
                 <w:sz w:val="24"/>
               </w:rPr>
@@ -8461,7 +7279,8 @@
           <w:p>
             <w:pPr>
               <w:pStyle w:val="TableParagraph"/>
-              <w:jc w:val="center"/>
+              <w:spacing w:line="276" w:lineRule="auto"/>
+              <w:ind w:left="108"/>
             </w:pPr>
             <w:r>
               <w:t>${srl_8_2}</w:t>
@@ -8476,7 +7295,7 @@
           <w:p>
             <w:pPr>
               <w:pStyle w:val="TableParagraph"/>
-              <w:spacing w:line="275" w:lineRule="exact"/>
+              <w:spacing w:line="276" w:lineRule="auto"/>
               <w:ind w:left="108"/>
               <w:rPr>
                 <w:sz w:val="24"/>
@@ -8627,7 +7446,8 @@
           <w:p>
             <w:pPr>
               <w:pStyle w:val="TableParagraph"/>
-              <w:jc w:val="center"/>
+              <w:spacing w:line="276" w:lineRule="auto"/>
+              <w:ind w:left="108"/>
             </w:pPr>
             <w:r>
               <w:t>${srl_8_3}</w:t>
@@ -8642,7 +7462,7 @@
           <w:p>
             <w:pPr>
               <w:pStyle w:val="TableParagraph"/>
-              <w:spacing w:line="275" w:lineRule="exact"/>
+              <w:spacing w:line="276" w:lineRule="auto"/>
               <w:ind w:left="108"/>
               <w:rPr>
                 <w:sz w:val="24"/>
@@ -8741,10 +7561,9 @@
           <w:p>
             <w:pPr>
               <w:pStyle w:val="TableParagraph"/>
-              <w:spacing w:line="480" w:lineRule="auto"/>
-              <w:ind w:left="107"/>
-              <w:rPr>
-                <w:b/>
+              <w:spacing w:line="276" w:lineRule="auto"/>
+              <w:ind w:left="108"/>
+              <w:rPr>
                 <w:sz w:val="24"/>
               </w:rPr>
             </w:pPr>
@@ -8816,8 +7635,8 @@
           <w:p>
             <w:pPr>
               <w:pStyle w:val="TableParagraph"/>
-              <w:spacing w:line="360" w:lineRule="auto"/>
-              <w:ind w:left="107"/>
+              <w:spacing w:line="276" w:lineRule="auto"/>
+              <w:ind w:left="108"/>
               <w:rPr>
                 <w:sz w:val="24"/>
               </w:rPr>
@@ -8909,7 +7728,8 @@
           <w:p>
             <w:pPr>
               <w:pStyle w:val="TableParagraph"/>
-              <w:jc w:val="center"/>
+              <w:spacing w:line="276" w:lineRule="auto"/>
+              <w:ind w:left="108"/>
             </w:pPr>
             <w:r>
               <w:t>${srl_9_0}</w:t>
@@ -8924,7 +7744,7 @@
           <w:p>
             <w:pPr>
               <w:pStyle w:val="TableParagraph"/>
-              <w:spacing w:line="275" w:lineRule="exact"/>
+              <w:spacing w:line="276" w:lineRule="auto"/>
               <w:ind w:left="108"/>
               <w:rPr>
                 <w:sz w:val="24"/>
@@ -9023,7 +7843,8 @@
           <w:p>
             <w:pPr>
               <w:pStyle w:val="TableParagraph"/>
-              <w:jc w:val="center"/>
+              <w:spacing w:line="276" w:lineRule="auto"/>
+              <w:ind w:left="108"/>
             </w:pPr>
             <w:r>
               <w:t>${srl_9_1}</w:t>
@@ -9038,7 +7859,7 @@
           <w:p>
             <w:pPr>
               <w:pStyle w:val="TableParagraph"/>
-              <w:spacing w:line="275" w:lineRule="exact"/>
+              <w:spacing w:line="276" w:lineRule="auto"/>
               <w:ind w:left="108"/>
               <w:rPr>
                 <w:sz w:val="24"/>
@@ -9131,7 +7952,8 @@
           <w:p>
             <w:pPr>
               <w:pStyle w:val="TableParagraph"/>
-              <w:jc w:val="center"/>
+              <w:spacing w:line="276" w:lineRule="auto"/>
+              <w:ind w:left="108"/>
             </w:pPr>
             <w:r>
               <w:t>${srl_9_2}</w:t>
@@ -9147,7 +7969,7 @@
             <w:pPr>
               <w:pStyle w:val="TableParagraph"/>
               <w:spacing w:line="276" w:lineRule="auto"/>
-              <w:ind w:left="107"/>
+              <w:ind w:left="108"/>
               <w:rPr>
                 <w:sz w:val="24"/>
               </w:rPr>
@@ -9206,7 +8028,7 @@
     <w:p>
       <w:pPr>
         <w:pStyle w:val="BodyText"/>
-        <w:spacing w:before="81"/>
+        <w:spacing w:before="1"/>
       </w:pPr>
     </w:p>
     <w:p>
@@ -9217,6 +8039,7 @@
         </w:rPr>
       </w:pPr>
       <w:r>
+        <w:lastRenderedPageBreak/>
         <w:t>${</w:t>
       </w:r>
       <w:proofErr w:type="spellStart"/>
@@ -9260,22 +8083,17 @@
         <w:ind w:right="4022"/>
       </w:pPr>
       <w:r>
-        <w:t>Reviewed by:</w:t>
+        <w:t>Reviewed by</w:t>
+      </w:r>
+      <w:r>
+        <w:t>:</w:t>
       </w:r>
     </w:p>
     <w:p>
       <w:pPr>
         <w:pStyle w:val="BodyText"/>
-        <w:spacing w:line="552" w:lineRule="auto"/>
-        <w:sectPr>
-          <w:headerReference w:type="default" r:id="rId11"/>
-          <w:footerReference w:type="default" r:id="rId12"/>
-          <w:pgSz w:w="12240" w:h="20160" w:code="5"/>
-          <w:pgMar w:top="2400" w:right="1440" w:bottom="1780" w:left="1440" w:header="264" w:footer="1594" w:gutter="0"/>
-          <w:pgNumType w:start="1"/>
-          <w:cols w:space="720"/>
-          <w:docGrid w:linePitch="299"/>
-        </w:sectPr>
+        <w:spacing w:before="40"/>
+        <w:ind w:right="4022"/>
       </w:pPr>
     </w:p>
     <w:p>
@@ -9313,26 +8131,45 @@
       <w:r>
         <w:t>}</w:t>
       </w:r>
-    </w:p>
-    <w:p>
-      <w:pPr>
-        <w:rPr>
-          <w:sz w:val="24"/>
-        </w:rPr>
-      </w:pPr>
       <w:r>
-        <w:br w:type="column"/>
+        <w:tab/>
+      </w:r>
+      <w:r>
+        <w:tab/>
+      </w:r>
+      <w:r>
+        <w:tab/>
+      </w:r>
+      <w:r>
+        <w:tab/>
+      </w:r>
+      <w:r>
+        <w:tab/>
+      </w:r>
+      <w:r>
+        <w:tab/>
+      </w:r>
+      <w:r>
+        <w:tab/>
+      </w:r>
+      <w:r>
+        <w:tab/>
+      </w:r>
+      <w:r>
+        <w:tab/>
       </w:r>
     </w:p>
     <w:p>
       <w:pPr>
         <w:pStyle w:val="BodyText"/>
-        <w:spacing w:before="82"/>
+        <w:spacing w:before="41"/>
+        <w:ind w:left="720"/>
       </w:pPr>
     </w:p>
     <w:p>
       <w:pPr>
         <w:pStyle w:val="BodyText"/>
+        <w:ind w:left="5760"/>
       </w:pPr>
       <w:r>
         <w:t xml:space="preserve">Noted </w:t>
@@ -9348,11 +8185,13 @@
       <w:pPr>
         <w:pStyle w:val="BodyText"/>
         <w:spacing w:before="84"/>
+        <w:ind w:left="5760"/>
       </w:pPr>
     </w:p>
     <w:p>
       <w:pPr>
         <w:pStyle w:val="Heading1"/>
+        <w:ind w:left="5760"/>
         <w:rPr>
           <w:u w:val="none"/>
         </w:rPr>
@@ -9373,6 +8212,7 @@
       <w:pPr>
         <w:pStyle w:val="BodyText"/>
         <w:spacing w:before="41"/>
+        <w:ind w:left="5760"/>
       </w:pPr>
       <w:r>
         <w:t>${noted_by_position_1}</w:t>
@@ -9382,13 +8222,44 @@
       <w:pPr>
         <w:pStyle w:val="BodyText"/>
         <w:spacing w:before="41"/>
+        <w:ind w:left="5760"/>
       </w:pPr>
       <w:r>
         <w:t>${noted_by_position_2}</w:t>
       </w:r>
     </w:p>
+    <w:p>
+      <w:pPr>
+        <w:pStyle w:val="BodyText"/>
+        <w:spacing w:before="41"/>
+      </w:pPr>
+    </w:p>
+    <w:p>
+      <w:pPr>
+        <w:rPr>
+          <w:sz w:val="24"/>
+        </w:rPr>
+        <w:sectPr>
+          <w:headerReference w:type="default" r:id="rId11"/>
+          <w:footerReference w:type="default" r:id="rId12"/>
+          <w:pgSz w:w="11906" w:h="16838" w:code="9"/>
+          <w:pgMar w:top="2400" w:right="1440" w:bottom="1780" w:left="1440" w:header="264" w:footer="1594" w:gutter="0"/>
+          <w:pgNumType w:start="1"/>
+          <w:cols w:space="720"/>
+          <w:docGrid w:linePitch="299"/>
+        </w:sectPr>
+      </w:pPr>
+      <w:r>
+        <w:br w:type="column"/>
+      </w:r>
+    </w:p>
+    <w:p>
+      <w:pPr>
+        <w:pStyle w:val="BodyText"/>
+        <w:spacing w:before="41"/>
+      </w:pPr>
+    </w:p>
     <w:sectPr>
-      <w:type w:val="continuous"/>
       <w:pgSz w:w="12240" w:h="20160"/>
       <w:pgMar w:top="2400" w:right="1440" w:bottom="1780" w:left="1440" w:header="264" w:footer="1594" w:gutter="0"/>
       <w:pgNumType w:start="1"/>
@@ -9447,7 +8318,7 @@
           <wp:extent cx="2462783" cy="758952"/>
           <wp:effectExtent l="0" t="0" r="0" b="0"/>
           <wp:wrapNone/>
-          <wp:docPr id="5" name="Image 5"/>
+          <wp:docPr id="1474350467" name="Image 5"/>
           <wp:cNvGraphicFramePr>
             <a:graphicFrameLocks xmlns:a="http://schemas.openxmlformats.org/drawingml/2006/main"/>
           </wp:cNvGraphicFramePr>
@@ -9852,13 +8723,13 @@
             </wp:anchor>
           </w:drawing>
         </mc:Choice>
-        <mc:Fallback xmlns:pic="http://schemas.openxmlformats.org/drawingml/2006/picture" xmlns:a="http://schemas.openxmlformats.org/drawingml/2006/main">
+        <mc:Fallback>
           <w:pict>
-            <v:shapetype id="_x0000_t202" coordsize="21600,21600" o:spt="202" path="m,l,21600r21600,l21600,xe" w14:anchorId="4ABDBF53">
+            <v:shapetype w14:anchorId="4ABDBF53" id="_x0000_t202" coordsize="21600,21600" o:spt="202" path="m,l,21600r21600,l21600,xe">
               <v:stroke joinstyle="miter"/>
               <v:path gradientshapeok="t" o:connecttype="rect"/>
             </v:shapetype>
-            <v:shape id="Textbox 6" style="position:absolute;margin-left:71pt;margin-top:917.3pt;width:264.8pt;height:59.55pt;z-index:-15936000;visibility:visible;mso-wrap-style:square;mso-wrap-distance-left:0;mso-wrap-distance-top:0;mso-wrap-distance-right:0;mso-wrap-distance-bottom:0;mso-position-horizontal:absolute;mso-position-horizontal-relative:page;mso-position-vertical:absolute;mso-position-vertical-relative:page;v-text-anchor:top" o:spid="_x0000_s1028" filled="f" stroked="f" type="#_x0000_t202" o:gfxdata="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">
+            <v:shape id="Textbox 6" o:spid="_x0000_s1028" type="#_x0000_t202" style="position:absolute;margin-left:71pt;margin-top:917.3pt;width:264.8pt;height:59.55pt;z-index:-15936000;visibility:visible;mso-wrap-style:square;mso-wrap-distance-left:0;mso-wrap-distance-top:0;mso-wrap-distance-right:0;mso-wrap-distance-bottom:0;mso-position-horizontal:absolute;mso-position-horizontal-relative:page;mso-position-vertical:absolute;mso-position-vertical-relative:page;v-text-anchor:top" o:gfxdata="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" filled="f" stroked="f">
               <v:textbox inset="0,0,0,0">
                 <w:txbxContent>
                   <w:p>
@@ -9930,6 +8801,7 @@
                       </w:rPr>
                       <w:t xml:space="preserve"> </w:t>
                     </w:r>
+                    <w:proofErr w:type="spellStart"/>
                     <w:r>
                       <w:rPr>
                         <w:rFonts w:ascii="Arial MT"/>
@@ -9937,6 +8809,7 @@
                       </w:rPr>
                       <w:t>Anonas</w:t>
                     </w:r>
+                    <w:proofErr w:type="spellEnd"/>
                     <w:r>
                       <w:rPr>
                         <w:rFonts w:ascii="Arial MT"/>
@@ -10239,7 +9112,7 @@
           <wp:extent cx="1048512" cy="981455"/>
           <wp:effectExtent l="0" t="0" r="0" b="0"/>
           <wp:wrapNone/>
-          <wp:docPr id="1" name="Image 1"/>
+          <wp:docPr id="1886905971" name="Image 1"/>
           <wp:cNvGraphicFramePr>
             <a:graphicFrameLocks xmlns:a="http://schemas.openxmlformats.org/drawingml/2006/main"/>
           </wp:cNvGraphicFramePr>
@@ -10288,7 +9161,7 @@
           <wp:extent cx="920495" cy="929639"/>
           <wp:effectExtent l="0" t="0" r="0" b="0"/>
           <wp:wrapNone/>
-          <wp:docPr id="2" name="Image 2"/>
+          <wp:docPr id="202992371" name="Image 2"/>
           <wp:cNvGraphicFramePr>
             <a:graphicFrameLocks xmlns:a="http://schemas.openxmlformats.org/drawingml/2006/main"/>
           </wp:cNvGraphicFramePr>
@@ -10855,13 +9728,13 @@
             </wp:anchor>
           </w:drawing>
         </mc:Choice>
-        <mc:Fallback xmlns:pic="http://schemas.openxmlformats.org/drawingml/2006/picture" xmlns:a="http://schemas.openxmlformats.org/drawingml/2006/main">
+        <mc:Fallback>
           <w:pict>
-            <v:shapetype id="_x0000_t202" coordsize="21600,21600" o:spt="202" path="m,l,21600r21600,l21600,xe" w14:anchorId="7B70EBB2">
+            <v:shapetype w14:anchorId="7B70EBB2" id="_x0000_t202" coordsize="21600,21600" o:spt="202" path="m,l,21600r21600,l21600,xe">
               <v:stroke joinstyle="miter"/>
               <v:path gradientshapeok="t" o:connecttype="rect"/>
             </v:shapetype>
-            <v:shape id="Textbox 4" style="position:absolute;margin-left:116pt;margin-top:29.9pt;width:366.25pt;height:59.2pt;z-index:-15937024;visibility:visible;mso-wrap-style:square;mso-wrap-distance-left:0;mso-wrap-distance-top:0;mso-wrap-distance-right:0;mso-wrap-distance-bottom:0;mso-position-horizontal:absolute;mso-position-horizontal-relative:page;mso-position-vertical:absolute;mso-position-vertical-relative:page;v-text-anchor:top" o:spid="_x0000_s1027" filled="f" stroked="f" type="#_x0000_t202" o:gfxdata="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">
+            <v:shape id="Textbox 4" o:spid="_x0000_s1027" type="#_x0000_t202" style="position:absolute;margin-left:116pt;margin-top:29.9pt;width:366.25pt;height:59.2pt;z-index:-15937024;visibility:visible;mso-wrap-style:square;mso-wrap-distance-left:0;mso-wrap-distance-top:0;mso-wrap-distance-right:0;mso-wrap-distance-bottom:0;mso-position-horizontal:absolute;mso-position-horizontal-relative:page;mso-position-vertical:absolute;mso-position-vertical-relative:page;v-text-anchor:top" o:gfxdata="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" filled="f" stroked="f">
               <v:textbox inset="0,0,0,0">
                 <w:txbxContent>
                   <w:p>
@@ -11680,6 +10553,7 @@
   <w:style w:type="paragraph" w:styleId="Heading1">
     <w:name w:val="heading 1"/>
     <w:basedOn w:val="Normal"/>
+    <w:link w:val="Heading1Char"/>
     <w:uiPriority w:val="9"/>
     <w:qFormat/>
     <w:pPr>
@@ -11723,6 +10597,7 @@
   <w:style w:type="paragraph" w:styleId="BodyText">
     <w:name w:val="Body Text"/>
     <w:basedOn w:val="Normal"/>
+    <w:link w:val="BodyTextChar"/>
     <w:uiPriority w:val="1"/>
     <w:qFormat/>
     <w:rPr>
@@ -11758,6 +10633,33 @@
     <w:basedOn w:val="Normal"/>
     <w:uiPriority w:val="1"/>
     <w:qFormat/>
+  </w:style>
+  <w:style w:type="character" w:customStyle="1" w:styleId="Heading1Char">
+    <w:name w:val="Heading 1 Char"/>
+    <w:basedOn w:val="DefaultParagraphFont"/>
+    <w:link w:val="Heading1"/>
+    <w:uiPriority w:val="9"/>
+    <w:rsid w:val="00B76A81"/>
+    <w:rPr>
+      <w:rFonts w:ascii="Times New Roman" w:eastAsia="Times New Roman" w:hAnsi="Times New Roman" w:cs="Times New Roman"/>
+      <w:b/>
+      <w:bCs/>
+      <w:sz w:val="24"/>
+      <w:szCs w:val="24"/>
+      <w:u w:val="single" w:color="000000"/>
+    </w:rPr>
+  </w:style>
+  <w:style w:type="character" w:customStyle="1" w:styleId="BodyTextChar">
+    <w:name w:val="Body Text Char"/>
+    <w:basedOn w:val="DefaultParagraphFont"/>
+    <w:link w:val="BodyText"/>
+    <w:uiPriority w:val="1"/>
+    <w:rsid w:val="00B76A81"/>
+    <w:rPr>
+      <w:rFonts w:ascii="Times New Roman" w:eastAsia="Times New Roman" w:hAnsi="Times New Roman" w:cs="Times New Roman"/>
+      <w:sz w:val="24"/>
+      <w:szCs w:val="24"/>
+    </w:rPr>
   </w:style>
 </w:styles>
 </file>
@@ -12046,6 +10948,15 @@
 </file>
 
 <file path=customXml/item1.xml><?xml version="1.0" encoding="utf-8"?>
+<?mso-contentType ?>
+<FormTemplates xmlns="http://schemas.microsoft.com/sharepoint/v3/contenttype/forms">
+  <Display>DocumentLibraryForm</Display>
+  <Edit>DocumentLibraryForm</Edit>
+  <New>DocumentLibraryForm</New>
+</FormTemplates>
+</file>
+
+<file path=customXml/item2.xml><?xml version="1.0" encoding="utf-8"?>
 <p:properties xmlns:p="http://schemas.microsoft.com/office/2006/metadata/properties" xmlns:xsi="http://www.w3.org/2001/XMLSchema-instance" xmlns:pc="http://schemas.microsoft.com/office/infopath/2007/PartnerControls">
   <documentManagement>
     <lcf76f155ced4ddcb4097134ff3c332f xmlns="3eb70eef-0276-44fc-bfbe-a8ec26fe024c">
@@ -12055,7 +10966,7 @@
 </p:properties>
 </file>
 
-<file path=customXml/item2.xml><?xml version="1.0" encoding="utf-8"?>
+<file path=customXml/item3.xml><?xml version="1.0" encoding="utf-8"?>
 <ct:contentTypeSchema xmlns:ct="http://schemas.microsoft.com/office/2006/metadata/contentType" xmlns:ma="http://schemas.microsoft.com/office/2006/metadata/properties/metaAttributes" ct:_="" ma:_="" ma:contentTypeName="Document" ma:contentTypeID="0x010100284C20252FB83D4990DDE337F2298EA8" ma:contentTypeVersion="11" ma:contentTypeDescription="Create a new document." ma:contentTypeScope="" ma:versionID="2a58c6aa86b2961e42ead1e4bd750d82">
   <xsd:schema xmlns:xsd="http://www.w3.org/2001/XMLSchema" xmlns:xs="http://www.w3.org/2001/XMLSchema" xmlns:p="http://schemas.microsoft.com/office/2006/metadata/properties" xmlns:ns2="3eb70eef-0276-44fc-bfbe-a8ec26fe024c" targetNamespace="http://schemas.microsoft.com/office/2006/metadata/properties" ma:root="true" ma:fieldsID="e6d7b9b50d1fae1123554066672d30be" ns2:_="">
     <xsd:import namespace="3eb70eef-0276-44fc-bfbe-a8ec26fe024c"/>
@@ -12239,16 +11150,15 @@
 </ct:contentTypeSchema>
 </file>
 
-<file path=customXml/item3.xml><?xml version="1.0" encoding="utf-8"?>
-<?mso-contentType ?>
-<FormTemplates xmlns="http://schemas.microsoft.com/sharepoint/v3/contenttype/forms">
-  <Display>DocumentLibraryForm</Display>
-  <Edit>DocumentLibraryForm</Edit>
-  <New>DocumentLibraryForm</New>
-</FormTemplates>
+<file path=customXml/itemProps1.xml><?xml version="1.0" encoding="utf-8"?>
+<ds:datastoreItem xmlns:ds="http://schemas.openxmlformats.org/officeDocument/2006/customXml" ds:itemID="{5C9D63AF-4DB6-4688-8528-3260FF32D1B3}">
+  <ds:schemaRefs>
+    <ds:schemaRef ds:uri="http://schemas.microsoft.com/sharepoint/v3/contenttype/forms"/>
+  </ds:schemaRefs>
+</ds:datastoreItem>
 </file>
 
-<file path=customXml/itemProps1.xml><?xml version="1.0" encoding="utf-8"?>
+<file path=customXml/itemProps2.xml><?xml version="1.0" encoding="utf-8"?>
 <ds:datastoreItem xmlns:ds="http://schemas.openxmlformats.org/officeDocument/2006/customXml" ds:itemID="{529692E6-3658-4250-8316-AE38D1E0A441}">
   <ds:schemaRefs>
     <ds:schemaRef ds:uri="http://schemas.microsoft.com/office/2006/metadata/properties"/>
@@ -12258,7 +11168,7 @@
 </ds:datastoreItem>
 </file>
 
-<file path=customXml/itemProps2.xml><?xml version="1.0" encoding="utf-8"?>
+<file path=customXml/itemProps3.xml><?xml version="1.0" encoding="utf-8"?>
 <ds:datastoreItem xmlns:ds="http://schemas.openxmlformats.org/officeDocument/2006/customXml" ds:itemID="{EE739EAF-D681-4EF4-A1B6-D552066D1FA2}">
   <ds:schemaRefs>
     <ds:schemaRef ds:uri="http://schemas.microsoft.com/office/2006/metadata/contentType"/>
@@ -12274,12 +11184,4 @@
     <ds:schemaRef ds:uri="http://schemas.microsoft.com/internal/obd"/>
   </ds:schemaRefs>
 </ds:datastoreItem>
-</file>
-
-<file path=customXml/itemProps3.xml><?xml version="1.0" encoding="utf-8"?>
-<ds:datastoreItem xmlns:ds="http://schemas.openxmlformats.org/officeDocument/2006/customXml" ds:itemID="{5C9D63AF-4DB6-4688-8528-3260FF32D1B3}">
-  <ds:schemaRefs>
-    <ds:schemaRef ds:uri="http://schemas.microsoft.com/sharepoint/v3/contenttype/forms"/>
-  </ds:schemaRefs>
-</ds:datastoreItem>
 </file>